--- a/flow/20230914_vu_template/01-Октоїх-new/Глас_3/3-НД-.docx
+++ b/flow/20230914_vu_template/01-Октоїх-new/Глас_3/3-НД-.docx
@@ -3536,7 +3536,21 @@
           <w:rFonts w:ascii="Times New Roman" w:hAnsi="Times New Roman"/>
           <w:sz w:val="24"/>
         </w:rPr>
-        <w:t>, Хри́сте,* і воскресі́ння Твоє́ оспі́вуємо і сла́вимо,* бо Твоє́ю ра́ною ми всі зціли́лися.</w:t>
+        <w:t xml:space="preserve">, </w:t>
+      </w:r>
+      <w:r>
+        <w:rPr>
+          <w:rFonts w:ascii="Times New Roman" w:hAnsi="Times New Roman"/>
+          <w:sz w:val="24"/>
+        </w:rPr>
+        <w:t>Хри́сте</w:t>
+      </w:r>
+      <w:r>
+        <w:rPr>
+          <w:rFonts w:ascii="Times New Roman" w:hAnsi="Times New Roman"/>
+          <w:sz w:val="24"/>
+        </w:rPr>
+        <w:t>,* і воскресі́ння Твоє́ оспі́вуємо і сла́вимо,* бо Твоє́ю ра́ною ми всі зціли́лися.</w:t>
       </w:r>
     </w:p>
     <w:p>
@@ -3816,7 +3830,21 @@
           <w:rFonts w:ascii="Times New Roman" w:hAnsi="Times New Roman"/>
           <w:sz w:val="24"/>
         </w:rPr>
-        <w:t xml:space="preserve"> стоїмо́ в пречи́стім Твої́м хра́мі, Хри́сте Бо́же,* зано́симо до Те́бе вечі́рню пі́сню,* з глиби́н душі́ взива́ючи:* Ти, що просвіти́в світ Твої́м пі́сля трьох днів воскресі́нням,* ви́зволь, Людинолю́бче, Твої́х люде́й з рук ворогі́в Твої́х.</w:t>
+        <w:t xml:space="preserve"> стоїмо́ в </w:t>
+      </w:r>
+      <w:r>
+        <w:rPr>
+          <w:rFonts w:ascii="Times New Roman" w:hAnsi="Times New Roman"/>
+          <w:sz w:val="24"/>
+        </w:rPr>
+        <w:t>пречи́стім</w:t>
+      </w:r>
+      <w:r>
+        <w:rPr>
+          <w:rFonts w:ascii="Times New Roman" w:hAnsi="Times New Roman"/>
+          <w:sz w:val="24"/>
+        </w:rPr>
+        <w:t xml:space="preserve"> Твої́м хра́мі, Хри́сте Бо́же,* зано́симо до Те́бе вечі́рню пі́сню,* з глиби́н душі́ взива́ючи:* Ти, що просвіти́в світ Твої́м пі́сля трьох днів воскресі́нням,* ви́зволь, Людинолю́бче, Твої́х люде́й з рук ворогі́в Твої́х.</w:t>
       </w:r>
     </w:p>
     <w:p>
@@ -4066,7 +4094,49 @@
           <w:rFonts w:ascii="Times New Roman" w:hAnsi="Times New Roman"/>
           <w:sz w:val="24"/>
         </w:rPr>
-        <w:t xml:space="preserve">, Всече́сна, твоє́му богочолові́чому ро́дженню?* Бо ти, Всенепоро́чна, не зна́вши му́жа,* породи́ла тіле́сно без ба́тька Си́на,* зро́дженого в ві́чності від Отця́ без ма́тері,* що не зазна́в нія́кої змі́ни чи зміша́ння, чи ро́зділу,* але́ в ці́лості збері́г прикме́ти обо́х приро́д.* Тому́ Ма́ти-Ді́во, Влади́чице, моли́ Його́,* щоб спас </w:t>
+        <w:t xml:space="preserve">, </w:t>
+      </w:r>
+      <w:r>
+        <w:rPr>
+          <w:rFonts w:ascii="Times New Roman" w:hAnsi="Times New Roman"/>
+          <w:sz w:val="24"/>
+        </w:rPr>
+        <w:t>Всече́сна</w:t>
+      </w:r>
+      <w:r>
+        <w:rPr>
+          <w:rFonts w:ascii="Times New Roman" w:hAnsi="Times New Roman"/>
+          <w:sz w:val="24"/>
+        </w:rPr>
+        <w:t xml:space="preserve">, </w:t>
+      </w:r>
+      <w:r>
+        <w:rPr>
+          <w:rFonts w:ascii="Times New Roman" w:hAnsi="Times New Roman"/>
+          <w:sz w:val="24"/>
+        </w:rPr>
+        <w:t>твоє́му</w:t>
+      </w:r>
+      <w:r>
+        <w:rPr>
+          <w:rFonts w:ascii="Times New Roman" w:hAnsi="Times New Roman"/>
+          <w:sz w:val="24"/>
+        </w:rPr>
+        <w:t xml:space="preserve"> </w:t>
+      </w:r>
+      <w:r>
+        <w:rPr>
+          <w:rFonts w:ascii="Times New Roman" w:hAnsi="Times New Roman"/>
+          <w:sz w:val="24"/>
+        </w:rPr>
+        <w:t>богочолові́чому</w:t>
+      </w:r>
+      <w:r>
+        <w:rPr>
+          <w:rFonts w:ascii="Times New Roman" w:hAnsi="Times New Roman"/>
+          <w:sz w:val="24"/>
+        </w:rPr>
+        <w:t xml:space="preserve"> ро́дженню?* Бо ти, Всенепоро́чна, не зна́вши му́жа,* породи́ла тіле́сно без ба́тька Си́на,* зро́дженого в ві́чності від Отця́ без ма́тері,* що не зазна́в нія́кої змі́ни чи зміша́ння, чи ро́зділу,* але́ в ці́лості збері́г прикме́ти обо́х приро́д.* Тому́ Ма́ти-Ді́во, Влади́чице, моли́ Його́,* щоб спас </w:t>
       </w:r>
       <w:r>
         <w:rPr>
@@ -4129,7 +4199,21 @@
           <w:rFonts w:ascii="Times New Roman" w:hAnsi="Times New Roman"/>
           <w:sz w:val="24"/>
         </w:rPr>
-        <w:t xml:space="preserve"> тебе́, як Богоро́дицю.</w:t>
+        <w:t xml:space="preserve"> тебе́, як </w:t>
+      </w:r>
+      <w:r>
+        <w:rPr>
+          <w:rFonts w:ascii="Times New Roman" w:hAnsi="Times New Roman"/>
+          <w:sz w:val="24"/>
+        </w:rPr>
+        <w:t>Богоро́дицю</w:t>
+      </w:r>
+      <w:r>
+        <w:rPr>
+          <w:rFonts w:ascii="Times New Roman" w:hAnsi="Times New Roman"/>
+          <w:sz w:val="24"/>
+        </w:rPr>
+        <w:t>.</w:t>
       </w:r>
     </w:p>
     <w:p>
@@ -6023,7 +6107,21 @@
           <w:rFonts w:ascii="Times New Roman" w:hAnsi="Times New Roman"/>
           <w:sz w:val="24"/>
         </w:rPr>
-        <w:t xml:space="preserve"> всю вселе́нну* і піднесло́ Твоє́ зотлі́ле творіння.* Тому́, ви́зволившись від Ада́мового прокля́ття, кли́чемо:* Всеси́льний Го́споди, – сла́ва Тобі́!</w:t>
+        <w:t xml:space="preserve"> всю </w:t>
+      </w:r>
+      <w:r>
+        <w:rPr>
+          <w:rFonts w:ascii="Times New Roman" w:hAnsi="Times New Roman"/>
+          <w:sz w:val="24"/>
+        </w:rPr>
+        <w:t>вселе́нну</w:t>
+      </w:r>
+      <w:r>
+        <w:rPr>
+          <w:rFonts w:ascii="Times New Roman" w:hAnsi="Times New Roman"/>
+          <w:sz w:val="24"/>
+        </w:rPr>
+        <w:t>* і піднесло́ Твоє́ зотлі́ле творіння.* Тому́, ви́зволившись від Ада́мового прокля́ття, кли́чемо:* Всеси́льний Го́споди, – сла́ва Тобі́!</w:t>
       </w:r>
     </w:p>
     <w:p>
@@ -6561,6 +6659,386 @@
         <w:spacing w:after="120"/>
         <w:jc w:val="both"/>
       </w:pPr>
+      <w:r>
+        <w:rPr>
+          <w:rFonts w:ascii="Times New Roman" w:hAnsi="Times New Roman"/>
+          <w:i/>
+          <w:color w:val="FF0000"/>
+          <w:sz w:val="24"/>
+        </w:rPr>
+        <w:t xml:space="preserve">(г. 3): </w:t>
+      </w:r>
+      <w:r>
+        <w:rPr>
+          <w:rFonts w:ascii="Times New Roman" w:hAnsi="Times New Roman"/>
+          <w:sz w:val="24"/>
+        </w:rPr>
+        <w:t>Хай</w:t>
+      </w:r>
+      <w:r>
+        <w:rPr>
+          <w:rFonts w:ascii="Times New Roman" w:hAnsi="Times New Roman"/>
+          <w:sz w:val="24"/>
+        </w:rPr>
+        <w:t xml:space="preserve"> </w:t>
+      </w:r>
+      <w:r>
+        <w:rPr>
+          <w:rFonts w:ascii="Times New Roman" w:hAnsi="Times New Roman"/>
+          <w:sz w:val="24"/>
+        </w:rPr>
+        <w:t>веселя́ться</w:t>
+      </w:r>
+      <w:r>
+        <w:rPr>
+          <w:rFonts w:ascii="Times New Roman" w:hAnsi="Times New Roman"/>
+          <w:sz w:val="24"/>
+        </w:rPr>
+        <w:t xml:space="preserve"> </w:t>
+      </w:r>
+      <w:r>
+        <w:rPr>
+          <w:rFonts w:ascii="Times New Roman" w:hAnsi="Times New Roman"/>
+          <w:sz w:val="24"/>
+        </w:rPr>
+        <w:t>небе́сні</w:t>
+      </w:r>
+      <w:r>
+        <w:rPr>
+          <w:rFonts w:ascii="Times New Roman" w:hAnsi="Times New Roman"/>
+          <w:sz w:val="24"/>
+        </w:rPr>
+        <w:t xml:space="preserve">, </w:t>
+      </w:r>
+      <w:r>
+        <w:rPr>
+          <w:rFonts w:ascii="Times New Roman" w:hAnsi="Times New Roman"/>
+          <w:sz w:val="24"/>
+        </w:rPr>
+        <w:t>хай</w:t>
+      </w:r>
+      <w:r>
+        <w:rPr>
+          <w:rFonts w:ascii="Times New Roman" w:hAnsi="Times New Roman"/>
+          <w:sz w:val="24"/>
+        </w:rPr>
+        <w:t xml:space="preserve"> </w:t>
+      </w:r>
+      <w:r>
+        <w:rPr>
+          <w:rFonts w:ascii="Times New Roman" w:hAnsi="Times New Roman"/>
+          <w:sz w:val="24"/>
+        </w:rPr>
+        <w:t>ра́дуються</w:t>
+      </w:r>
+      <w:r>
+        <w:rPr>
+          <w:rFonts w:ascii="Times New Roman" w:hAnsi="Times New Roman"/>
+          <w:sz w:val="24"/>
+        </w:rPr>
+        <w:t xml:space="preserve"> </w:t>
+      </w:r>
+      <w:r>
+        <w:rPr>
+          <w:rFonts w:ascii="Times New Roman" w:hAnsi="Times New Roman"/>
+          <w:sz w:val="24"/>
+        </w:rPr>
+        <w:t>земні́ї</w:t>
+      </w:r>
+      <w:r>
+        <w:rPr>
+          <w:rFonts w:ascii="Times New Roman" w:hAnsi="Times New Roman"/>
+          <w:sz w:val="24"/>
+        </w:rPr>
+        <w:t>,*</w:t>
+      </w:r>
+      <w:r>
+        <w:rPr>
+          <w:rFonts w:ascii="Times New Roman" w:hAnsi="Times New Roman"/>
+          <w:sz w:val="24"/>
+        </w:rPr>
+        <w:t xml:space="preserve"> </w:t>
+      </w:r>
+      <w:r>
+        <w:rPr>
+          <w:rFonts w:ascii="Times New Roman" w:hAnsi="Times New Roman"/>
+          <w:sz w:val="24"/>
+        </w:rPr>
+        <w:t>бо</w:t>
+      </w:r>
+      <w:r>
+        <w:rPr>
+          <w:rFonts w:ascii="Times New Roman" w:hAnsi="Times New Roman"/>
+          <w:sz w:val="24"/>
+        </w:rPr>
+        <w:t xml:space="preserve"> </w:t>
+      </w:r>
+      <w:r>
+        <w:rPr>
+          <w:rFonts w:ascii="Times New Roman" w:hAnsi="Times New Roman"/>
+          <w:sz w:val="24"/>
+        </w:rPr>
+        <w:t>яви́в</w:t>
+      </w:r>
+      <w:r>
+        <w:rPr>
+          <w:rFonts w:ascii="Times New Roman" w:hAnsi="Times New Roman"/>
+          <w:sz w:val="24"/>
+        </w:rPr>
+        <w:t xml:space="preserve"> </w:t>
+      </w:r>
+      <w:r>
+        <w:rPr>
+          <w:rFonts w:ascii="Times New Roman" w:hAnsi="Times New Roman"/>
+          <w:sz w:val="24"/>
+        </w:rPr>
+        <w:t>могу́тність</w:t>
+      </w:r>
+      <w:r>
+        <w:rPr>
+          <w:rFonts w:ascii="Times New Roman" w:hAnsi="Times New Roman"/>
+          <w:sz w:val="24"/>
+        </w:rPr>
+        <w:t xml:space="preserve"> </w:t>
+      </w:r>
+      <w:r>
+        <w:rPr>
+          <w:rFonts w:ascii="Times New Roman" w:hAnsi="Times New Roman"/>
+          <w:sz w:val="24"/>
+        </w:rPr>
+        <w:t>руки</w:t>
+      </w:r>
+      <w:r>
+        <w:rPr>
+          <w:rFonts w:ascii="Times New Roman" w:hAnsi="Times New Roman"/>
+          <w:sz w:val="24"/>
+        </w:rPr>
+        <w:t xml:space="preserve">́ </w:t>
+      </w:r>
+      <w:r>
+        <w:rPr>
+          <w:rFonts w:ascii="Times New Roman" w:hAnsi="Times New Roman"/>
+          <w:sz w:val="24"/>
+        </w:rPr>
+        <w:t>Своє́ї</w:t>
+      </w:r>
+      <w:r>
+        <w:rPr>
+          <w:rFonts w:ascii="Times New Roman" w:hAnsi="Times New Roman"/>
+          <w:sz w:val="24"/>
+        </w:rPr>
+        <w:t xml:space="preserve"> </w:t>
+      </w:r>
+      <w:r>
+        <w:rPr>
+          <w:rFonts w:ascii="Times New Roman" w:hAnsi="Times New Roman"/>
+          <w:sz w:val="24"/>
+        </w:rPr>
+        <w:t>Госпо́дь</w:t>
+      </w:r>
+      <w:r>
+        <w:rPr>
+          <w:rFonts w:ascii="Times New Roman" w:hAnsi="Times New Roman"/>
+          <w:sz w:val="24"/>
+        </w:rPr>
+        <w:t xml:space="preserve">,* </w:t>
+      </w:r>
+      <w:r>
+        <w:rPr>
+          <w:rFonts w:ascii="Times New Roman" w:hAnsi="Times New Roman"/>
+          <w:sz w:val="24"/>
+        </w:rPr>
+        <w:t>подола́в</w:t>
+      </w:r>
+      <w:r>
+        <w:rPr>
+          <w:rFonts w:ascii="Times New Roman" w:hAnsi="Times New Roman"/>
+          <w:sz w:val="24"/>
+        </w:rPr>
+        <w:t xml:space="preserve"> </w:t>
+      </w:r>
+      <w:r>
+        <w:rPr>
+          <w:rFonts w:ascii="Times New Roman" w:hAnsi="Times New Roman"/>
+          <w:sz w:val="24"/>
+        </w:rPr>
+        <w:t>сме́ртю</w:t>
+      </w:r>
+      <w:r>
+        <w:rPr>
+          <w:rFonts w:ascii="Times New Roman" w:hAnsi="Times New Roman"/>
+          <w:sz w:val="24"/>
+        </w:rPr>
+        <w:t xml:space="preserve"> </w:t>
+      </w:r>
+      <w:r>
+        <w:rPr>
+          <w:rFonts w:ascii="Times New Roman" w:hAnsi="Times New Roman"/>
+          <w:sz w:val="24"/>
+        </w:rPr>
+        <w:t>смерть</w:t>
+      </w:r>
+      <w:r>
+        <w:rPr>
+          <w:rFonts w:ascii="Times New Roman" w:hAnsi="Times New Roman"/>
+          <w:sz w:val="24"/>
+        </w:rPr>
+        <w:t xml:space="preserve">, </w:t>
+      </w:r>
+      <w:r>
+        <w:rPr>
+          <w:rFonts w:ascii="Times New Roman" w:hAnsi="Times New Roman"/>
+          <w:sz w:val="24"/>
+        </w:rPr>
+        <w:t>пе́рвенцем</w:t>
+      </w:r>
+      <w:r>
+        <w:rPr>
+          <w:rFonts w:ascii="Times New Roman" w:hAnsi="Times New Roman"/>
+          <w:sz w:val="24"/>
+        </w:rPr>
+        <w:t xml:space="preserve"> </w:t>
+      </w:r>
+      <w:r>
+        <w:rPr>
+          <w:rFonts w:ascii="Times New Roman" w:hAnsi="Times New Roman"/>
+          <w:sz w:val="24"/>
+        </w:rPr>
+        <w:t>ме́ртвих</w:t>
+      </w:r>
+      <w:r>
+        <w:rPr>
+          <w:rFonts w:ascii="Times New Roman" w:hAnsi="Times New Roman"/>
+          <w:sz w:val="24"/>
+        </w:rPr>
+        <w:t xml:space="preserve"> </w:t>
+      </w:r>
+      <w:r>
+        <w:rPr>
+          <w:rFonts w:ascii="Times New Roman" w:hAnsi="Times New Roman"/>
+          <w:sz w:val="24"/>
+        </w:rPr>
+        <w:t>став</w:t>
+      </w:r>
+      <w:r>
+        <w:rPr>
+          <w:rFonts w:ascii="Times New Roman" w:hAnsi="Times New Roman"/>
+          <w:sz w:val="24"/>
+        </w:rPr>
+        <w:t xml:space="preserve">,* з </w:t>
+      </w:r>
+      <w:r>
+        <w:rPr>
+          <w:rFonts w:ascii="Times New Roman" w:hAnsi="Times New Roman"/>
+          <w:sz w:val="24"/>
+        </w:rPr>
+        <w:t>безо́дні</w:t>
+      </w:r>
+      <w:r>
+        <w:rPr>
+          <w:rFonts w:ascii="Times New Roman" w:hAnsi="Times New Roman"/>
+          <w:sz w:val="24"/>
+        </w:rPr>
+        <w:t xml:space="preserve"> </w:t>
+      </w:r>
+      <w:r>
+        <w:rPr>
+          <w:rFonts w:ascii="Times New Roman" w:hAnsi="Times New Roman"/>
+          <w:sz w:val="24"/>
+        </w:rPr>
+        <w:t>а́ду</w:t>
+      </w:r>
+      <w:r>
+        <w:rPr>
+          <w:rFonts w:ascii="Times New Roman" w:hAnsi="Times New Roman"/>
+          <w:sz w:val="24"/>
+        </w:rPr>
+        <w:t xml:space="preserve"> </w:t>
+      </w:r>
+      <w:r>
+        <w:rPr>
+          <w:rFonts w:ascii="Times New Roman" w:hAnsi="Times New Roman"/>
+          <w:sz w:val="24"/>
+        </w:rPr>
+        <w:t>ви́зволив</w:t>
+      </w:r>
+      <w:r>
+        <w:rPr>
+          <w:rFonts w:ascii="Times New Roman" w:hAnsi="Times New Roman"/>
+          <w:sz w:val="24"/>
+        </w:rPr>
+        <w:t xml:space="preserve"> </w:t>
+      </w:r>
+      <w:r>
+        <w:rPr>
+          <w:rFonts w:ascii="Times New Roman" w:hAnsi="Times New Roman"/>
+          <w:sz w:val="24"/>
+        </w:rPr>
+        <w:t>нас</w:t>
+      </w:r>
+      <w:r>
+        <w:rPr>
+          <w:rFonts w:ascii="Times New Roman" w:hAnsi="Times New Roman"/>
+          <w:sz w:val="24"/>
+        </w:rPr>
+        <w:t xml:space="preserve">* і </w:t>
+      </w:r>
+      <w:r>
+        <w:rPr>
+          <w:rFonts w:ascii="Times New Roman" w:hAnsi="Times New Roman"/>
+          <w:sz w:val="24"/>
+        </w:rPr>
+        <w:t>пода́в</w:t>
+      </w:r>
+      <w:r>
+        <w:rPr>
+          <w:rFonts w:ascii="Times New Roman" w:hAnsi="Times New Roman"/>
+          <w:sz w:val="24"/>
+        </w:rPr>
+        <w:t xml:space="preserve"> </w:t>
+      </w:r>
+      <w:r>
+        <w:rPr>
+          <w:rFonts w:ascii="Times New Roman" w:hAnsi="Times New Roman"/>
+          <w:sz w:val="24"/>
+        </w:rPr>
+        <w:t>сві́тові</w:t>
+      </w:r>
+      <w:r>
+        <w:rPr>
+          <w:rFonts w:ascii="Times New Roman" w:hAnsi="Times New Roman"/>
+          <w:sz w:val="24"/>
+        </w:rPr>
+        <w:t xml:space="preserve"> </w:t>
+      </w:r>
+      <w:r>
+        <w:rPr>
+          <w:rFonts w:ascii="Times New Roman" w:hAnsi="Times New Roman"/>
+          <w:sz w:val="24"/>
+        </w:rPr>
+        <w:t>вели́ку</w:t>
+      </w:r>
+      <w:r>
+        <w:rPr>
+          <w:rFonts w:ascii="Times New Roman" w:hAnsi="Times New Roman"/>
+          <w:sz w:val="24"/>
+        </w:rPr>
+        <w:t xml:space="preserve"> </w:t>
+      </w:r>
+      <w:r>
+        <w:rPr>
+          <w:rFonts w:ascii="Times New Roman" w:hAnsi="Times New Roman"/>
+          <w:sz w:val="24"/>
+        </w:rPr>
+        <w:t>ми́лість</w:t>
+      </w:r>
+      <w:r>
+        <w:rPr>
+          <w:rFonts w:ascii="Times New Roman" w:hAnsi="Times New Roman"/>
+          <w:sz w:val="24"/>
+        </w:rPr>
+        <w:t>.</w:t>
+      </w:r>
     </w:p>
     <w:p>
       <w:pPr>
@@ -6600,6 +7078,7 @@
     <w:p>
       <w:pPr>
         <w:spacing w:after="120"/>
+        <w:jc w:val="both"/>
       </w:pPr>
     </w:p>
     <w:p>
@@ -9912,6 +10391,410 @@
         <w:spacing w:after="120"/>
         <w:jc w:val="both"/>
       </w:pPr>
+      <w:r>
+        <w:rPr>
+          <w:rFonts w:ascii="Times New Roman" w:hAnsi="Times New Roman"/>
+          <w:i/>
+          <w:color w:val="FF0000"/>
+          <w:sz w:val="24"/>
+        </w:rPr>
+        <w:t xml:space="preserve">(г. 3): </w:t>
+      </w:r>
+      <w:r>
+        <w:rPr>
+          <w:rFonts w:ascii="Times New Roman" w:hAnsi="Times New Roman"/>
+          <w:sz w:val="24"/>
+        </w:rPr>
+        <w:t>Хай</w:t>
+      </w:r>
+      <w:r>
+        <w:rPr>
+          <w:rFonts w:ascii="Times New Roman" w:hAnsi="Times New Roman"/>
+          <w:sz w:val="24"/>
+        </w:rPr>
+        <w:t xml:space="preserve"> </w:t>
+      </w:r>
+      <w:r>
+        <w:rPr>
+          <w:rFonts w:ascii="Times New Roman" w:hAnsi="Times New Roman"/>
+          <w:sz w:val="24"/>
+        </w:rPr>
+        <w:t>веселя́ться</w:t>
+      </w:r>
+      <w:r>
+        <w:rPr>
+          <w:rFonts w:ascii="Times New Roman" w:hAnsi="Times New Roman"/>
+          <w:sz w:val="24"/>
+        </w:rPr>
+        <w:t xml:space="preserve"> </w:t>
+      </w:r>
+      <w:r>
+        <w:rPr>
+          <w:rFonts w:ascii="Times New Roman" w:hAnsi="Times New Roman"/>
+          <w:sz w:val="24"/>
+        </w:rPr>
+        <w:t>небе́сні</w:t>
+      </w:r>
+      <w:r>
+        <w:rPr>
+          <w:rFonts w:ascii="Times New Roman" w:hAnsi="Times New Roman"/>
+          <w:sz w:val="24"/>
+        </w:rPr>
+        <w:t xml:space="preserve">, </w:t>
+      </w:r>
+      <w:r>
+        <w:rPr>
+          <w:rFonts w:ascii="Times New Roman" w:hAnsi="Times New Roman"/>
+          <w:sz w:val="24"/>
+        </w:rPr>
+        <w:t>хай</w:t>
+      </w:r>
+      <w:r>
+        <w:rPr>
+          <w:rFonts w:ascii="Times New Roman" w:hAnsi="Times New Roman"/>
+          <w:sz w:val="24"/>
+        </w:rPr>
+        <w:t xml:space="preserve"> </w:t>
+      </w:r>
+      <w:r>
+        <w:rPr>
+          <w:rFonts w:ascii="Times New Roman" w:hAnsi="Times New Roman"/>
+          <w:sz w:val="24"/>
+        </w:rPr>
+        <w:t>ра́дуються</w:t>
+      </w:r>
+      <w:r>
+        <w:rPr>
+          <w:rFonts w:ascii="Times New Roman" w:hAnsi="Times New Roman"/>
+          <w:sz w:val="24"/>
+        </w:rPr>
+        <w:t xml:space="preserve"> </w:t>
+      </w:r>
+      <w:r>
+        <w:rPr>
+          <w:rFonts w:ascii="Times New Roman" w:hAnsi="Times New Roman"/>
+          <w:sz w:val="24"/>
+        </w:rPr>
+        <w:t>земні́ї</w:t>
+      </w:r>
+      <w:r>
+        <w:rPr>
+          <w:rFonts w:ascii="Times New Roman" w:hAnsi="Times New Roman"/>
+          <w:sz w:val="24"/>
+        </w:rPr>
+        <w:t>,*</w:t>
+      </w:r>
+      <w:r>
+        <w:rPr>
+          <w:rFonts w:ascii="Times New Roman" w:hAnsi="Times New Roman"/>
+          <w:sz w:val="24"/>
+        </w:rPr>
+        <w:t xml:space="preserve"> </w:t>
+      </w:r>
+      <w:r>
+        <w:rPr>
+          <w:rFonts w:ascii="Times New Roman" w:hAnsi="Times New Roman"/>
+          <w:sz w:val="24"/>
+        </w:rPr>
+        <w:t>бо</w:t>
+      </w:r>
+      <w:r>
+        <w:rPr>
+          <w:rFonts w:ascii="Times New Roman" w:hAnsi="Times New Roman"/>
+          <w:sz w:val="24"/>
+        </w:rPr>
+        <w:t xml:space="preserve"> </w:t>
+      </w:r>
+      <w:r>
+        <w:rPr>
+          <w:rFonts w:ascii="Times New Roman" w:hAnsi="Times New Roman"/>
+          <w:sz w:val="24"/>
+        </w:rPr>
+        <w:t>яви́в</w:t>
+      </w:r>
+      <w:r>
+        <w:rPr>
+          <w:rFonts w:ascii="Times New Roman" w:hAnsi="Times New Roman"/>
+          <w:sz w:val="24"/>
+        </w:rPr>
+        <w:t xml:space="preserve"> </w:t>
+      </w:r>
+      <w:r>
+        <w:rPr>
+          <w:rFonts w:ascii="Times New Roman" w:hAnsi="Times New Roman"/>
+          <w:sz w:val="24"/>
+        </w:rPr>
+        <w:t>могу́тність</w:t>
+      </w:r>
+      <w:r>
+        <w:rPr>
+          <w:rFonts w:ascii="Times New Roman" w:hAnsi="Times New Roman"/>
+          <w:sz w:val="24"/>
+        </w:rPr>
+        <w:t xml:space="preserve"> </w:t>
+      </w:r>
+      <w:r>
+        <w:rPr>
+          <w:rFonts w:ascii="Times New Roman" w:hAnsi="Times New Roman"/>
+          <w:sz w:val="24"/>
+        </w:rPr>
+        <w:t>руки</w:t>
+      </w:r>
+      <w:r>
+        <w:rPr>
+          <w:rFonts w:ascii="Times New Roman" w:hAnsi="Times New Roman"/>
+          <w:sz w:val="24"/>
+        </w:rPr>
+        <w:t xml:space="preserve">́ </w:t>
+      </w:r>
+      <w:r>
+        <w:rPr>
+          <w:rFonts w:ascii="Times New Roman" w:hAnsi="Times New Roman"/>
+          <w:sz w:val="24"/>
+        </w:rPr>
+        <w:t>Своє́ї</w:t>
+      </w:r>
+      <w:r>
+        <w:rPr>
+          <w:rFonts w:ascii="Times New Roman" w:hAnsi="Times New Roman"/>
+          <w:sz w:val="24"/>
+        </w:rPr>
+        <w:t xml:space="preserve"> </w:t>
+      </w:r>
+      <w:r>
+        <w:rPr>
+          <w:rFonts w:ascii="Times New Roman" w:hAnsi="Times New Roman"/>
+          <w:sz w:val="24"/>
+        </w:rPr>
+        <w:t>Госпо́дь</w:t>
+      </w:r>
+      <w:r>
+        <w:rPr>
+          <w:rFonts w:ascii="Times New Roman" w:hAnsi="Times New Roman"/>
+          <w:sz w:val="24"/>
+        </w:rPr>
+        <w:t xml:space="preserve">,* </w:t>
+      </w:r>
+      <w:r>
+        <w:rPr>
+          <w:rFonts w:ascii="Times New Roman" w:hAnsi="Times New Roman"/>
+          <w:sz w:val="24"/>
+        </w:rPr>
+        <w:t>подола́в</w:t>
+      </w:r>
+      <w:r>
+        <w:rPr>
+          <w:rFonts w:ascii="Times New Roman" w:hAnsi="Times New Roman"/>
+          <w:sz w:val="24"/>
+        </w:rPr>
+        <w:t xml:space="preserve"> </w:t>
+      </w:r>
+      <w:r>
+        <w:rPr>
+          <w:rFonts w:ascii="Times New Roman" w:hAnsi="Times New Roman"/>
+          <w:sz w:val="24"/>
+        </w:rPr>
+        <w:t>сме́ртю</w:t>
+      </w:r>
+      <w:r>
+        <w:rPr>
+          <w:rFonts w:ascii="Times New Roman" w:hAnsi="Times New Roman"/>
+          <w:sz w:val="24"/>
+        </w:rPr>
+        <w:t xml:space="preserve"> </w:t>
+      </w:r>
+      <w:r>
+        <w:rPr>
+          <w:rFonts w:ascii="Times New Roman" w:hAnsi="Times New Roman"/>
+          <w:sz w:val="24"/>
+        </w:rPr>
+        <w:t>смерть</w:t>
+      </w:r>
+      <w:r>
+        <w:rPr>
+          <w:rFonts w:ascii="Times New Roman" w:hAnsi="Times New Roman"/>
+          <w:sz w:val="24"/>
+        </w:rPr>
+        <w:t xml:space="preserve">, </w:t>
+      </w:r>
+      <w:r>
+        <w:rPr>
+          <w:rFonts w:ascii="Times New Roman" w:hAnsi="Times New Roman"/>
+          <w:sz w:val="24"/>
+        </w:rPr>
+        <w:t>пе́рвенцем</w:t>
+      </w:r>
+      <w:r>
+        <w:rPr>
+          <w:rFonts w:ascii="Times New Roman" w:hAnsi="Times New Roman"/>
+          <w:sz w:val="24"/>
+        </w:rPr>
+        <w:t xml:space="preserve"> </w:t>
+      </w:r>
+      <w:r>
+        <w:rPr>
+          <w:rFonts w:ascii="Times New Roman" w:hAnsi="Times New Roman"/>
+          <w:sz w:val="24"/>
+        </w:rPr>
+        <w:t>ме́ртвих</w:t>
+      </w:r>
+      <w:r>
+        <w:rPr>
+          <w:rFonts w:ascii="Times New Roman" w:hAnsi="Times New Roman"/>
+          <w:sz w:val="24"/>
+        </w:rPr>
+        <w:t xml:space="preserve"> </w:t>
+      </w:r>
+      <w:r>
+        <w:rPr>
+          <w:rFonts w:ascii="Times New Roman" w:hAnsi="Times New Roman"/>
+          <w:sz w:val="24"/>
+        </w:rPr>
+        <w:t>став</w:t>
+      </w:r>
+      <w:r>
+        <w:rPr>
+          <w:rFonts w:ascii="Times New Roman" w:hAnsi="Times New Roman"/>
+          <w:sz w:val="24"/>
+        </w:rPr>
+        <w:t xml:space="preserve">,* з </w:t>
+      </w:r>
+      <w:r>
+        <w:rPr>
+          <w:rFonts w:ascii="Times New Roman" w:hAnsi="Times New Roman"/>
+          <w:sz w:val="24"/>
+        </w:rPr>
+        <w:t>безо́дні</w:t>
+      </w:r>
+      <w:r>
+        <w:rPr>
+          <w:rFonts w:ascii="Times New Roman" w:hAnsi="Times New Roman"/>
+          <w:sz w:val="24"/>
+        </w:rPr>
+        <w:t xml:space="preserve"> </w:t>
+      </w:r>
+      <w:r>
+        <w:rPr>
+          <w:rFonts w:ascii="Times New Roman" w:hAnsi="Times New Roman"/>
+          <w:sz w:val="24"/>
+        </w:rPr>
+        <w:t>а́ду</w:t>
+      </w:r>
+      <w:r>
+        <w:rPr>
+          <w:rFonts w:ascii="Times New Roman" w:hAnsi="Times New Roman"/>
+          <w:sz w:val="24"/>
+        </w:rPr>
+        <w:t xml:space="preserve"> </w:t>
+      </w:r>
+      <w:r>
+        <w:rPr>
+          <w:rFonts w:ascii="Times New Roman" w:hAnsi="Times New Roman"/>
+          <w:sz w:val="24"/>
+        </w:rPr>
+        <w:t>ви́зволив</w:t>
+      </w:r>
+      <w:r>
+        <w:rPr>
+          <w:rFonts w:ascii="Times New Roman" w:hAnsi="Times New Roman"/>
+          <w:sz w:val="24"/>
+        </w:rPr>
+        <w:t xml:space="preserve"> </w:t>
+      </w:r>
+      <w:r>
+        <w:rPr>
+          <w:rFonts w:ascii="Times New Roman" w:hAnsi="Times New Roman"/>
+          <w:sz w:val="24"/>
+        </w:rPr>
+        <w:t>нас</w:t>
+      </w:r>
+      <w:r>
+        <w:rPr>
+          <w:rFonts w:ascii="Times New Roman" w:hAnsi="Times New Roman"/>
+          <w:sz w:val="24"/>
+        </w:rPr>
+        <w:t xml:space="preserve">* і </w:t>
+      </w:r>
+      <w:r>
+        <w:rPr>
+          <w:rFonts w:ascii="Times New Roman" w:hAnsi="Times New Roman"/>
+          <w:sz w:val="24"/>
+        </w:rPr>
+        <w:t>пода́в</w:t>
+      </w:r>
+      <w:r>
+        <w:rPr>
+          <w:rFonts w:ascii="Times New Roman" w:hAnsi="Times New Roman"/>
+          <w:sz w:val="24"/>
+        </w:rPr>
+        <w:t xml:space="preserve"> </w:t>
+      </w:r>
+      <w:r>
+        <w:rPr>
+          <w:rFonts w:ascii="Times New Roman" w:hAnsi="Times New Roman"/>
+          <w:sz w:val="24"/>
+        </w:rPr>
+        <w:t>сві́тові</w:t>
+      </w:r>
+      <w:r>
+        <w:rPr>
+          <w:rFonts w:ascii="Times New Roman" w:hAnsi="Times New Roman"/>
+          <w:sz w:val="24"/>
+        </w:rPr>
+        <w:t xml:space="preserve"> </w:t>
+      </w:r>
+      <w:r>
+        <w:rPr>
+          <w:rFonts w:ascii="Times New Roman" w:hAnsi="Times New Roman"/>
+          <w:sz w:val="24"/>
+        </w:rPr>
+        <w:t>вели́ку</w:t>
+      </w:r>
+      <w:r>
+        <w:rPr>
+          <w:rFonts w:ascii="Times New Roman" w:hAnsi="Times New Roman"/>
+          <w:sz w:val="24"/>
+        </w:rPr>
+        <w:t xml:space="preserve"> </w:t>
+      </w:r>
+      <w:r>
+        <w:rPr>
+          <w:rFonts w:ascii="Times New Roman" w:hAnsi="Times New Roman"/>
+          <w:sz w:val="24"/>
+        </w:rPr>
+        <w:t>ми́лість</w:t>
+      </w:r>
+      <w:r>
+        <w:rPr>
+          <w:rFonts w:ascii="Times New Roman" w:hAnsi="Times New Roman"/>
+          <w:sz w:val="24"/>
+        </w:rPr>
+        <w:t>.</w:t>
+      </w:r>
+      <w:r>
+        <w:rPr>
+          <w:rFonts w:ascii="Times New Roman" w:hAnsi="Times New Roman"/>
+          <w:i/>
+          <w:color w:val="FF0000"/>
+          <w:sz w:val="24"/>
+        </w:rPr>
+        <w:t xml:space="preserve"> </w:t>
+      </w:r>
+      <w:r>
+        <w:rPr>
+          <w:rFonts w:ascii="Times New Roman" w:hAnsi="Times New Roman"/>
+          <w:i/>
+          <w:color w:val="FF0000"/>
+          <w:sz w:val="24"/>
+        </w:rPr>
+        <w:t>(2 р.)</w:t>
+      </w:r>
+    </w:p>
+    <w:p>
+      <w:pPr>
+        <w:spacing w:after="120"/>
+        <w:jc w:val="both"/>
+      </w:pPr>
     </w:p>
     <w:p>
       <w:pPr>
@@ -9951,6 +10834,7 @@
     <w:p>
       <w:pPr>
         <w:spacing w:after="120"/>
+        <w:jc w:val="both"/>
       </w:pPr>
     </w:p>
     <w:p>
@@ -11773,6 +12657,7 @@
         <w:rPr>
           <w:rFonts w:ascii="Times New Roman" w:hAnsi="Times New Roman"/>
           <w:sz w:val="24"/>
+          <w:u w:val="single"/>
         </w:rPr>
         <w:t>Заспівайте Господеві нову пісню; співай Господеві, вся земле!</w:t>
       </w:r>
@@ -12820,6 +13705,37 @@
     </w:p>
     <w:p>
       <w:pPr>
+        <w:pStyle w:val="Heading3"/>
+        <w:spacing w:after="120"/>
+        <w:jc w:val="center"/>
+      </w:pPr>
+      <w:r>
+        <w:rPr>
+          <w:rFonts w:ascii="Times New Roman" w:hAnsi="Times New Roman"/>
+          <w:b/>
+          <w:color w:val="FF0000"/>
+        </w:rPr>
+        <w:t>Пісня</w:t>
+      </w:r>
+      <w:r>
+        <w:rPr>
+          <w:rFonts w:ascii="Times New Roman" w:hAnsi="Times New Roman"/>
+          <w:b/>
+          <w:color w:val="FF0000"/>
+        </w:rPr>
+        <w:t xml:space="preserve"> </w:t>
+      </w:r>
+      <w:r>
+        <w:rPr>
+          <w:rFonts w:ascii="Times New Roman" w:hAnsi="Times New Roman"/>
+          <w:b/>
+          <w:color w:val="FF0000"/>
+        </w:rPr>
+        <w:t>1</w:t>
+      </w:r>
+    </w:p>
+    <w:p>
+      <w:pPr>
         <w:spacing w:after="120"/>
         <w:jc w:val="both"/>
       </w:pPr>
@@ -12830,46 +13746,8 @@
           <w:color w:val="FF0000"/>
           <w:sz w:val="24"/>
         </w:rPr>
-        <w:t>Ірмос 1</w:t>
-      </w:r>
-      <w:r>
-        <w:rPr>
-          <w:rFonts w:ascii="Times New Roman" w:hAnsi="Times New Roman"/>
-          <w:color w:val="FF0000"/>
-          <w:sz w:val="24"/>
-        </w:rPr>
-        <w:t xml:space="preserve">: </w:t>
-      </w:r>
-      <w:r>
-        <w:rPr>
-          <w:rFonts w:ascii="Times New Roman" w:hAnsi="Times New Roman"/>
-          <w:b/>
-          <w:sz w:val="24"/>
-        </w:rPr>
-        <w:t xml:space="preserve">Той, що колись води велінням божественним в одно місце зібрав і розділив море ізраїльському народові* – це Бог наш </w:t>
-      </w:r>
-      <w:r>
-        <w:rPr>
-          <w:rFonts w:ascii="Times New Roman" w:hAnsi="Times New Roman"/>
-          <w:b/>
-          <w:sz w:val="24"/>
-        </w:rPr>
-        <w:t>препрославлений.*</w:t>
-      </w:r>
-      <w:r>
-        <w:rPr>
-          <w:rFonts w:ascii="Times New Roman" w:hAnsi="Times New Roman"/>
-          <w:b/>
-          <w:sz w:val="24"/>
-        </w:rPr>
-        <w:t xml:space="preserve"> Йому єдиному співаймо, бо він прославився.</w:t>
-      </w:r>
-    </w:p>
-    <w:p>
-      <w:pPr>
-        <w:spacing w:after="120"/>
-        <w:jc w:val="both"/>
-      </w:pPr>
+        <w:t>Ірмос</w:t>
+      </w:r>
       <w:r>
         <w:rPr>
           <w:rFonts w:ascii="Times New Roman" w:hAnsi="Times New Roman"/>
@@ -12877,8 +13755,62 @@
           <w:color w:val="FF0000"/>
           <w:sz w:val="24"/>
         </w:rPr>
-        <w:t>Приспів</w:t>
-      </w:r>
+        <w:t xml:space="preserve"> (г. 3):</w:t>
+      </w:r>
+      <w:r>
+        <w:rPr>
+          <w:rFonts w:ascii="Times New Roman" w:hAnsi="Times New Roman"/>
+          <w:color w:val="FF0000"/>
+          <w:sz w:val="24"/>
+        </w:rPr>
+        <w:t xml:space="preserve"> </w:t>
+      </w:r>
+      <w:r>
+        <w:rPr>
+          <w:rFonts w:ascii="Times New Roman" w:hAnsi="Times New Roman"/>
+          <w:b/>
+          <w:sz w:val="24"/>
+        </w:rPr>
+        <w:t xml:space="preserve">Той, </w:t>
+      </w:r>
+      <w:r>
+        <w:rPr>
+          <w:rFonts w:ascii="Times New Roman" w:hAnsi="Times New Roman"/>
+          <w:b/>
+          <w:sz w:val="24"/>
+        </w:rPr>
+        <w:t>що</w:t>
+      </w:r>
+      <w:r>
+        <w:rPr>
+          <w:rFonts w:ascii="Times New Roman" w:hAnsi="Times New Roman"/>
+          <w:b/>
+          <w:sz w:val="24"/>
+        </w:rPr>
+        <w:t xml:space="preserve"> колись води велінням божественним в одно місце зібрав і розділив море ізраїльському народові* – це Бог наш </w:t>
+      </w:r>
+      <w:r>
+        <w:rPr>
+          <w:rFonts w:ascii="Times New Roman" w:hAnsi="Times New Roman"/>
+          <w:b/>
+          <w:sz w:val="24"/>
+        </w:rPr>
+        <w:t>препрославлений.*</w:t>
+      </w:r>
+      <w:r>
+        <w:rPr>
+          <w:rFonts w:ascii="Times New Roman" w:hAnsi="Times New Roman"/>
+          <w:b/>
+          <w:sz w:val="24"/>
+        </w:rPr>
+        <w:t xml:space="preserve"> Йому єдиному співаймо, бо він прославився.</w:t>
+      </w:r>
+    </w:p>
+    <w:p>
+      <w:pPr>
+        <w:spacing w:after="120"/>
+        <w:jc w:val="both"/>
+      </w:pPr>
       <w:r>
         <w:rPr>
           <w:rFonts w:ascii="Times New Roman" w:hAnsi="Times New Roman"/>
@@ -12886,446 +13818,8 @@
           <w:color w:val="FF0000"/>
           <w:sz w:val="24"/>
         </w:rPr>
-        <w:t>:</w:t>
-      </w:r>
-      <w:r>
-        <w:rPr>
-          <w:rFonts w:ascii="Times New Roman" w:hAnsi="Times New Roman"/>
-          <w:i/>
-          <w:sz w:val="24"/>
-        </w:rPr>
-        <w:t xml:space="preserve"> </w:t>
-      </w:r>
-      <w:r>
-        <w:rPr>
-          <w:rFonts w:ascii="Times New Roman" w:hAnsi="Times New Roman"/>
-          <w:sz w:val="24"/>
-          <w:u w:val="single"/>
-        </w:rPr>
-        <w:t xml:space="preserve">Слава, Господи, святому </w:t>
-      </w:r>
-      <w:r>
-        <w:rPr>
-          <w:rFonts w:ascii="Times New Roman" w:hAnsi="Times New Roman"/>
-          <w:sz w:val="24"/>
-          <w:u w:val="single"/>
-        </w:rPr>
-        <w:t>Воскресінню</w:t>
-      </w:r>
-      <w:r>
-        <w:rPr>
-          <w:rFonts w:ascii="Times New Roman" w:hAnsi="Times New Roman"/>
-          <w:sz w:val="24"/>
-          <w:u w:val="single"/>
-        </w:rPr>
-        <w:t xml:space="preserve"> </w:t>
-      </w:r>
-      <w:r>
-        <w:rPr>
-          <w:rFonts w:ascii="Times New Roman" w:hAnsi="Times New Roman"/>
-          <w:sz w:val="24"/>
-          <w:u w:val="single"/>
-        </w:rPr>
-        <w:t>Твоєму</w:t>
-      </w:r>
-      <w:r>
-        <w:rPr>
-          <w:rFonts w:ascii="Times New Roman" w:hAnsi="Times New Roman"/>
-          <w:sz w:val="24"/>
-          <w:u w:val="single"/>
-        </w:rPr>
-        <w:t>.</w:t>
-      </w:r>
-    </w:p>
-    <w:p>
-      <w:pPr>
-        <w:spacing w:after="120"/>
-        <w:jc w:val="both"/>
-      </w:pPr>
-      <w:r>
-        <w:rPr>
-          <w:rFonts w:ascii="Times New Roman" w:hAnsi="Times New Roman"/>
-          <w:sz w:val="24"/>
-        </w:rPr>
-        <w:t>Той</w:t>
-      </w:r>
-      <w:r>
-        <w:rPr>
-          <w:rFonts w:ascii="Times New Roman" w:hAnsi="Times New Roman"/>
-          <w:sz w:val="24"/>
-        </w:rPr>
-        <w:t xml:space="preserve">, </w:t>
-      </w:r>
-      <w:r>
-        <w:rPr>
-          <w:rFonts w:ascii="Times New Roman" w:hAnsi="Times New Roman"/>
-          <w:sz w:val="24"/>
-        </w:rPr>
-        <w:t>що</w:t>
-      </w:r>
-      <w:r>
-        <w:rPr>
-          <w:rFonts w:ascii="Times New Roman" w:hAnsi="Times New Roman"/>
-          <w:sz w:val="24"/>
-        </w:rPr>
-        <w:t xml:space="preserve"> </w:t>
-      </w:r>
-      <w:r>
-        <w:rPr>
-          <w:rFonts w:ascii="Times New Roman" w:hAnsi="Times New Roman"/>
-          <w:sz w:val="24"/>
-        </w:rPr>
-        <w:t>засудив</w:t>
-      </w:r>
-      <w:r>
-        <w:rPr>
-          <w:rFonts w:ascii="Times New Roman" w:hAnsi="Times New Roman"/>
-          <w:sz w:val="24"/>
-        </w:rPr>
-        <w:t xml:space="preserve"> </w:t>
-      </w:r>
-      <w:r>
-        <w:rPr>
-          <w:rFonts w:ascii="Times New Roman" w:hAnsi="Times New Roman"/>
-          <w:sz w:val="24"/>
-        </w:rPr>
-        <w:t>землю</w:t>
-      </w:r>
-      <w:r>
-        <w:rPr>
-          <w:rFonts w:ascii="Times New Roman" w:hAnsi="Times New Roman"/>
-          <w:sz w:val="24"/>
-        </w:rPr>
-        <w:t xml:space="preserve"> </w:t>
-      </w:r>
-      <w:r>
-        <w:rPr>
-          <w:rFonts w:ascii="Times New Roman" w:hAnsi="Times New Roman"/>
-          <w:sz w:val="24"/>
-        </w:rPr>
-        <w:t>приносити</w:t>
-      </w:r>
-      <w:r>
-        <w:rPr>
-          <w:rFonts w:ascii="Times New Roman" w:hAnsi="Times New Roman"/>
-          <w:sz w:val="24"/>
-        </w:rPr>
-        <w:t xml:space="preserve"> </w:t>
-      </w:r>
-      <w:r>
-        <w:rPr>
-          <w:rFonts w:ascii="Times New Roman" w:hAnsi="Times New Roman"/>
-          <w:sz w:val="24"/>
-        </w:rPr>
-        <w:t>грішникові</w:t>
-      </w:r>
-      <w:r>
-        <w:rPr>
-          <w:rFonts w:ascii="Times New Roman" w:hAnsi="Times New Roman"/>
-          <w:sz w:val="24"/>
-        </w:rPr>
-        <w:t xml:space="preserve"> </w:t>
-      </w:r>
-      <w:r>
-        <w:rPr>
-          <w:rFonts w:ascii="Times New Roman" w:hAnsi="Times New Roman"/>
-          <w:sz w:val="24"/>
-        </w:rPr>
-        <w:t>тернину</w:t>
-      </w:r>
-      <w:r>
-        <w:rPr>
-          <w:rFonts w:ascii="Times New Roman" w:hAnsi="Times New Roman"/>
-          <w:sz w:val="24"/>
-        </w:rPr>
-        <w:t xml:space="preserve">, </w:t>
-      </w:r>
-      <w:r>
-        <w:rPr>
-          <w:rFonts w:ascii="Times New Roman" w:hAnsi="Times New Roman"/>
-          <w:sz w:val="24"/>
-        </w:rPr>
-        <w:t>як</w:t>
-      </w:r>
-      <w:r>
-        <w:rPr>
-          <w:rFonts w:ascii="Times New Roman" w:hAnsi="Times New Roman"/>
-          <w:sz w:val="24"/>
-        </w:rPr>
-        <w:t xml:space="preserve"> </w:t>
-      </w:r>
-      <w:r>
-        <w:rPr>
-          <w:rFonts w:ascii="Times New Roman" w:hAnsi="Times New Roman"/>
-          <w:sz w:val="24"/>
-        </w:rPr>
-        <w:t>плід</w:t>
-      </w:r>
-      <w:r>
-        <w:rPr>
-          <w:rFonts w:ascii="Times New Roman" w:hAnsi="Times New Roman"/>
-          <w:sz w:val="24"/>
-        </w:rPr>
-        <w:t xml:space="preserve"> </w:t>
-      </w:r>
-      <w:r>
-        <w:rPr>
-          <w:rFonts w:ascii="Times New Roman" w:hAnsi="Times New Roman"/>
-          <w:sz w:val="24"/>
-        </w:rPr>
-        <w:t>праці</w:t>
-      </w:r>
-      <w:r>
-        <w:rPr>
-          <w:rFonts w:ascii="Times New Roman" w:hAnsi="Times New Roman"/>
-          <w:sz w:val="24"/>
-        </w:rPr>
-        <w:t xml:space="preserve"> </w:t>
-      </w:r>
-      <w:r>
-        <w:rPr>
-          <w:rFonts w:ascii="Times New Roman" w:hAnsi="Times New Roman"/>
-          <w:sz w:val="24"/>
-        </w:rPr>
-        <w:t>аж</w:t>
-      </w:r>
-      <w:r>
-        <w:rPr>
-          <w:rFonts w:ascii="Times New Roman" w:hAnsi="Times New Roman"/>
-          <w:sz w:val="24"/>
-        </w:rPr>
-        <w:t xml:space="preserve"> </w:t>
-      </w:r>
-      <w:r>
-        <w:rPr>
-          <w:rFonts w:ascii="Times New Roman" w:hAnsi="Times New Roman"/>
-          <w:sz w:val="24"/>
-        </w:rPr>
-        <w:t>до</w:t>
-      </w:r>
-      <w:r>
-        <w:rPr>
-          <w:rFonts w:ascii="Times New Roman" w:hAnsi="Times New Roman"/>
-          <w:sz w:val="24"/>
-        </w:rPr>
-        <w:t xml:space="preserve"> </w:t>
-      </w:r>
-      <w:r>
-        <w:rPr>
-          <w:rFonts w:ascii="Times New Roman" w:hAnsi="Times New Roman"/>
-          <w:sz w:val="24"/>
-        </w:rPr>
-        <w:t>поту</w:t>
-      </w:r>
-      <w:r>
-        <w:rPr>
-          <w:rFonts w:ascii="Times New Roman" w:hAnsi="Times New Roman"/>
-          <w:sz w:val="24"/>
-        </w:rPr>
-        <w:t xml:space="preserve">, </w:t>
-      </w:r>
-      <w:r>
-        <w:rPr>
-          <w:rFonts w:ascii="Times New Roman" w:hAnsi="Times New Roman"/>
-          <w:sz w:val="24"/>
-        </w:rPr>
-        <w:t>цей</w:t>
-      </w:r>
-      <w:r>
-        <w:rPr>
-          <w:rFonts w:ascii="Times New Roman" w:hAnsi="Times New Roman"/>
-          <w:sz w:val="24"/>
-        </w:rPr>
-        <w:t xml:space="preserve"> </w:t>
-      </w:r>
-      <w:r>
-        <w:rPr>
-          <w:rFonts w:ascii="Times New Roman" w:hAnsi="Times New Roman"/>
-          <w:sz w:val="24"/>
-        </w:rPr>
-        <w:t>Бог</w:t>
-      </w:r>
-      <w:r>
-        <w:rPr>
-          <w:rFonts w:ascii="Times New Roman" w:hAnsi="Times New Roman"/>
-          <w:sz w:val="24"/>
-        </w:rPr>
-        <w:t xml:space="preserve"> </w:t>
-      </w:r>
-      <w:r>
-        <w:rPr>
-          <w:rFonts w:ascii="Times New Roman" w:hAnsi="Times New Roman"/>
-          <w:sz w:val="24"/>
-        </w:rPr>
-        <w:t>наш</w:t>
-      </w:r>
-      <w:r>
-        <w:rPr>
-          <w:rFonts w:ascii="Times New Roman" w:hAnsi="Times New Roman"/>
-          <w:sz w:val="24"/>
-        </w:rPr>
-        <w:t xml:space="preserve">, </w:t>
-      </w:r>
-      <w:r>
-        <w:rPr>
-          <w:rFonts w:ascii="Times New Roman" w:hAnsi="Times New Roman"/>
-          <w:sz w:val="24"/>
-        </w:rPr>
-        <w:t>вінець</w:t>
-      </w:r>
-      <w:r>
-        <w:rPr>
-          <w:rFonts w:ascii="Times New Roman" w:hAnsi="Times New Roman"/>
-          <w:sz w:val="24"/>
-        </w:rPr>
-        <w:t xml:space="preserve"> </w:t>
-      </w:r>
-      <w:r>
-        <w:rPr>
-          <w:rFonts w:ascii="Times New Roman" w:hAnsi="Times New Roman"/>
-          <w:sz w:val="24"/>
-        </w:rPr>
-        <w:t>терновий</w:t>
-      </w:r>
-      <w:r>
-        <w:rPr>
-          <w:rFonts w:ascii="Times New Roman" w:hAnsi="Times New Roman"/>
-          <w:sz w:val="24"/>
-        </w:rPr>
-        <w:t xml:space="preserve"> з </w:t>
-      </w:r>
-      <w:r>
-        <w:rPr>
-          <w:rFonts w:ascii="Times New Roman" w:hAnsi="Times New Roman"/>
-          <w:sz w:val="24"/>
-        </w:rPr>
-        <w:t>руки</w:t>
-      </w:r>
-      <w:r>
-        <w:rPr>
-          <w:rFonts w:ascii="Times New Roman" w:hAnsi="Times New Roman"/>
-          <w:sz w:val="24"/>
-        </w:rPr>
-        <w:t xml:space="preserve"> </w:t>
-      </w:r>
-      <w:r>
-        <w:rPr>
-          <w:rFonts w:ascii="Times New Roman" w:hAnsi="Times New Roman"/>
-          <w:sz w:val="24"/>
-        </w:rPr>
-        <w:t>беззаконної</w:t>
-      </w:r>
-      <w:r>
-        <w:rPr>
-          <w:rFonts w:ascii="Times New Roman" w:hAnsi="Times New Roman"/>
-          <w:sz w:val="24"/>
-        </w:rPr>
-        <w:t xml:space="preserve"> </w:t>
-      </w:r>
-      <w:r>
-        <w:rPr>
-          <w:rFonts w:ascii="Times New Roman" w:hAnsi="Times New Roman"/>
-          <w:sz w:val="24"/>
-        </w:rPr>
-        <w:t>тілесно</w:t>
-      </w:r>
-      <w:r>
-        <w:rPr>
-          <w:rFonts w:ascii="Times New Roman" w:hAnsi="Times New Roman"/>
-          <w:sz w:val="24"/>
-        </w:rPr>
-        <w:t xml:space="preserve"> </w:t>
-      </w:r>
-      <w:r>
-        <w:rPr>
-          <w:rFonts w:ascii="Times New Roman" w:hAnsi="Times New Roman"/>
-          <w:sz w:val="24"/>
-        </w:rPr>
-        <w:t>прийнявши</w:t>
-      </w:r>
-      <w:r>
-        <w:rPr>
-          <w:rFonts w:ascii="Times New Roman" w:hAnsi="Times New Roman"/>
-          <w:sz w:val="24"/>
-        </w:rPr>
-        <w:t xml:space="preserve">, </w:t>
-      </w:r>
-      <w:r>
-        <w:rPr>
-          <w:rFonts w:ascii="Times New Roman" w:hAnsi="Times New Roman"/>
-          <w:sz w:val="24"/>
-        </w:rPr>
-        <w:t>прокляття</w:t>
-      </w:r>
-      <w:r>
-        <w:rPr>
-          <w:rFonts w:ascii="Times New Roman" w:hAnsi="Times New Roman"/>
-          <w:sz w:val="24"/>
-        </w:rPr>
-        <w:t xml:space="preserve"> </w:t>
-      </w:r>
-      <w:r>
-        <w:rPr>
-          <w:rFonts w:ascii="Times New Roman" w:hAnsi="Times New Roman"/>
-          <w:sz w:val="24"/>
-        </w:rPr>
-        <w:t>знищив</w:t>
-      </w:r>
-      <w:r>
-        <w:rPr>
-          <w:rFonts w:ascii="Times New Roman" w:hAnsi="Times New Roman"/>
-          <w:sz w:val="24"/>
-        </w:rPr>
-        <w:t xml:space="preserve">, — </w:t>
-      </w:r>
-      <w:r>
-        <w:rPr>
-          <w:rFonts w:ascii="Times New Roman" w:hAnsi="Times New Roman"/>
-          <w:sz w:val="24"/>
-        </w:rPr>
-        <w:t>бо</w:t>
-      </w:r>
-      <w:r>
-        <w:rPr>
-          <w:rFonts w:ascii="Times New Roman" w:hAnsi="Times New Roman"/>
-          <w:sz w:val="24"/>
-        </w:rPr>
-        <w:t xml:space="preserve"> </w:t>
-      </w:r>
-      <w:r>
-        <w:rPr>
-          <w:rFonts w:ascii="Times New Roman" w:hAnsi="Times New Roman"/>
-          <w:sz w:val="24"/>
-        </w:rPr>
-        <w:t>Він</w:t>
-      </w:r>
-      <w:r>
-        <w:rPr>
-          <w:rFonts w:ascii="Times New Roman" w:hAnsi="Times New Roman"/>
-          <w:sz w:val="24"/>
-        </w:rPr>
-        <w:t xml:space="preserve"> </w:t>
-      </w:r>
-      <w:r>
-        <w:rPr>
-          <w:rFonts w:ascii="Times New Roman" w:hAnsi="Times New Roman"/>
-          <w:sz w:val="24"/>
-        </w:rPr>
-        <w:t>прославився</w:t>
-      </w:r>
-      <w:r>
-        <w:rPr>
-          <w:rFonts w:ascii="Times New Roman" w:hAnsi="Times New Roman"/>
-          <w:sz w:val="24"/>
-        </w:rPr>
-        <w:t>.</w:t>
-      </w:r>
-    </w:p>
-    <w:p>
-      <w:pPr>
-        <w:spacing w:after="120"/>
-        <w:jc w:val="both"/>
-      </w:pPr>
+        <w:t>Приспів</w:t>
+      </w:r>
       <w:r>
         <w:rPr>
           <w:rFonts w:ascii="Times New Roman" w:hAnsi="Times New Roman"/>
@@ -13333,7 +13827,7 @@
           <w:color w:val="FF0000"/>
           <w:sz w:val="24"/>
         </w:rPr>
-        <w:t>Приспів:</w:t>
+        <w:t>:</w:t>
       </w:r>
       <w:r>
         <w:rPr>
@@ -13349,25 +13843,21 @@
           <w:sz w:val="24"/>
           <w:u w:val="single"/>
         </w:rPr>
-        <w:t>Слава, Господи, святому Воскресінню Твоєму.</w:t>
-      </w:r>
-    </w:p>
-    <w:p>
-      <w:pPr>
-        <w:spacing w:after="120"/>
-        <w:jc w:val="both"/>
-      </w:pPr>
-      <w:r>
-        <w:rPr>
-          <w:rFonts w:ascii="Times New Roman" w:hAnsi="Times New Roman"/>
-          <w:sz w:val="24"/>
-        </w:rPr>
-        <w:t>Страшна</w:t>
-      </w:r>
-      <w:r>
-        <w:rPr>
-          <w:rFonts w:ascii="Times New Roman" w:hAnsi="Times New Roman"/>
-          <w:sz w:val="24"/>
+        <w:t xml:space="preserve">Слава, Господи, святому </w:t>
+      </w:r>
+      <w:r>
+        <w:rPr>
+          <w:rFonts w:ascii="Times New Roman" w:hAnsi="Times New Roman"/>
+          <w:sz w:val="24"/>
+          <w:u w:val="single"/>
+        </w:rPr>
+        <w:t>Воскресінню</w:t>
+      </w:r>
+      <w:r>
+        <w:rPr>
+          <w:rFonts w:ascii="Times New Roman" w:hAnsi="Times New Roman"/>
+          <w:sz w:val="24"/>
+          <w:u w:val="single"/>
         </w:rPr>
         <w:t xml:space="preserve"> </w:t>
       </w:r>
@@ -13375,8 +13865,44 @@
         <w:rPr>
           <w:rFonts w:ascii="Times New Roman" w:hAnsi="Times New Roman"/>
           <w:sz w:val="24"/>
-        </w:rPr>
-        <w:t>смерть</w:t>
+          <w:u w:val="single"/>
+        </w:rPr>
+        <w:t>Твоєму</w:t>
+      </w:r>
+      <w:r>
+        <w:rPr>
+          <w:rFonts w:ascii="Times New Roman" w:hAnsi="Times New Roman"/>
+          <w:sz w:val="24"/>
+          <w:u w:val="single"/>
+        </w:rPr>
+        <w:t>.</w:t>
+      </w:r>
+    </w:p>
+    <w:p>
+      <w:pPr>
+        <w:spacing w:after="120"/>
+        <w:jc w:val="both"/>
+      </w:pPr>
+      <w:r>
+        <w:rPr>
+          <w:rFonts w:ascii="Times New Roman" w:hAnsi="Times New Roman"/>
+          <w:sz w:val="24"/>
+        </w:rPr>
+        <w:t>Той</w:t>
+      </w:r>
+      <w:r>
+        <w:rPr>
+          <w:rFonts w:ascii="Times New Roman" w:hAnsi="Times New Roman"/>
+          <w:sz w:val="24"/>
+        </w:rPr>
+        <w:t xml:space="preserve">, </w:t>
+      </w:r>
+      <w:r>
+        <w:rPr>
+          <w:rFonts w:ascii="Times New Roman" w:hAnsi="Times New Roman"/>
+          <w:sz w:val="24"/>
+        </w:rPr>
+        <w:t>що</w:t>
       </w:r>
       <w:r>
         <w:rPr>
@@ -13390,7 +13916,63 @@
           <w:rFonts w:ascii="Times New Roman" w:hAnsi="Times New Roman"/>
           <w:sz w:val="24"/>
         </w:rPr>
-        <w:t>Христова</w:t>
+        <w:t>засудив</w:t>
+      </w:r>
+      <w:r>
+        <w:rPr>
+          <w:rFonts w:ascii="Times New Roman" w:hAnsi="Times New Roman"/>
+          <w:sz w:val="24"/>
+        </w:rPr>
+        <w:t xml:space="preserve"> </w:t>
+      </w:r>
+      <w:r>
+        <w:rPr>
+          <w:rFonts w:ascii="Times New Roman" w:hAnsi="Times New Roman"/>
+          <w:sz w:val="24"/>
+        </w:rPr>
+        <w:t>землю</w:t>
+      </w:r>
+      <w:r>
+        <w:rPr>
+          <w:rFonts w:ascii="Times New Roman" w:hAnsi="Times New Roman"/>
+          <w:sz w:val="24"/>
+        </w:rPr>
+        <w:t xml:space="preserve"> </w:t>
+      </w:r>
+      <w:r>
+        <w:rPr>
+          <w:rFonts w:ascii="Times New Roman" w:hAnsi="Times New Roman"/>
+          <w:sz w:val="24"/>
+        </w:rPr>
+        <w:t>приносити</w:t>
+      </w:r>
+      <w:r>
+        <w:rPr>
+          <w:rFonts w:ascii="Times New Roman" w:hAnsi="Times New Roman"/>
+          <w:sz w:val="24"/>
+        </w:rPr>
+        <w:t xml:space="preserve"> </w:t>
+      </w:r>
+      <w:r>
+        <w:rPr>
+          <w:rFonts w:ascii="Times New Roman" w:hAnsi="Times New Roman"/>
+          <w:sz w:val="24"/>
+        </w:rPr>
+        <w:t>грішникові</w:t>
+      </w:r>
+      <w:r>
+        <w:rPr>
+          <w:rFonts w:ascii="Times New Roman" w:hAnsi="Times New Roman"/>
+          <w:sz w:val="24"/>
+        </w:rPr>
+        <w:t xml:space="preserve"> </w:t>
+      </w:r>
+      <w:r>
+        <w:rPr>
+          <w:rFonts w:ascii="Times New Roman" w:hAnsi="Times New Roman"/>
+          <w:sz w:val="24"/>
+        </w:rPr>
+        <w:t>тернину</w:t>
       </w:r>
       <w:r>
         <w:rPr>
@@ -13404,7 +13986,7 @@
           <w:rFonts w:ascii="Times New Roman" w:hAnsi="Times New Roman"/>
           <w:sz w:val="24"/>
         </w:rPr>
-        <w:t>переможницею</w:t>
+        <w:t>як</w:t>
       </w:r>
       <w:r>
         <w:rPr>
@@ -13418,7 +14000,63 @@
           <w:rFonts w:ascii="Times New Roman" w:hAnsi="Times New Roman"/>
           <w:sz w:val="24"/>
         </w:rPr>
-        <w:t>смерти</w:t>
+        <w:t>плід</w:t>
+      </w:r>
+      <w:r>
+        <w:rPr>
+          <w:rFonts w:ascii="Times New Roman" w:hAnsi="Times New Roman"/>
+          <w:sz w:val="24"/>
+        </w:rPr>
+        <w:t xml:space="preserve"> </w:t>
+      </w:r>
+      <w:r>
+        <w:rPr>
+          <w:rFonts w:ascii="Times New Roman" w:hAnsi="Times New Roman"/>
+          <w:sz w:val="24"/>
+        </w:rPr>
+        <w:t>праці</w:t>
+      </w:r>
+      <w:r>
+        <w:rPr>
+          <w:rFonts w:ascii="Times New Roman" w:hAnsi="Times New Roman"/>
+          <w:sz w:val="24"/>
+        </w:rPr>
+        <w:t xml:space="preserve"> </w:t>
+      </w:r>
+      <w:r>
+        <w:rPr>
+          <w:rFonts w:ascii="Times New Roman" w:hAnsi="Times New Roman"/>
+          <w:sz w:val="24"/>
+        </w:rPr>
+        <w:t>аж</w:t>
+      </w:r>
+      <w:r>
+        <w:rPr>
+          <w:rFonts w:ascii="Times New Roman" w:hAnsi="Times New Roman"/>
+          <w:sz w:val="24"/>
+        </w:rPr>
+        <w:t xml:space="preserve"> </w:t>
+      </w:r>
+      <w:r>
+        <w:rPr>
+          <w:rFonts w:ascii="Times New Roman" w:hAnsi="Times New Roman"/>
+          <w:sz w:val="24"/>
+        </w:rPr>
+        <w:t>до</w:t>
+      </w:r>
+      <w:r>
+        <w:rPr>
+          <w:rFonts w:ascii="Times New Roman" w:hAnsi="Times New Roman"/>
+          <w:sz w:val="24"/>
+        </w:rPr>
+        <w:t xml:space="preserve"> </w:t>
+      </w:r>
+      <w:r>
+        <w:rPr>
+          <w:rFonts w:ascii="Times New Roman" w:hAnsi="Times New Roman"/>
+          <w:sz w:val="24"/>
+        </w:rPr>
+        <w:t>поту</w:t>
       </w:r>
       <w:r>
         <w:rPr>
@@ -13432,7 +14070,7 @@
           <w:rFonts w:ascii="Times New Roman" w:hAnsi="Times New Roman"/>
           <w:sz w:val="24"/>
         </w:rPr>
-        <w:t>що</w:t>
+        <w:t>цей</w:t>
       </w:r>
       <w:r>
         <w:rPr>
@@ -13446,7 +14084,21 @@
           <w:rFonts w:ascii="Times New Roman" w:hAnsi="Times New Roman"/>
           <w:sz w:val="24"/>
         </w:rPr>
-        <w:t>торжествує</w:t>
+        <w:t>Бог</w:t>
+      </w:r>
+      <w:r>
+        <w:rPr>
+          <w:rFonts w:ascii="Times New Roman" w:hAnsi="Times New Roman"/>
+          <w:sz w:val="24"/>
+        </w:rPr>
+        <w:t xml:space="preserve"> </w:t>
+      </w:r>
+      <w:r>
+        <w:rPr>
+          <w:rFonts w:ascii="Times New Roman" w:hAnsi="Times New Roman"/>
+          <w:sz w:val="24"/>
+        </w:rPr>
+        <w:t>наш</w:t>
       </w:r>
       <w:r>
         <w:rPr>
@@ -13460,35 +14112,7 @@
           <w:rFonts w:ascii="Times New Roman" w:hAnsi="Times New Roman"/>
           <w:sz w:val="24"/>
         </w:rPr>
-        <w:t>виявилася</w:t>
-      </w:r>
-      <w:r>
-        <w:rPr>
-          <w:rFonts w:ascii="Times New Roman" w:hAnsi="Times New Roman"/>
-          <w:sz w:val="24"/>
-        </w:rPr>
-        <w:t xml:space="preserve">; </w:t>
-      </w:r>
-      <w:r>
-        <w:rPr>
-          <w:rFonts w:ascii="Times New Roman" w:hAnsi="Times New Roman"/>
-          <w:sz w:val="24"/>
-        </w:rPr>
-        <w:t>живе</w:t>
-      </w:r>
-      <w:r>
-        <w:rPr>
-          <w:rFonts w:ascii="Times New Roman" w:hAnsi="Times New Roman"/>
-          <w:sz w:val="24"/>
-        </w:rPr>
-        <w:t xml:space="preserve"> й </w:t>
-      </w:r>
-      <w:r>
-        <w:rPr>
-          <w:rFonts w:ascii="Times New Roman" w:hAnsi="Times New Roman"/>
-          <w:sz w:val="24"/>
-        </w:rPr>
-        <w:t>підлегле</w:t>
+        <w:t>вінець</w:t>
       </w:r>
       <w:r>
         <w:rPr>
@@ -13502,7 +14126,21 @@
           <w:rFonts w:ascii="Times New Roman" w:hAnsi="Times New Roman"/>
           <w:sz w:val="24"/>
         </w:rPr>
-        <w:t>стражданням</w:t>
+        <w:t>терновий</w:t>
+      </w:r>
+      <w:r>
+        <w:rPr>
+          <w:rFonts w:ascii="Times New Roman" w:hAnsi="Times New Roman"/>
+          <w:sz w:val="24"/>
+        </w:rPr>
+        <w:t xml:space="preserve"> з </w:t>
+      </w:r>
+      <w:r>
+        <w:rPr>
+          <w:rFonts w:ascii="Times New Roman" w:hAnsi="Times New Roman"/>
+          <w:sz w:val="24"/>
+        </w:rPr>
+        <w:t>руки</w:t>
       </w:r>
       <w:r>
         <w:rPr>
@@ -13516,7 +14154,7 @@
           <w:rFonts w:ascii="Times New Roman" w:hAnsi="Times New Roman"/>
           <w:sz w:val="24"/>
         </w:rPr>
-        <w:t>тіло</w:t>
+        <w:t>беззаконної</w:t>
       </w:r>
       <w:r>
         <w:rPr>
@@ -13530,6 +14168,20 @@
           <w:rFonts w:ascii="Times New Roman" w:hAnsi="Times New Roman"/>
           <w:sz w:val="24"/>
         </w:rPr>
+        <w:t>тілесно</w:t>
+      </w:r>
+      <w:r>
+        <w:rPr>
+          <w:rFonts w:ascii="Times New Roman" w:hAnsi="Times New Roman"/>
+          <w:sz w:val="24"/>
+        </w:rPr>
+        <w:t xml:space="preserve"> </w:t>
+      </w:r>
+      <w:r>
+        <w:rPr>
+          <w:rFonts w:ascii="Times New Roman" w:hAnsi="Times New Roman"/>
+          <w:sz w:val="24"/>
+        </w:rPr>
         <w:t>прийнявши</w:t>
       </w:r>
       <w:r>
@@ -13537,28 +14189,14 @@
           <w:rFonts w:ascii="Times New Roman" w:hAnsi="Times New Roman"/>
           <w:sz w:val="24"/>
         </w:rPr>
-        <w:t xml:space="preserve"> і </w:t>
-      </w:r>
-      <w:r>
-        <w:rPr>
-          <w:rFonts w:ascii="Times New Roman" w:hAnsi="Times New Roman"/>
-          <w:sz w:val="24"/>
-        </w:rPr>
-        <w:t>боротьбу</w:t>
-      </w:r>
-      <w:r>
-        <w:rPr>
-          <w:rFonts w:ascii="Times New Roman" w:hAnsi="Times New Roman"/>
-          <w:sz w:val="24"/>
-        </w:rPr>
-        <w:t xml:space="preserve"> з </w:t>
-      </w:r>
-      <w:r>
-        <w:rPr>
-          <w:rFonts w:ascii="Times New Roman" w:hAnsi="Times New Roman"/>
-          <w:sz w:val="24"/>
-        </w:rPr>
-        <w:t>мучителем</w:t>
+        <w:t xml:space="preserve">, </w:t>
+      </w:r>
+      <w:r>
+        <w:rPr>
+          <w:rFonts w:ascii="Times New Roman" w:hAnsi="Times New Roman"/>
+          <w:sz w:val="24"/>
+        </w:rPr>
+        <w:t>прокляття</w:t>
       </w:r>
       <w:r>
         <w:rPr>
@@ -13572,21 +14210,21 @@
           <w:rFonts w:ascii="Times New Roman" w:hAnsi="Times New Roman"/>
           <w:sz w:val="24"/>
         </w:rPr>
-        <w:t>почавши</w:t>
-      </w:r>
-      <w:r>
-        <w:rPr>
-          <w:rFonts w:ascii="Times New Roman" w:hAnsi="Times New Roman"/>
-          <w:sz w:val="24"/>
-        </w:rPr>
-        <w:t xml:space="preserve">, </w:t>
-      </w:r>
-      <w:r>
-        <w:rPr>
-          <w:rFonts w:ascii="Times New Roman" w:hAnsi="Times New Roman"/>
-          <w:sz w:val="24"/>
-        </w:rPr>
-        <w:t>цей</w:t>
+        <w:t>знищив</w:t>
+      </w:r>
+      <w:r>
+        <w:rPr>
+          <w:rFonts w:ascii="Times New Roman" w:hAnsi="Times New Roman"/>
+          <w:sz w:val="24"/>
+        </w:rPr>
+        <w:t xml:space="preserve">, — </w:t>
+      </w:r>
+      <w:r>
+        <w:rPr>
+          <w:rFonts w:ascii="Times New Roman" w:hAnsi="Times New Roman"/>
+          <w:sz w:val="24"/>
+        </w:rPr>
+        <w:t>бо</w:t>
       </w:r>
       <w:r>
         <w:rPr>
@@ -13600,7 +14238,7 @@
           <w:rFonts w:ascii="Times New Roman" w:hAnsi="Times New Roman"/>
           <w:sz w:val="24"/>
         </w:rPr>
-        <w:t>Бог</w:t>
+        <w:t>Він</w:t>
       </w:r>
       <w:r>
         <w:rPr>
@@ -13614,104 +14252,6 @@
           <w:rFonts w:ascii="Times New Roman" w:hAnsi="Times New Roman"/>
           <w:sz w:val="24"/>
         </w:rPr>
-        <w:t>наш</w:t>
-      </w:r>
-      <w:r>
-        <w:rPr>
-          <w:rFonts w:ascii="Times New Roman" w:hAnsi="Times New Roman"/>
-          <w:sz w:val="24"/>
-        </w:rPr>
-        <w:t xml:space="preserve"> </w:t>
-      </w:r>
-      <w:r>
-        <w:rPr>
-          <w:rFonts w:ascii="Times New Roman" w:hAnsi="Times New Roman"/>
-          <w:sz w:val="24"/>
-        </w:rPr>
-        <w:t>воскресив</w:t>
-      </w:r>
-      <w:r>
-        <w:rPr>
-          <w:rFonts w:ascii="Times New Roman" w:hAnsi="Times New Roman"/>
-          <w:sz w:val="24"/>
-        </w:rPr>
-        <w:t xml:space="preserve"> </w:t>
-      </w:r>
-      <w:r>
-        <w:rPr>
-          <w:rFonts w:ascii="Times New Roman" w:hAnsi="Times New Roman"/>
-          <w:sz w:val="24"/>
-        </w:rPr>
-        <w:t>із</w:t>
-      </w:r>
-      <w:r>
-        <w:rPr>
-          <w:rFonts w:ascii="Times New Roman" w:hAnsi="Times New Roman"/>
-          <w:sz w:val="24"/>
-        </w:rPr>
-        <w:t xml:space="preserve"> </w:t>
-      </w:r>
-      <w:r>
-        <w:rPr>
-          <w:rFonts w:ascii="Times New Roman" w:hAnsi="Times New Roman"/>
-          <w:sz w:val="24"/>
-        </w:rPr>
-        <w:t>Собою</w:t>
-      </w:r>
-      <w:r>
-        <w:rPr>
-          <w:rFonts w:ascii="Times New Roman" w:hAnsi="Times New Roman"/>
-          <w:sz w:val="24"/>
-        </w:rPr>
-        <w:t xml:space="preserve"> </w:t>
-      </w:r>
-      <w:r>
-        <w:rPr>
-          <w:rFonts w:ascii="Times New Roman" w:hAnsi="Times New Roman"/>
-          <w:sz w:val="24"/>
-        </w:rPr>
-        <w:t>всіх</w:t>
-      </w:r>
-      <w:r>
-        <w:rPr>
-          <w:rFonts w:ascii="Times New Roman" w:hAnsi="Times New Roman"/>
-          <w:sz w:val="24"/>
-        </w:rPr>
-        <w:t xml:space="preserve">, </w:t>
-      </w:r>
-      <w:r>
-        <w:rPr>
-          <w:rFonts w:ascii="Times New Roman" w:hAnsi="Times New Roman"/>
-          <w:sz w:val="24"/>
-        </w:rPr>
-        <w:t>бо</w:t>
-      </w:r>
-      <w:r>
-        <w:rPr>
-          <w:rFonts w:ascii="Times New Roman" w:hAnsi="Times New Roman"/>
-          <w:sz w:val="24"/>
-        </w:rPr>
-        <w:t xml:space="preserve"> </w:t>
-      </w:r>
-      <w:r>
-        <w:rPr>
-          <w:rFonts w:ascii="Times New Roman" w:hAnsi="Times New Roman"/>
-          <w:sz w:val="24"/>
-        </w:rPr>
-        <w:t>Він</w:t>
-      </w:r>
-      <w:r>
-        <w:rPr>
-          <w:rFonts w:ascii="Times New Roman" w:hAnsi="Times New Roman"/>
-          <w:sz w:val="24"/>
-        </w:rPr>
-        <w:t xml:space="preserve"> </w:t>
-      </w:r>
-      <w:r>
-        <w:rPr>
-          <w:rFonts w:ascii="Times New Roman" w:hAnsi="Times New Roman"/>
-          <w:sz w:val="24"/>
-        </w:rPr>
         <w:t>прославився</w:t>
       </w:r>
       <w:r>
@@ -13727,29 +14267,6 @@
         <w:spacing w:after="120"/>
         <w:jc w:val="both"/>
       </w:pPr>
-      <w:r>
-        <w:rPr>
-          <w:rFonts w:ascii="Times New Roman" w:hAnsi="Times New Roman"/>
-          <w:b/>
-          <w:sz w:val="24"/>
-        </w:rPr>
-        <w:t xml:space="preserve">Слава і </w:t>
-      </w:r>
-      <w:r>
-        <w:rPr>
-          <w:rFonts w:ascii="Times New Roman" w:hAnsi="Times New Roman"/>
-          <w:b/>
-          <w:sz w:val="24"/>
-        </w:rPr>
-        <w:t>нині</w:t>
-      </w:r>
-      <w:r>
-        <w:rPr>
-          <w:rFonts w:ascii="Times New Roman" w:hAnsi="Times New Roman"/>
-          <w:sz w:val="24"/>
-        </w:rPr>
-        <w:t xml:space="preserve">: </w:t>
-      </w:r>
       <w:r>
         <w:rPr>
           <w:rFonts w:ascii="Times New Roman" w:hAnsi="Times New Roman"/>
@@ -13757,7 +14274,430 @@
           <w:color w:val="FF0000"/>
           <w:sz w:val="24"/>
         </w:rPr>
-        <w:t>Богородичний</w:t>
+        <w:t>Приспів:</w:t>
+      </w:r>
+      <w:r>
+        <w:rPr>
+          <w:rFonts w:ascii="Times New Roman" w:hAnsi="Times New Roman"/>
+          <w:i/>
+          <w:sz w:val="24"/>
+        </w:rPr>
+        <w:t xml:space="preserve"> </w:t>
+      </w:r>
+      <w:r>
+        <w:rPr>
+          <w:rFonts w:ascii="Times New Roman" w:hAnsi="Times New Roman"/>
+          <w:sz w:val="24"/>
+          <w:u w:val="single"/>
+        </w:rPr>
+        <w:t>Слава, Господи, святому Воскресінню Твоєму.</w:t>
+      </w:r>
+    </w:p>
+    <w:p>
+      <w:pPr>
+        <w:spacing w:after="120"/>
+        <w:jc w:val="both"/>
+      </w:pPr>
+      <w:r>
+        <w:rPr>
+          <w:rFonts w:ascii="Times New Roman" w:hAnsi="Times New Roman"/>
+          <w:sz w:val="24"/>
+        </w:rPr>
+        <w:t>Страшна</w:t>
+      </w:r>
+      <w:r>
+        <w:rPr>
+          <w:rFonts w:ascii="Times New Roman" w:hAnsi="Times New Roman"/>
+          <w:sz w:val="24"/>
+        </w:rPr>
+        <w:t xml:space="preserve"> </w:t>
+      </w:r>
+      <w:r>
+        <w:rPr>
+          <w:rFonts w:ascii="Times New Roman" w:hAnsi="Times New Roman"/>
+          <w:sz w:val="24"/>
+        </w:rPr>
+        <w:t>смерть</w:t>
+      </w:r>
+      <w:r>
+        <w:rPr>
+          <w:rFonts w:ascii="Times New Roman" w:hAnsi="Times New Roman"/>
+          <w:sz w:val="24"/>
+        </w:rPr>
+        <w:t xml:space="preserve"> </w:t>
+      </w:r>
+      <w:r>
+        <w:rPr>
+          <w:rFonts w:ascii="Times New Roman" w:hAnsi="Times New Roman"/>
+          <w:sz w:val="24"/>
+        </w:rPr>
+        <w:t>Христова</w:t>
+      </w:r>
+      <w:r>
+        <w:rPr>
+          <w:rFonts w:ascii="Times New Roman" w:hAnsi="Times New Roman"/>
+          <w:sz w:val="24"/>
+        </w:rPr>
+        <w:t xml:space="preserve">, </w:t>
+      </w:r>
+      <w:r>
+        <w:rPr>
+          <w:rFonts w:ascii="Times New Roman" w:hAnsi="Times New Roman"/>
+          <w:sz w:val="24"/>
+        </w:rPr>
+        <w:t>переможницею</w:t>
+      </w:r>
+      <w:r>
+        <w:rPr>
+          <w:rFonts w:ascii="Times New Roman" w:hAnsi="Times New Roman"/>
+          <w:sz w:val="24"/>
+        </w:rPr>
+        <w:t xml:space="preserve"> </w:t>
+      </w:r>
+      <w:r>
+        <w:rPr>
+          <w:rFonts w:ascii="Times New Roman" w:hAnsi="Times New Roman"/>
+          <w:sz w:val="24"/>
+        </w:rPr>
+        <w:t>смерти</w:t>
+      </w:r>
+      <w:r>
+        <w:rPr>
+          <w:rFonts w:ascii="Times New Roman" w:hAnsi="Times New Roman"/>
+          <w:sz w:val="24"/>
+        </w:rPr>
+        <w:t xml:space="preserve">, </w:t>
+      </w:r>
+      <w:r>
+        <w:rPr>
+          <w:rFonts w:ascii="Times New Roman" w:hAnsi="Times New Roman"/>
+          <w:sz w:val="24"/>
+        </w:rPr>
+        <w:t>що</w:t>
+      </w:r>
+      <w:r>
+        <w:rPr>
+          <w:rFonts w:ascii="Times New Roman" w:hAnsi="Times New Roman"/>
+          <w:sz w:val="24"/>
+        </w:rPr>
+        <w:t xml:space="preserve"> </w:t>
+      </w:r>
+      <w:r>
+        <w:rPr>
+          <w:rFonts w:ascii="Times New Roman" w:hAnsi="Times New Roman"/>
+          <w:sz w:val="24"/>
+        </w:rPr>
+        <w:t>торжествує</w:t>
+      </w:r>
+      <w:r>
+        <w:rPr>
+          <w:rFonts w:ascii="Times New Roman" w:hAnsi="Times New Roman"/>
+          <w:sz w:val="24"/>
+        </w:rPr>
+        <w:t xml:space="preserve">, </w:t>
+      </w:r>
+      <w:r>
+        <w:rPr>
+          <w:rFonts w:ascii="Times New Roman" w:hAnsi="Times New Roman"/>
+          <w:sz w:val="24"/>
+        </w:rPr>
+        <w:t>виявилася</w:t>
+      </w:r>
+      <w:r>
+        <w:rPr>
+          <w:rFonts w:ascii="Times New Roman" w:hAnsi="Times New Roman"/>
+          <w:sz w:val="24"/>
+        </w:rPr>
+        <w:t xml:space="preserve">; </w:t>
+      </w:r>
+      <w:r>
+        <w:rPr>
+          <w:rFonts w:ascii="Times New Roman" w:hAnsi="Times New Roman"/>
+          <w:sz w:val="24"/>
+        </w:rPr>
+        <w:t>живе</w:t>
+      </w:r>
+      <w:r>
+        <w:rPr>
+          <w:rFonts w:ascii="Times New Roman" w:hAnsi="Times New Roman"/>
+          <w:sz w:val="24"/>
+        </w:rPr>
+        <w:t xml:space="preserve"> й </w:t>
+      </w:r>
+      <w:r>
+        <w:rPr>
+          <w:rFonts w:ascii="Times New Roman" w:hAnsi="Times New Roman"/>
+          <w:sz w:val="24"/>
+        </w:rPr>
+        <w:t>підлегле</w:t>
+      </w:r>
+      <w:r>
+        <w:rPr>
+          <w:rFonts w:ascii="Times New Roman" w:hAnsi="Times New Roman"/>
+          <w:sz w:val="24"/>
+        </w:rPr>
+        <w:t xml:space="preserve"> </w:t>
+      </w:r>
+      <w:r>
+        <w:rPr>
+          <w:rFonts w:ascii="Times New Roman" w:hAnsi="Times New Roman"/>
+          <w:sz w:val="24"/>
+        </w:rPr>
+        <w:t>стражданням</w:t>
+      </w:r>
+      <w:r>
+        <w:rPr>
+          <w:rFonts w:ascii="Times New Roman" w:hAnsi="Times New Roman"/>
+          <w:sz w:val="24"/>
+        </w:rPr>
+        <w:t xml:space="preserve"> </w:t>
+      </w:r>
+      <w:r>
+        <w:rPr>
+          <w:rFonts w:ascii="Times New Roman" w:hAnsi="Times New Roman"/>
+          <w:sz w:val="24"/>
+        </w:rPr>
+        <w:t>тіло</w:t>
+      </w:r>
+      <w:r>
+        <w:rPr>
+          <w:rFonts w:ascii="Times New Roman" w:hAnsi="Times New Roman"/>
+          <w:sz w:val="24"/>
+        </w:rPr>
+        <w:t xml:space="preserve"> </w:t>
+      </w:r>
+      <w:r>
+        <w:rPr>
+          <w:rFonts w:ascii="Times New Roman" w:hAnsi="Times New Roman"/>
+          <w:sz w:val="24"/>
+        </w:rPr>
+        <w:t>прийнявши</w:t>
+      </w:r>
+      <w:r>
+        <w:rPr>
+          <w:rFonts w:ascii="Times New Roman" w:hAnsi="Times New Roman"/>
+          <w:sz w:val="24"/>
+        </w:rPr>
+        <w:t xml:space="preserve"> і </w:t>
+      </w:r>
+      <w:r>
+        <w:rPr>
+          <w:rFonts w:ascii="Times New Roman" w:hAnsi="Times New Roman"/>
+          <w:sz w:val="24"/>
+        </w:rPr>
+        <w:t>боротьбу</w:t>
+      </w:r>
+      <w:r>
+        <w:rPr>
+          <w:rFonts w:ascii="Times New Roman" w:hAnsi="Times New Roman"/>
+          <w:sz w:val="24"/>
+        </w:rPr>
+        <w:t xml:space="preserve"> з </w:t>
+      </w:r>
+      <w:r>
+        <w:rPr>
+          <w:rFonts w:ascii="Times New Roman" w:hAnsi="Times New Roman"/>
+          <w:sz w:val="24"/>
+        </w:rPr>
+        <w:t>мучителем</w:t>
+      </w:r>
+      <w:r>
+        <w:rPr>
+          <w:rFonts w:ascii="Times New Roman" w:hAnsi="Times New Roman"/>
+          <w:sz w:val="24"/>
+        </w:rPr>
+        <w:t xml:space="preserve"> </w:t>
+      </w:r>
+      <w:r>
+        <w:rPr>
+          <w:rFonts w:ascii="Times New Roman" w:hAnsi="Times New Roman"/>
+          <w:sz w:val="24"/>
+        </w:rPr>
+        <w:t>почавши</w:t>
+      </w:r>
+      <w:r>
+        <w:rPr>
+          <w:rFonts w:ascii="Times New Roman" w:hAnsi="Times New Roman"/>
+          <w:sz w:val="24"/>
+        </w:rPr>
+        <w:t xml:space="preserve">, </w:t>
+      </w:r>
+      <w:r>
+        <w:rPr>
+          <w:rFonts w:ascii="Times New Roman" w:hAnsi="Times New Roman"/>
+          <w:sz w:val="24"/>
+        </w:rPr>
+        <w:t>цей</w:t>
+      </w:r>
+      <w:r>
+        <w:rPr>
+          <w:rFonts w:ascii="Times New Roman" w:hAnsi="Times New Roman"/>
+          <w:sz w:val="24"/>
+        </w:rPr>
+        <w:t xml:space="preserve"> </w:t>
+      </w:r>
+      <w:r>
+        <w:rPr>
+          <w:rFonts w:ascii="Times New Roman" w:hAnsi="Times New Roman"/>
+          <w:sz w:val="24"/>
+        </w:rPr>
+        <w:t>Бог</w:t>
+      </w:r>
+      <w:r>
+        <w:rPr>
+          <w:rFonts w:ascii="Times New Roman" w:hAnsi="Times New Roman"/>
+          <w:sz w:val="24"/>
+        </w:rPr>
+        <w:t xml:space="preserve"> </w:t>
+      </w:r>
+      <w:r>
+        <w:rPr>
+          <w:rFonts w:ascii="Times New Roman" w:hAnsi="Times New Roman"/>
+          <w:sz w:val="24"/>
+        </w:rPr>
+        <w:t>наш</w:t>
+      </w:r>
+      <w:r>
+        <w:rPr>
+          <w:rFonts w:ascii="Times New Roman" w:hAnsi="Times New Roman"/>
+          <w:sz w:val="24"/>
+        </w:rPr>
+        <w:t xml:space="preserve"> </w:t>
+      </w:r>
+      <w:r>
+        <w:rPr>
+          <w:rFonts w:ascii="Times New Roman" w:hAnsi="Times New Roman"/>
+          <w:sz w:val="24"/>
+        </w:rPr>
+        <w:t>воскресив</w:t>
+      </w:r>
+      <w:r>
+        <w:rPr>
+          <w:rFonts w:ascii="Times New Roman" w:hAnsi="Times New Roman"/>
+          <w:sz w:val="24"/>
+        </w:rPr>
+        <w:t xml:space="preserve"> </w:t>
+      </w:r>
+      <w:r>
+        <w:rPr>
+          <w:rFonts w:ascii="Times New Roman" w:hAnsi="Times New Roman"/>
+          <w:sz w:val="24"/>
+        </w:rPr>
+        <w:t>із</w:t>
+      </w:r>
+      <w:r>
+        <w:rPr>
+          <w:rFonts w:ascii="Times New Roman" w:hAnsi="Times New Roman"/>
+          <w:sz w:val="24"/>
+        </w:rPr>
+        <w:t xml:space="preserve"> </w:t>
+      </w:r>
+      <w:r>
+        <w:rPr>
+          <w:rFonts w:ascii="Times New Roman" w:hAnsi="Times New Roman"/>
+          <w:sz w:val="24"/>
+        </w:rPr>
+        <w:t>Собою</w:t>
+      </w:r>
+      <w:r>
+        <w:rPr>
+          <w:rFonts w:ascii="Times New Roman" w:hAnsi="Times New Roman"/>
+          <w:sz w:val="24"/>
+        </w:rPr>
+        <w:t xml:space="preserve"> </w:t>
+      </w:r>
+      <w:r>
+        <w:rPr>
+          <w:rFonts w:ascii="Times New Roman" w:hAnsi="Times New Roman"/>
+          <w:sz w:val="24"/>
+        </w:rPr>
+        <w:t>всіх</w:t>
+      </w:r>
+      <w:r>
+        <w:rPr>
+          <w:rFonts w:ascii="Times New Roman" w:hAnsi="Times New Roman"/>
+          <w:sz w:val="24"/>
+        </w:rPr>
+        <w:t xml:space="preserve">, </w:t>
+      </w:r>
+      <w:r>
+        <w:rPr>
+          <w:rFonts w:ascii="Times New Roman" w:hAnsi="Times New Roman"/>
+          <w:sz w:val="24"/>
+        </w:rPr>
+        <w:t>бо</w:t>
+      </w:r>
+      <w:r>
+        <w:rPr>
+          <w:rFonts w:ascii="Times New Roman" w:hAnsi="Times New Roman"/>
+          <w:sz w:val="24"/>
+        </w:rPr>
+        <w:t xml:space="preserve"> </w:t>
+      </w:r>
+      <w:r>
+        <w:rPr>
+          <w:rFonts w:ascii="Times New Roman" w:hAnsi="Times New Roman"/>
+          <w:sz w:val="24"/>
+        </w:rPr>
+        <w:t>Він</w:t>
+      </w:r>
+      <w:r>
+        <w:rPr>
+          <w:rFonts w:ascii="Times New Roman" w:hAnsi="Times New Roman"/>
+          <w:sz w:val="24"/>
+        </w:rPr>
+        <w:t xml:space="preserve"> </w:t>
+      </w:r>
+      <w:r>
+        <w:rPr>
+          <w:rFonts w:ascii="Times New Roman" w:hAnsi="Times New Roman"/>
+          <w:sz w:val="24"/>
+        </w:rPr>
+        <w:t>прославився</w:t>
+      </w:r>
+      <w:r>
+        <w:rPr>
+          <w:rFonts w:ascii="Times New Roman" w:hAnsi="Times New Roman"/>
+          <w:sz w:val="24"/>
+        </w:rPr>
+        <w:t>.</w:t>
+      </w:r>
+    </w:p>
+    <w:p>
+      <w:pPr>
+        <w:spacing w:after="120"/>
+        <w:jc w:val="both"/>
+      </w:pPr>
+      <w:r>
+        <w:rPr>
+          <w:rFonts w:ascii="Times New Roman" w:hAnsi="Times New Roman"/>
+          <w:b/>
+          <w:sz w:val="24"/>
+        </w:rPr>
+        <w:t>Слава</w:t>
+      </w:r>
+      <w:r>
+        <w:rPr>
+          <w:rFonts w:ascii="Times New Roman" w:hAnsi="Times New Roman"/>
+          <w:b/>
+          <w:sz w:val="24"/>
+        </w:rPr>
+        <w:t xml:space="preserve"> і </w:t>
+      </w:r>
+      <w:r>
+        <w:rPr>
+          <w:rFonts w:ascii="Times New Roman" w:hAnsi="Times New Roman"/>
+          <w:b/>
+          <w:sz w:val="24"/>
+        </w:rPr>
+        <w:t>нині</w:t>
+      </w:r>
+      <w:r>
+        <w:rPr>
+          <w:rFonts w:ascii="Times New Roman" w:hAnsi="Times New Roman"/>
+          <w:sz w:val="24"/>
+        </w:rPr>
+        <w:t xml:space="preserve">: </w:t>
       </w:r>
       <w:r>
         <w:rPr>
@@ -13766,392 +14706,8 @@
           <w:color w:val="FF0000"/>
           <w:sz w:val="24"/>
         </w:rPr>
-        <w:t xml:space="preserve">: </w:t>
-      </w:r>
-      <w:r>
-        <w:rPr>
-          <w:rFonts w:ascii="Times New Roman" w:hAnsi="Times New Roman"/>
-          <w:sz w:val="24"/>
-        </w:rPr>
-        <w:t>Яко</w:t>
-      </w:r>
-      <w:r>
-        <w:rPr>
-          <w:rFonts w:ascii="Times New Roman" w:hAnsi="Times New Roman"/>
-          <w:sz w:val="24"/>
-        </w:rPr>
-        <w:t xml:space="preserve"> </w:t>
-      </w:r>
-      <w:r>
-        <w:rPr>
-          <w:rFonts w:ascii="Times New Roman" w:hAnsi="Times New Roman"/>
-          <w:sz w:val="24"/>
-        </w:rPr>
-        <w:t>істинну</w:t>
-      </w:r>
-      <w:r>
-        <w:rPr>
-          <w:rFonts w:ascii="Times New Roman" w:hAnsi="Times New Roman"/>
-          <w:sz w:val="24"/>
-        </w:rPr>
-        <w:t xml:space="preserve"> </w:t>
-      </w:r>
-      <w:r>
-        <w:rPr>
-          <w:rFonts w:ascii="Times New Roman" w:hAnsi="Times New Roman"/>
-          <w:sz w:val="24"/>
-        </w:rPr>
-        <w:t>Богородицю</w:t>
-      </w:r>
-      <w:r>
-        <w:rPr>
-          <w:rFonts w:ascii="Times New Roman" w:hAnsi="Times New Roman"/>
-          <w:sz w:val="24"/>
-        </w:rPr>
-        <w:t xml:space="preserve">, </w:t>
-      </w:r>
-      <w:r>
-        <w:rPr>
-          <w:rFonts w:ascii="Times New Roman" w:hAnsi="Times New Roman"/>
-          <w:sz w:val="24"/>
-        </w:rPr>
-        <w:t>всі</w:t>
-      </w:r>
-      <w:r>
-        <w:rPr>
-          <w:rFonts w:ascii="Times New Roman" w:hAnsi="Times New Roman"/>
-          <w:sz w:val="24"/>
-        </w:rPr>
-        <w:t xml:space="preserve"> </w:t>
-      </w:r>
-      <w:r>
-        <w:rPr>
-          <w:rFonts w:ascii="Times New Roman" w:hAnsi="Times New Roman"/>
-          <w:sz w:val="24"/>
-        </w:rPr>
-        <w:t>народи</w:t>
-      </w:r>
-      <w:r>
-        <w:rPr>
-          <w:rFonts w:ascii="Times New Roman" w:hAnsi="Times New Roman"/>
-          <w:sz w:val="24"/>
-        </w:rPr>
-        <w:t xml:space="preserve"> </w:t>
-      </w:r>
-      <w:r>
-        <w:rPr>
-          <w:rFonts w:ascii="Times New Roman" w:hAnsi="Times New Roman"/>
-          <w:sz w:val="24"/>
-        </w:rPr>
-        <w:t>прославляють</w:t>
-      </w:r>
-      <w:r>
-        <w:rPr>
-          <w:rFonts w:ascii="Times New Roman" w:hAnsi="Times New Roman"/>
-          <w:sz w:val="24"/>
-        </w:rPr>
-        <w:t xml:space="preserve"> </w:t>
-      </w:r>
-      <w:r>
-        <w:rPr>
-          <w:rFonts w:ascii="Times New Roman" w:hAnsi="Times New Roman"/>
-          <w:sz w:val="24"/>
-        </w:rPr>
-        <w:t>Тебе</w:t>
-      </w:r>
-      <w:r>
-        <w:rPr>
-          <w:rFonts w:ascii="Times New Roman" w:hAnsi="Times New Roman"/>
-          <w:sz w:val="24"/>
-        </w:rPr>
-        <w:t xml:space="preserve">, </w:t>
-      </w:r>
-      <w:r>
-        <w:rPr>
-          <w:rFonts w:ascii="Times New Roman" w:hAnsi="Times New Roman"/>
-          <w:sz w:val="24"/>
-        </w:rPr>
-        <w:t>що</w:t>
-      </w:r>
-      <w:r>
-        <w:rPr>
-          <w:rFonts w:ascii="Times New Roman" w:hAnsi="Times New Roman"/>
-          <w:sz w:val="24"/>
-        </w:rPr>
-        <w:t xml:space="preserve"> </w:t>
-      </w:r>
-      <w:r>
-        <w:rPr>
-          <w:rFonts w:ascii="Times New Roman" w:hAnsi="Times New Roman"/>
-          <w:sz w:val="24"/>
-        </w:rPr>
-        <w:t>безсіменно</w:t>
-      </w:r>
-      <w:r>
-        <w:rPr>
-          <w:rFonts w:ascii="Times New Roman" w:hAnsi="Times New Roman"/>
-          <w:sz w:val="24"/>
-        </w:rPr>
-        <w:t xml:space="preserve"> </w:t>
-      </w:r>
-      <w:r>
-        <w:rPr>
-          <w:rFonts w:ascii="Times New Roman" w:hAnsi="Times New Roman"/>
-          <w:sz w:val="24"/>
-        </w:rPr>
-        <w:t>породила</w:t>
-      </w:r>
-      <w:r>
-        <w:rPr>
-          <w:rFonts w:ascii="Times New Roman" w:hAnsi="Times New Roman"/>
-          <w:sz w:val="24"/>
-        </w:rPr>
-        <w:t xml:space="preserve">; </w:t>
-      </w:r>
-      <w:r>
-        <w:rPr>
-          <w:rFonts w:ascii="Times New Roman" w:hAnsi="Times New Roman"/>
-          <w:sz w:val="24"/>
-        </w:rPr>
-        <w:t>увійшовши</w:t>
-      </w:r>
-      <w:r>
-        <w:rPr>
-          <w:rFonts w:ascii="Times New Roman" w:hAnsi="Times New Roman"/>
-          <w:sz w:val="24"/>
-        </w:rPr>
-        <w:t xml:space="preserve"> </w:t>
-      </w:r>
-      <w:r>
-        <w:rPr>
-          <w:rFonts w:ascii="Times New Roman" w:hAnsi="Times New Roman"/>
-          <w:sz w:val="24"/>
-        </w:rPr>
-        <w:t>бо</w:t>
-      </w:r>
-      <w:r>
-        <w:rPr>
-          <w:rFonts w:ascii="Times New Roman" w:hAnsi="Times New Roman"/>
-          <w:sz w:val="24"/>
-        </w:rPr>
-        <w:t xml:space="preserve"> в </w:t>
-      </w:r>
-      <w:r>
-        <w:rPr>
-          <w:rFonts w:ascii="Times New Roman" w:hAnsi="Times New Roman"/>
-          <w:sz w:val="24"/>
-        </w:rPr>
-        <w:t>Святу</w:t>
-      </w:r>
-      <w:r>
-        <w:rPr>
-          <w:rFonts w:ascii="Times New Roman" w:hAnsi="Times New Roman"/>
-          <w:sz w:val="24"/>
-        </w:rPr>
-        <w:t xml:space="preserve"> </w:t>
-      </w:r>
-      <w:r>
-        <w:rPr>
-          <w:rFonts w:ascii="Times New Roman" w:hAnsi="Times New Roman"/>
-          <w:sz w:val="24"/>
-        </w:rPr>
-        <w:t>Твою</w:t>
-      </w:r>
-      <w:r>
-        <w:rPr>
-          <w:rFonts w:ascii="Times New Roman" w:hAnsi="Times New Roman"/>
-          <w:sz w:val="24"/>
-        </w:rPr>
-        <w:t xml:space="preserve"> </w:t>
-      </w:r>
-      <w:r>
-        <w:rPr>
-          <w:rFonts w:ascii="Times New Roman" w:hAnsi="Times New Roman"/>
-          <w:sz w:val="24"/>
-        </w:rPr>
-        <w:t>утробу</w:t>
-      </w:r>
-      <w:r>
-        <w:rPr>
-          <w:rFonts w:ascii="Times New Roman" w:hAnsi="Times New Roman"/>
-          <w:sz w:val="24"/>
-        </w:rPr>
-        <w:t xml:space="preserve">, </w:t>
-      </w:r>
-      <w:r>
-        <w:rPr>
-          <w:rFonts w:ascii="Times New Roman" w:hAnsi="Times New Roman"/>
-          <w:sz w:val="24"/>
-        </w:rPr>
-        <w:t>цей</w:t>
-      </w:r>
-      <w:r>
-        <w:rPr>
-          <w:rFonts w:ascii="Times New Roman" w:hAnsi="Times New Roman"/>
-          <w:sz w:val="24"/>
-        </w:rPr>
-        <w:t xml:space="preserve"> </w:t>
-      </w:r>
-      <w:r>
-        <w:rPr>
-          <w:rFonts w:ascii="Times New Roman" w:hAnsi="Times New Roman"/>
-          <w:sz w:val="24"/>
-        </w:rPr>
-        <w:t>Бог</w:t>
-      </w:r>
-      <w:r>
-        <w:rPr>
-          <w:rFonts w:ascii="Times New Roman" w:hAnsi="Times New Roman"/>
-          <w:sz w:val="24"/>
-        </w:rPr>
-        <w:t xml:space="preserve"> </w:t>
-      </w:r>
-      <w:r>
-        <w:rPr>
-          <w:rFonts w:ascii="Times New Roman" w:hAnsi="Times New Roman"/>
-          <w:sz w:val="24"/>
-        </w:rPr>
-        <w:t>наш</w:t>
-      </w:r>
-      <w:r>
-        <w:rPr>
-          <w:rFonts w:ascii="Times New Roman" w:hAnsi="Times New Roman"/>
-          <w:sz w:val="24"/>
-        </w:rPr>
-        <w:t xml:space="preserve"> </w:t>
-      </w:r>
-      <w:r>
-        <w:rPr>
-          <w:rFonts w:ascii="Times New Roman" w:hAnsi="Times New Roman"/>
-          <w:sz w:val="24"/>
-        </w:rPr>
-        <w:t>єство</w:t>
-      </w:r>
-      <w:r>
-        <w:rPr>
-          <w:rFonts w:ascii="Times New Roman" w:hAnsi="Times New Roman"/>
-          <w:sz w:val="24"/>
-        </w:rPr>
-        <w:t xml:space="preserve"> </w:t>
-      </w:r>
-      <w:r>
-        <w:rPr>
-          <w:rFonts w:ascii="Times New Roman" w:hAnsi="Times New Roman"/>
-          <w:sz w:val="24"/>
-        </w:rPr>
-        <w:t>наше</w:t>
-      </w:r>
-      <w:r>
-        <w:rPr>
-          <w:rFonts w:ascii="Times New Roman" w:hAnsi="Times New Roman"/>
-          <w:sz w:val="24"/>
-        </w:rPr>
-        <w:t xml:space="preserve"> </w:t>
-      </w:r>
-      <w:r>
-        <w:rPr>
-          <w:rFonts w:ascii="Times New Roman" w:hAnsi="Times New Roman"/>
-          <w:sz w:val="24"/>
-        </w:rPr>
-        <w:t>прийняв</w:t>
-      </w:r>
-      <w:r>
-        <w:rPr>
-          <w:rFonts w:ascii="Times New Roman" w:hAnsi="Times New Roman"/>
-          <w:sz w:val="24"/>
-        </w:rPr>
-        <w:t xml:space="preserve">, і </w:t>
-      </w:r>
-      <w:r>
-        <w:rPr>
-          <w:rFonts w:ascii="Times New Roman" w:hAnsi="Times New Roman"/>
-          <w:sz w:val="24"/>
-        </w:rPr>
-        <w:t>від</w:t>
-      </w:r>
-      <w:r>
-        <w:rPr>
-          <w:rFonts w:ascii="Times New Roman" w:hAnsi="Times New Roman"/>
-          <w:sz w:val="24"/>
-        </w:rPr>
-        <w:t xml:space="preserve"> </w:t>
-      </w:r>
-      <w:r>
-        <w:rPr>
-          <w:rFonts w:ascii="Times New Roman" w:hAnsi="Times New Roman"/>
-          <w:sz w:val="24"/>
-        </w:rPr>
-        <w:t>Тебе</w:t>
-      </w:r>
-      <w:r>
-        <w:rPr>
-          <w:rFonts w:ascii="Times New Roman" w:hAnsi="Times New Roman"/>
-          <w:sz w:val="24"/>
-        </w:rPr>
-        <w:t xml:space="preserve">, – </w:t>
-      </w:r>
-      <w:r>
-        <w:rPr>
-          <w:rFonts w:ascii="Times New Roman" w:hAnsi="Times New Roman"/>
-          <w:sz w:val="24"/>
-        </w:rPr>
-        <w:t>як</w:t>
-      </w:r>
-      <w:r>
-        <w:rPr>
-          <w:rFonts w:ascii="Times New Roman" w:hAnsi="Times New Roman"/>
-          <w:sz w:val="24"/>
-        </w:rPr>
-        <w:t xml:space="preserve"> </w:t>
-      </w:r>
-      <w:r>
-        <w:rPr>
-          <w:rFonts w:ascii="Times New Roman" w:hAnsi="Times New Roman"/>
-          <w:sz w:val="24"/>
-        </w:rPr>
-        <w:t>Бог</w:t>
-      </w:r>
-      <w:r>
-        <w:rPr>
-          <w:rFonts w:ascii="Times New Roman" w:hAnsi="Times New Roman"/>
-          <w:sz w:val="24"/>
-        </w:rPr>
-        <w:t xml:space="preserve"> і </w:t>
-      </w:r>
-      <w:r>
-        <w:rPr>
-          <w:rFonts w:ascii="Times New Roman" w:hAnsi="Times New Roman"/>
-          <w:sz w:val="24"/>
-        </w:rPr>
-        <w:t>чоловік</w:t>
-      </w:r>
-      <w:r>
-        <w:rPr>
-          <w:rFonts w:ascii="Times New Roman" w:hAnsi="Times New Roman"/>
-          <w:sz w:val="24"/>
-        </w:rPr>
-        <w:t xml:space="preserve">, </w:t>
-      </w:r>
-      <w:r>
-        <w:rPr>
-          <w:rFonts w:ascii="Times New Roman" w:hAnsi="Times New Roman"/>
-          <w:sz w:val="24"/>
-        </w:rPr>
-        <w:t>народився</w:t>
-      </w:r>
-      <w:r>
-        <w:rPr>
-          <w:rFonts w:ascii="Times New Roman" w:hAnsi="Times New Roman"/>
-          <w:sz w:val="24"/>
-        </w:rPr>
-        <w:t>.</w:t>
-      </w:r>
-    </w:p>
-    <w:p>
-      <w:pPr>
-        <w:spacing w:after="120"/>
-        <w:jc w:val="both"/>
-      </w:pPr>
+        <w:t>Богородичний</w:t>
+      </w:r>
       <w:r>
         <w:rPr>
           <w:rFonts w:ascii="Times New Roman" w:hAnsi="Times New Roman"/>
@@ -14159,8 +14715,429 @@
           <w:color w:val="FF0000"/>
           <w:sz w:val="24"/>
         </w:rPr>
-        <w:t>Ірмос</w:t>
-      </w:r>
+        <w:t xml:space="preserve">: </w:t>
+      </w:r>
+      <w:r>
+        <w:rPr>
+          <w:rFonts w:ascii="Times New Roman" w:hAnsi="Times New Roman"/>
+          <w:sz w:val="24"/>
+        </w:rPr>
+        <w:t>Яко</w:t>
+      </w:r>
+      <w:r>
+        <w:rPr>
+          <w:rFonts w:ascii="Times New Roman" w:hAnsi="Times New Roman"/>
+          <w:sz w:val="24"/>
+        </w:rPr>
+        <w:t xml:space="preserve"> </w:t>
+      </w:r>
+      <w:r>
+        <w:rPr>
+          <w:rFonts w:ascii="Times New Roman" w:hAnsi="Times New Roman"/>
+          <w:sz w:val="24"/>
+        </w:rPr>
+        <w:t>істинну</w:t>
+      </w:r>
+      <w:r>
+        <w:rPr>
+          <w:rFonts w:ascii="Times New Roman" w:hAnsi="Times New Roman"/>
+          <w:sz w:val="24"/>
+        </w:rPr>
+        <w:t xml:space="preserve"> </w:t>
+      </w:r>
+      <w:r>
+        <w:rPr>
+          <w:rFonts w:ascii="Times New Roman" w:hAnsi="Times New Roman"/>
+          <w:sz w:val="24"/>
+        </w:rPr>
+        <w:t>Богородицю</w:t>
+      </w:r>
+      <w:r>
+        <w:rPr>
+          <w:rFonts w:ascii="Times New Roman" w:hAnsi="Times New Roman"/>
+          <w:sz w:val="24"/>
+        </w:rPr>
+        <w:t xml:space="preserve">, </w:t>
+      </w:r>
+      <w:r>
+        <w:rPr>
+          <w:rFonts w:ascii="Times New Roman" w:hAnsi="Times New Roman"/>
+          <w:sz w:val="24"/>
+        </w:rPr>
+        <w:t>всі</w:t>
+      </w:r>
+      <w:r>
+        <w:rPr>
+          <w:rFonts w:ascii="Times New Roman" w:hAnsi="Times New Roman"/>
+          <w:sz w:val="24"/>
+        </w:rPr>
+        <w:t xml:space="preserve"> </w:t>
+      </w:r>
+      <w:r>
+        <w:rPr>
+          <w:rFonts w:ascii="Times New Roman" w:hAnsi="Times New Roman"/>
+          <w:sz w:val="24"/>
+        </w:rPr>
+        <w:t>народи</w:t>
+      </w:r>
+      <w:r>
+        <w:rPr>
+          <w:rFonts w:ascii="Times New Roman" w:hAnsi="Times New Roman"/>
+          <w:sz w:val="24"/>
+        </w:rPr>
+        <w:t xml:space="preserve"> </w:t>
+      </w:r>
+      <w:r>
+        <w:rPr>
+          <w:rFonts w:ascii="Times New Roman" w:hAnsi="Times New Roman"/>
+          <w:sz w:val="24"/>
+        </w:rPr>
+        <w:t>прославляють</w:t>
+      </w:r>
+      <w:r>
+        <w:rPr>
+          <w:rFonts w:ascii="Times New Roman" w:hAnsi="Times New Roman"/>
+          <w:sz w:val="24"/>
+        </w:rPr>
+        <w:t xml:space="preserve"> </w:t>
+      </w:r>
+      <w:r>
+        <w:rPr>
+          <w:rFonts w:ascii="Times New Roman" w:hAnsi="Times New Roman"/>
+          <w:sz w:val="24"/>
+        </w:rPr>
+        <w:t>Тебе</w:t>
+      </w:r>
+      <w:r>
+        <w:rPr>
+          <w:rFonts w:ascii="Times New Roman" w:hAnsi="Times New Roman"/>
+          <w:sz w:val="24"/>
+        </w:rPr>
+        <w:t xml:space="preserve">, </w:t>
+      </w:r>
+      <w:r>
+        <w:rPr>
+          <w:rFonts w:ascii="Times New Roman" w:hAnsi="Times New Roman"/>
+          <w:sz w:val="24"/>
+        </w:rPr>
+        <w:t>що</w:t>
+      </w:r>
+      <w:r>
+        <w:rPr>
+          <w:rFonts w:ascii="Times New Roman" w:hAnsi="Times New Roman"/>
+          <w:sz w:val="24"/>
+        </w:rPr>
+        <w:t xml:space="preserve"> </w:t>
+      </w:r>
+      <w:r>
+        <w:rPr>
+          <w:rFonts w:ascii="Times New Roman" w:hAnsi="Times New Roman"/>
+          <w:sz w:val="24"/>
+        </w:rPr>
+        <w:t>безсіменно</w:t>
+      </w:r>
+      <w:r>
+        <w:rPr>
+          <w:rFonts w:ascii="Times New Roman" w:hAnsi="Times New Roman"/>
+          <w:sz w:val="24"/>
+        </w:rPr>
+        <w:t xml:space="preserve"> </w:t>
+      </w:r>
+      <w:r>
+        <w:rPr>
+          <w:rFonts w:ascii="Times New Roman" w:hAnsi="Times New Roman"/>
+          <w:sz w:val="24"/>
+        </w:rPr>
+        <w:t>породила</w:t>
+      </w:r>
+      <w:r>
+        <w:rPr>
+          <w:rFonts w:ascii="Times New Roman" w:hAnsi="Times New Roman"/>
+          <w:sz w:val="24"/>
+        </w:rPr>
+        <w:t xml:space="preserve">; </w:t>
+      </w:r>
+      <w:r>
+        <w:rPr>
+          <w:rFonts w:ascii="Times New Roman" w:hAnsi="Times New Roman"/>
+          <w:sz w:val="24"/>
+        </w:rPr>
+        <w:t>увійшовши</w:t>
+      </w:r>
+      <w:r>
+        <w:rPr>
+          <w:rFonts w:ascii="Times New Roman" w:hAnsi="Times New Roman"/>
+          <w:sz w:val="24"/>
+        </w:rPr>
+        <w:t xml:space="preserve"> </w:t>
+      </w:r>
+      <w:r>
+        <w:rPr>
+          <w:rFonts w:ascii="Times New Roman" w:hAnsi="Times New Roman"/>
+          <w:sz w:val="24"/>
+        </w:rPr>
+        <w:t>бо</w:t>
+      </w:r>
+      <w:r>
+        <w:rPr>
+          <w:rFonts w:ascii="Times New Roman" w:hAnsi="Times New Roman"/>
+          <w:sz w:val="24"/>
+        </w:rPr>
+        <w:t xml:space="preserve"> в </w:t>
+      </w:r>
+      <w:r>
+        <w:rPr>
+          <w:rFonts w:ascii="Times New Roman" w:hAnsi="Times New Roman"/>
+          <w:sz w:val="24"/>
+        </w:rPr>
+        <w:t>Святу</w:t>
+      </w:r>
+      <w:r>
+        <w:rPr>
+          <w:rFonts w:ascii="Times New Roman" w:hAnsi="Times New Roman"/>
+          <w:sz w:val="24"/>
+        </w:rPr>
+        <w:t xml:space="preserve"> </w:t>
+      </w:r>
+      <w:r>
+        <w:rPr>
+          <w:rFonts w:ascii="Times New Roman" w:hAnsi="Times New Roman"/>
+          <w:sz w:val="24"/>
+        </w:rPr>
+        <w:t>Твою</w:t>
+      </w:r>
+      <w:r>
+        <w:rPr>
+          <w:rFonts w:ascii="Times New Roman" w:hAnsi="Times New Roman"/>
+          <w:sz w:val="24"/>
+        </w:rPr>
+        <w:t xml:space="preserve"> </w:t>
+      </w:r>
+      <w:r>
+        <w:rPr>
+          <w:rFonts w:ascii="Times New Roman" w:hAnsi="Times New Roman"/>
+          <w:sz w:val="24"/>
+        </w:rPr>
+        <w:t>утробу</w:t>
+      </w:r>
+      <w:r>
+        <w:rPr>
+          <w:rFonts w:ascii="Times New Roman" w:hAnsi="Times New Roman"/>
+          <w:sz w:val="24"/>
+        </w:rPr>
+        <w:t xml:space="preserve">, </w:t>
+      </w:r>
+      <w:r>
+        <w:rPr>
+          <w:rFonts w:ascii="Times New Roman" w:hAnsi="Times New Roman"/>
+          <w:sz w:val="24"/>
+        </w:rPr>
+        <w:t>цей</w:t>
+      </w:r>
+      <w:r>
+        <w:rPr>
+          <w:rFonts w:ascii="Times New Roman" w:hAnsi="Times New Roman"/>
+          <w:sz w:val="24"/>
+        </w:rPr>
+        <w:t xml:space="preserve"> </w:t>
+      </w:r>
+      <w:r>
+        <w:rPr>
+          <w:rFonts w:ascii="Times New Roman" w:hAnsi="Times New Roman"/>
+          <w:sz w:val="24"/>
+        </w:rPr>
+        <w:t>Бог</w:t>
+      </w:r>
+      <w:r>
+        <w:rPr>
+          <w:rFonts w:ascii="Times New Roman" w:hAnsi="Times New Roman"/>
+          <w:sz w:val="24"/>
+        </w:rPr>
+        <w:t xml:space="preserve"> </w:t>
+      </w:r>
+      <w:r>
+        <w:rPr>
+          <w:rFonts w:ascii="Times New Roman" w:hAnsi="Times New Roman"/>
+          <w:sz w:val="24"/>
+        </w:rPr>
+        <w:t>наш</w:t>
+      </w:r>
+      <w:r>
+        <w:rPr>
+          <w:rFonts w:ascii="Times New Roman" w:hAnsi="Times New Roman"/>
+          <w:sz w:val="24"/>
+        </w:rPr>
+        <w:t xml:space="preserve"> </w:t>
+      </w:r>
+      <w:r>
+        <w:rPr>
+          <w:rFonts w:ascii="Times New Roman" w:hAnsi="Times New Roman"/>
+          <w:sz w:val="24"/>
+        </w:rPr>
+        <w:t>єство</w:t>
+      </w:r>
+      <w:r>
+        <w:rPr>
+          <w:rFonts w:ascii="Times New Roman" w:hAnsi="Times New Roman"/>
+          <w:sz w:val="24"/>
+        </w:rPr>
+        <w:t xml:space="preserve"> </w:t>
+      </w:r>
+      <w:r>
+        <w:rPr>
+          <w:rFonts w:ascii="Times New Roman" w:hAnsi="Times New Roman"/>
+          <w:sz w:val="24"/>
+        </w:rPr>
+        <w:t>наше</w:t>
+      </w:r>
+      <w:r>
+        <w:rPr>
+          <w:rFonts w:ascii="Times New Roman" w:hAnsi="Times New Roman"/>
+          <w:sz w:val="24"/>
+        </w:rPr>
+        <w:t xml:space="preserve"> </w:t>
+      </w:r>
+      <w:r>
+        <w:rPr>
+          <w:rFonts w:ascii="Times New Roman" w:hAnsi="Times New Roman"/>
+          <w:sz w:val="24"/>
+        </w:rPr>
+        <w:t>прийняв</w:t>
+      </w:r>
+      <w:r>
+        <w:rPr>
+          <w:rFonts w:ascii="Times New Roman" w:hAnsi="Times New Roman"/>
+          <w:sz w:val="24"/>
+        </w:rPr>
+        <w:t xml:space="preserve">, і </w:t>
+      </w:r>
+      <w:r>
+        <w:rPr>
+          <w:rFonts w:ascii="Times New Roman" w:hAnsi="Times New Roman"/>
+          <w:sz w:val="24"/>
+        </w:rPr>
+        <w:t>від</w:t>
+      </w:r>
+      <w:r>
+        <w:rPr>
+          <w:rFonts w:ascii="Times New Roman" w:hAnsi="Times New Roman"/>
+          <w:sz w:val="24"/>
+        </w:rPr>
+        <w:t xml:space="preserve"> </w:t>
+      </w:r>
+      <w:r>
+        <w:rPr>
+          <w:rFonts w:ascii="Times New Roman" w:hAnsi="Times New Roman"/>
+          <w:sz w:val="24"/>
+        </w:rPr>
+        <w:t>Тебе</w:t>
+      </w:r>
+      <w:r>
+        <w:rPr>
+          <w:rFonts w:ascii="Times New Roman" w:hAnsi="Times New Roman"/>
+          <w:sz w:val="24"/>
+        </w:rPr>
+        <w:t xml:space="preserve">, – </w:t>
+      </w:r>
+      <w:r>
+        <w:rPr>
+          <w:rFonts w:ascii="Times New Roman" w:hAnsi="Times New Roman"/>
+          <w:sz w:val="24"/>
+        </w:rPr>
+        <w:t>як</w:t>
+      </w:r>
+      <w:r>
+        <w:rPr>
+          <w:rFonts w:ascii="Times New Roman" w:hAnsi="Times New Roman"/>
+          <w:sz w:val="24"/>
+        </w:rPr>
+        <w:t xml:space="preserve"> </w:t>
+      </w:r>
+      <w:r>
+        <w:rPr>
+          <w:rFonts w:ascii="Times New Roman" w:hAnsi="Times New Roman"/>
+          <w:sz w:val="24"/>
+        </w:rPr>
+        <w:t>Бог</w:t>
+      </w:r>
+      <w:r>
+        <w:rPr>
+          <w:rFonts w:ascii="Times New Roman" w:hAnsi="Times New Roman"/>
+          <w:sz w:val="24"/>
+        </w:rPr>
+        <w:t xml:space="preserve"> і </w:t>
+      </w:r>
+      <w:r>
+        <w:rPr>
+          <w:rFonts w:ascii="Times New Roman" w:hAnsi="Times New Roman"/>
+          <w:sz w:val="24"/>
+        </w:rPr>
+        <w:t>чоловік</w:t>
+      </w:r>
+      <w:r>
+        <w:rPr>
+          <w:rFonts w:ascii="Times New Roman" w:hAnsi="Times New Roman"/>
+          <w:sz w:val="24"/>
+        </w:rPr>
+        <w:t xml:space="preserve">, </w:t>
+      </w:r>
+      <w:r>
+        <w:rPr>
+          <w:rFonts w:ascii="Times New Roman" w:hAnsi="Times New Roman"/>
+          <w:sz w:val="24"/>
+        </w:rPr>
+        <w:t>народився</w:t>
+      </w:r>
+      <w:r>
+        <w:rPr>
+          <w:rFonts w:ascii="Times New Roman" w:hAnsi="Times New Roman"/>
+          <w:sz w:val="24"/>
+        </w:rPr>
+        <w:t>.</w:t>
+      </w:r>
+    </w:p>
+    <w:p>
+      <w:pPr>
+        <w:spacing w:after="120"/>
+        <w:jc w:val="both"/>
+      </w:pPr>
+    </w:p>
+    <w:p>
+      <w:pPr>
+        <w:pStyle w:val="Heading3"/>
+        <w:spacing w:after="120"/>
+        <w:jc w:val="center"/>
+      </w:pPr>
+      <w:r>
+        <w:rPr>
+          <w:rFonts w:ascii="Times New Roman" w:hAnsi="Times New Roman"/>
+          <w:b/>
+          <w:color w:val="FF0000"/>
+        </w:rPr>
+        <w:t>Пісня</w:t>
+      </w:r>
+      <w:r>
+        <w:rPr>
+          <w:rFonts w:ascii="Times New Roman" w:hAnsi="Times New Roman"/>
+          <w:b/>
+          <w:color w:val="FF0000"/>
+        </w:rPr>
+        <w:t xml:space="preserve"> </w:t>
+      </w:r>
+      <w:r>
+        <w:rPr>
+          <w:rFonts w:ascii="Times New Roman" w:hAnsi="Times New Roman"/>
+          <w:b/>
+          <w:color w:val="FF0000"/>
+        </w:rPr>
+        <w:t>3</w:t>
+      </w:r>
+    </w:p>
+    <w:p>
+      <w:pPr>
+        <w:spacing w:after="120"/>
+        <w:jc w:val="both"/>
+      </w:pPr>
       <w:r>
         <w:rPr>
           <w:rFonts w:ascii="Times New Roman" w:hAnsi="Times New Roman"/>
@@ -14168,15 +15145,24 @@
           <w:color w:val="FF0000"/>
           <w:sz w:val="24"/>
         </w:rPr>
-        <w:t xml:space="preserve"> 3</w:t>
-      </w:r>
-      <w:r>
-        <w:rPr>
-          <w:rFonts w:ascii="Times New Roman" w:hAnsi="Times New Roman"/>
+        <w:t>Ірмос</w:t>
+      </w:r>
+      <w:r>
+        <w:rPr>
+          <w:rFonts w:ascii="Times New Roman" w:hAnsi="Times New Roman"/>
+          <w:i/>
           <w:color w:val="FF0000"/>
           <w:sz w:val="24"/>
         </w:rPr>
-        <w:t xml:space="preserve">: </w:t>
+        <w:t xml:space="preserve"> (г. 3):</w:t>
+      </w:r>
+      <w:r>
+        <w:rPr>
+          <w:rFonts w:ascii="Times New Roman" w:hAnsi="Times New Roman"/>
+          <w:color w:val="FF0000"/>
+          <w:sz w:val="24"/>
+        </w:rPr>
+        <w:t xml:space="preserve"> </w:t>
       </w:r>
       <w:r>
         <w:rPr>
@@ -14497,7 +15483,15 @@
           <w:sz w:val="24"/>
           <w:u w:val="single"/>
         </w:rPr>
-        <w:t>[Господи, Боже наш, що сонну неміч забрав від нас і покликав нас візванням святим, щоб і вночі підносити руки наші і прославляти тебе за справедливі твої присуди. Прийми благання наші, моління, визнавання, нічні служби і даруй нам, Боже, віру бездоганну, надію впевнену, любов нелицемірну. Благослови наші входи й виходи, вчинки, слова, діла й думки; і дай нам дочекатися початку дня, нам, що хвалять й оспівують, і благословлять добрість твоєї несказанної сили]</w:t>
+        <w:t xml:space="preserve">[Господи, Боже наш, що сонну неміч забрав від нас і покликав нас візванням святим, щоб і вночі підносити руки наші і прославляти тебе за справедливі твої присуди. Прийми </w:t>
+      </w:r>
+      <w:r>
+        <w:rPr>
+          <w:rFonts w:ascii="Times New Roman" w:hAnsi="Times New Roman"/>
+          <w:sz w:val="24"/>
+          <w:u w:val="single"/>
+        </w:rPr>
+        <w:t>благання наші, моління, визнавання, нічні служби і даруй нам, Боже, віру бездоганну, надію впевнену, любов нелицемірну. Благослови наші входи й виходи, вчинки, слова, діла й думки; і дай нам дочекатися початку дня, нам, що хвалять й оспівують, і благословлять добрість твоєї несказанної сили]</w:t>
       </w:r>
     </w:p>
     <w:p>
@@ -14559,6 +15553,37 @@
     </w:p>
     <w:p>
       <w:pPr>
+        <w:pStyle w:val="Heading3"/>
+        <w:spacing w:after="120"/>
+        <w:jc w:val="center"/>
+      </w:pPr>
+      <w:r>
+        <w:rPr>
+          <w:rFonts w:ascii="Times New Roman" w:hAnsi="Times New Roman"/>
+          <w:b/>
+          <w:color w:val="FF0000"/>
+        </w:rPr>
+        <w:t>Пісня</w:t>
+      </w:r>
+      <w:r>
+        <w:rPr>
+          <w:rFonts w:ascii="Times New Roman" w:hAnsi="Times New Roman"/>
+          <w:b/>
+          <w:color w:val="FF0000"/>
+        </w:rPr>
+        <w:t xml:space="preserve"> </w:t>
+      </w:r>
+      <w:r>
+        <w:rPr>
+          <w:rFonts w:ascii="Times New Roman" w:hAnsi="Times New Roman"/>
+          <w:b/>
+          <w:color w:val="FF0000"/>
+        </w:rPr>
+        <w:t>4</w:t>
+      </w:r>
+    </w:p>
+    <w:p>
+      <w:pPr>
         <w:spacing w:after="120"/>
         <w:jc w:val="both"/>
       </w:pPr>
@@ -14569,46 +15594,8 @@
           <w:color w:val="FF0000"/>
           <w:sz w:val="24"/>
         </w:rPr>
-        <w:t>Ірмос 4</w:t>
-      </w:r>
-      <w:r>
-        <w:rPr>
-          <w:rFonts w:ascii="Times New Roman" w:hAnsi="Times New Roman"/>
-          <w:color w:val="FF0000"/>
-          <w:sz w:val="24"/>
-        </w:rPr>
-        <w:t xml:space="preserve">: </w:t>
-      </w:r>
-      <w:r>
-        <w:rPr>
-          <w:rFonts w:ascii="Times New Roman" w:hAnsi="Times New Roman"/>
-          <w:b/>
-          <w:sz w:val="24"/>
-        </w:rPr>
-        <w:t xml:space="preserve">Проявив ти до нас велику любов, Господи; єдинородного бо твого Сина за нас на смерть дав </w:t>
-      </w:r>
-      <w:r>
-        <w:rPr>
-          <w:rFonts w:ascii="Times New Roman" w:hAnsi="Times New Roman"/>
-          <w:b/>
-          <w:sz w:val="24"/>
-        </w:rPr>
-        <w:t>ти.*</w:t>
-      </w:r>
-      <w:r>
-        <w:rPr>
-          <w:rFonts w:ascii="Times New Roman" w:hAnsi="Times New Roman"/>
-          <w:b/>
-          <w:sz w:val="24"/>
-        </w:rPr>
-        <w:t xml:space="preserve"> Тому вдячно тобі співаємо: Слава силі твоїй, Господи!</w:t>
-      </w:r>
-    </w:p>
-    <w:p>
-      <w:pPr>
-        <w:spacing w:after="120"/>
-        <w:jc w:val="both"/>
-      </w:pPr>
+        <w:t>Ірмос</w:t>
+      </w:r>
       <w:r>
         <w:rPr>
           <w:rFonts w:ascii="Times New Roman" w:hAnsi="Times New Roman"/>
@@ -14616,8 +15603,62 @@
           <w:color w:val="FF0000"/>
           <w:sz w:val="24"/>
         </w:rPr>
-        <w:t>Приспів</w:t>
-      </w:r>
+        <w:t xml:space="preserve"> (г. 3):</w:t>
+      </w:r>
+      <w:r>
+        <w:rPr>
+          <w:rFonts w:ascii="Times New Roman" w:hAnsi="Times New Roman"/>
+          <w:color w:val="FF0000"/>
+          <w:sz w:val="24"/>
+        </w:rPr>
+        <w:t xml:space="preserve"> </w:t>
+      </w:r>
+      <w:r>
+        <w:rPr>
+          <w:rFonts w:ascii="Times New Roman" w:hAnsi="Times New Roman"/>
+          <w:b/>
+          <w:sz w:val="24"/>
+        </w:rPr>
+        <w:t xml:space="preserve">Проявив </w:t>
+      </w:r>
+      <w:r>
+        <w:rPr>
+          <w:rFonts w:ascii="Times New Roman" w:hAnsi="Times New Roman"/>
+          <w:b/>
+          <w:sz w:val="24"/>
+        </w:rPr>
+        <w:t>ти</w:t>
+      </w:r>
+      <w:r>
+        <w:rPr>
+          <w:rFonts w:ascii="Times New Roman" w:hAnsi="Times New Roman"/>
+          <w:b/>
+          <w:sz w:val="24"/>
+        </w:rPr>
+        <w:t xml:space="preserve"> до нас велику любов, Господи; єдинородного бо твого Сина за нас на смерть дав </w:t>
+      </w:r>
+      <w:r>
+        <w:rPr>
+          <w:rFonts w:ascii="Times New Roman" w:hAnsi="Times New Roman"/>
+          <w:b/>
+          <w:sz w:val="24"/>
+        </w:rPr>
+        <w:t>ти.*</w:t>
+      </w:r>
+      <w:r>
+        <w:rPr>
+          <w:rFonts w:ascii="Times New Roman" w:hAnsi="Times New Roman"/>
+          <w:b/>
+          <w:sz w:val="24"/>
+        </w:rPr>
+        <w:t xml:space="preserve"> Тому вдячно тобі співаємо: Слава силі твоїй, Господи!</w:t>
+      </w:r>
+    </w:p>
+    <w:p>
+      <w:pPr>
+        <w:spacing w:after="120"/>
+        <w:jc w:val="both"/>
+      </w:pPr>
       <w:r>
         <w:rPr>
           <w:rFonts w:ascii="Times New Roman" w:hAnsi="Times New Roman"/>
@@ -14625,75 +15666,8 @@
           <w:color w:val="FF0000"/>
           <w:sz w:val="24"/>
         </w:rPr>
-        <w:t>:</w:t>
-      </w:r>
-      <w:r>
-        <w:rPr>
-          <w:rFonts w:ascii="Times New Roman" w:hAnsi="Times New Roman"/>
-          <w:i/>
-          <w:sz w:val="24"/>
-        </w:rPr>
-        <w:t xml:space="preserve"> </w:t>
-      </w:r>
-      <w:r>
-        <w:rPr>
-          <w:rFonts w:ascii="Times New Roman" w:hAnsi="Times New Roman"/>
-          <w:sz w:val="24"/>
-          <w:u w:val="single"/>
-        </w:rPr>
-        <w:t xml:space="preserve">Слава, Господи, святому </w:t>
-      </w:r>
-      <w:r>
-        <w:rPr>
-          <w:rFonts w:ascii="Times New Roman" w:hAnsi="Times New Roman"/>
-          <w:sz w:val="24"/>
-          <w:u w:val="single"/>
-        </w:rPr>
-        <w:t>Воскресінню</w:t>
-      </w:r>
-      <w:r>
-        <w:rPr>
-          <w:rFonts w:ascii="Times New Roman" w:hAnsi="Times New Roman"/>
-          <w:sz w:val="24"/>
-          <w:u w:val="single"/>
-        </w:rPr>
-        <w:t xml:space="preserve"> </w:t>
-      </w:r>
-      <w:r>
-        <w:rPr>
-          <w:rFonts w:ascii="Times New Roman" w:hAnsi="Times New Roman"/>
-          <w:sz w:val="24"/>
-          <w:u w:val="single"/>
-        </w:rPr>
-        <w:t>Твоєму</w:t>
-      </w:r>
-      <w:r>
-        <w:rPr>
-          <w:rFonts w:ascii="Times New Roman" w:hAnsi="Times New Roman"/>
-          <w:sz w:val="24"/>
-          <w:u w:val="single"/>
-        </w:rPr>
-        <w:t>.</w:t>
-      </w:r>
-    </w:p>
-    <w:p>
-      <w:pPr>
-        <w:spacing w:after="120"/>
-        <w:jc w:val="both"/>
-      </w:pPr>
-      <w:r>
-        <w:rPr>
-          <w:rFonts w:ascii="Times New Roman" w:hAnsi="Times New Roman"/>
-          <w:sz w:val="24"/>
-        </w:rPr>
-        <w:t>Милостиво рани й язви прийняв Ти, Христе, ганьбу поличників терпів і довготерпеливо оплювання переніс і цим мені спасіння приготував єси. Слава силі Твоїй, Господи.</w:t>
-      </w:r>
-    </w:p>
-    <w:p>
-      <w:pPr>
-        <w:spacing w:after="120"/>
-        <w:jc w:val="both"/>
-      </w:pPr>
+        <w:t>Приспів</w:t>
+      </w:r>
       <w:r>
         <w:rPr>
           <w:rFonts w:ascii="Times New Roman" w:hAnsi="Times New Roman"/>
@@ -14701,7 +15675,7 @@
           <w:color w:val="FF0000"/>
           <w:sz w:val="24"/>
         </w:rPr>
-        <w:t>Приспів:</w:t>
+        <w:t>:</w:t>
       </w:r>
       <w:r>
         <w:rPr>
@@ -14717,25 +15691,21 @@
           <w:sz w:val="24"/>
           <w:u w:val="single"/>
         </w:rPr>
-        <w:t>Слава, Господи, святому Воскресінню Твоєму.</w:t>
-      </w:r>
-    </w:p>
-    <w:p>
-      <w:pPr>
-        <w:spacing w:after="120"/>
-        <w:jc w:val="both"/>
-      </w:pPr>
-      <w:r>
-        <w:rPr>
-          <w:rFonts w:ascii="Times New Roman" w:hAnsi="Times New Roman"/>
-          <w:sz w:val="24"/>
-        </w:rPr>
-        <w:t>Тілом</w:t>
-      </w:r>
-      <w:r>
-        <w:rPr>
-          <w:rFonts w:ascii="Times New Roman" w:hAnsi="Times New Roman"/>
-          <w:sz w:val="24"/>
+        <w:t xml:space="preserve">Слава, Господи, святому </w:t>
+      </w:r>
+      <w:r>
+        <w:rPr>
+          <w:rFonts w:ascii="Times New Roman" w:hAnsi="Times New Roman"/>
+          <w:sz w:val="24"/>
+          <w:u w:val="single"/>
+        </w:rPr>
+        <w:t>Воскресінню</w:t>
+      </w:r>
+      <w:r>
+        <w:rPr>
+          <w:rFonts w:ascii="Times New Roman" w:hAnsi="Times New Roman"/>
+          <w:sz w:val="24"/>
+          <w:u w:val="single"/>
         </w:rPr>
         <w:t xml:space="preserve"> </w:t>
       </w:r>
@@ -14743,265 +15713,15 @@
         <w:rPr>
           <w:rFonts w:ascii="Times New Roman" w:hAnsi="Times New Roman"/>
           <w:sz w:val="24"/>
-        </w:rPr>
-        <w:t>смертним</w:t>
-      </w:r>
-      <w:r>
-        <w:rPr>
-          <w:rFonts w:ascii="Times New Roman" w:hAnsi="Times New Roman"/>
-          <w:sz w:val="24"/>
-        </w:rPr>
-        <w:t xml:space="preserve"> </w:t>
-      </w:r>
-      <w:r>
-        <w:rPr>
-          <w:rFonts w:ascii="Times New Roman" w:hAnsi="Times New Roman"/>
-          <w:sz w:val="24"/>
-        </w:rPr>
-        <w:t>Ти</w:t>
-      </w:r>
-      <w:r>
-        <w:rPr>
-          <w:rFonts w:ascii="Times New Roman" w:hAnsi="Times New Roman"/>
-          <w:sz w:val="24"/>
-        </w:rPr>
-        <w:t xml:space="preserve">, </w:t>
-      </w:r>
-      <w:r>
-        <w:rPr>
-          <w:rFonts w:ascii="Times New Roman" w:hAnsi="Times New Roman"/>
-          <w:sz w:val="24"/>
-        </w:rPr>
-        <w:t>Життя</w:t>
-      </w:r>
-      <w:r>
-        <w:rPr>
-          <w:rFonts w:ascii="Times New Roman" w:hAnsi="Times New Roman"/>
-          <w:sz w:val="24"/>
-        </w:rPr>
-        <w:t xml:space="preserve">, </w:t>
-      </w:r>
-      <w:r>
-        <w:rPr>
-          <w:rFonts w:ascii="Times New Roman" w:hAnsi="Times New Roman"/>
-          <w:sz w:val="24"/>
-        </w:rPr>
-        <w:t>задля</w:t>
-      </w:r>
-      <w:r>
-        <w:rPr>
-          <w:rFonts w:ascii="Times New Roman" w:hAnsi="Times New Roman"/>
-          <w:sz w:val="24"/>
-        </w:rPr>
-        <w:t xml:space="preserve"> </w:t>
-      </w:r>
-      <w:r>
-        <w:rPr>
-          <w:rFonts w:ascii="Times New Roman" w:hAnsi="Times New Roman"/>
-          <w:sz w:val="24"/>
-        </w:rPr>
-        <w:t>нещастя</w:t>
-      </w:r>
-      <w:r>
-        <w:rPr>
-          <w:rFonts w:ascii="Times New Roman" w:hAnsi="Times New Roman"/>
-          <w:sz w:val="24"/>
-        </w:rPr>
-        <w:t xml:space="preserve"> </w:t>
-      </w:r>
-      <w:r>
-        <w:rPr>
-          <w:rFonts w:ascii="Times New Roman" w:hAnsi="Times New Roman"/>
-          <w:sz w:val="24"/>
-        </w:rPr>
-        <w:t>вбогих</w:t>
-      </w:r>
-      <w:r>
-        <w:rPr>
-          <w:rFonts w:ascii="Times New Roman" w:hAnsi="Times New Roman"/>
-          <w:sz w:val="24"/>
-        </w:rPr>
-        <w:t xml:space="preserve"> і </w:t>
-      </w:r>
-      <w:r>
-        <w:rPr>
-          <w:rFonts w:ascii="Times New Roman" w:hAnsi="Times New Roman"/>
-          <w:sz w:val="24"/>
-        </w:rPr>
-        <w:t>стогону</w:t>
-      </w:r>
-      <w:r>
-        <w:rPr>
-          <w:rFonts w:ascii="Times New Roman" w:hAnsi="Times New Roman"/>
-          <w:sz w:val="24"/>
-        </w:rPr>
-        <w:t xml:space="preserve"> </w:t>
-      </w:r>
-      <w:r>
-        <w:rPr>
-          <w:rFonts w:ascii="Times New Roman" w:hAnsi="Times New Roman"/>
-          <w:sz w:val="24"/>
-        </w:rPr>
-        <w:t>бідних</w:t>
-      </w:r>
-      <w:r>
-        <w:rPr>
-          <w:rFonts w:ascii="Times New Roman" w:hAnsi="Times New Roman"/>
-          <w:sz w:val="24"/>
-        </w:rPr>
-        <w:t xml:space="preserve"> </w:t>
-      </w:r>
-      <w:r>
-        <w:rPr>
-          <w:rFonts w:ascii="Times New Roman" w:hAnsi="Times New Roman"/>
-          <w:sz w:val="24"/>
-        </w:rPr>
-        <w:t>до</w:t>
-      </w:r>
-      <w:r>
-        <w:rPr>
-          <w:rFonts w:ascii="Times New Roman" w:hAnsi="Times New Roman"/>
-          <w:sz w:val="24"/>
-        </w:rPr>
-        <w:t xml:space="preserve"> </w:t>
-      </w:r>
-      <w:r>
-        <w:rPr>
-          <w:rFonts w:ascii="Times New Roman" w:hAnsi="Times New Roman"/>
-          <w:sz w:val="24"/>
-        </w:rPr>
-        <w:t>смерти</w:t>
-      </w:r>
-      <w:r>
-        <w:rPr>
-          <w:rFonts w:ascii="Times New Roman" w:hAnsi="Times New Roman"/>
-          <w:sz w:val="24"/>
-        </w:rPr>
-        <w:t xml:space="preserve"> </w:t>
-      </w:r>
-      <w:r>
-        <w:rPr>
-          <w:rFonts w:ascii="Times New Roman" w:hAnsi="Times New Roman"/>
-          <w:sz w:val="24"/>
-        </w:rPr>
-        <w:t>приєднався</w:t>
-      </w:r>
-      <w:r>
-        <w:rPr>
-          <w:rFonts w:ascii="Times New Roman" w:hAnsi="Times New Roman"/>
-          <w:sz w:val="24"/>
-        </w:rPr>
-        <w:t xml:space="preserve">, і </w:t>
-      </w:r>
-      <w:r>
-        <w:rPr>
-          <w:rFonts w:ascii="Times New Roman" w:hAnsi="Times New Roman"/>
-          <w:sz w:val="24"/>
-        </w:rPr>
-        <w:t>губителя</w:t>
-      </w:r>
-      <w:r>
-        <w:rPr>
-          <w:rFonts w:ascii="Times New Roman" w:hAnsi="Times New Roman"/>
-          <w:sz w:val="24"/>
-        </w:rPr>
-        <w:t xml:space="preserve"> </w:t>
-      </w:r>
-      <w:r>
-        <w:rPr>
-          <w:rFonts w:ascii="Times New Roman" w:hAnsi="Times New Roman"/>
-          <w:sz w:val="24"/>
-        </w:rPr>
-        <w:t>знищивши</w:t>
-      </w:r>
-      <w:r>
-        <w:rPr>
-          <w:rFonts w:ascii="Times New Roman" w:hAnsi="Times New Roman"/>
-          <w:sz w:val="24"/>
-        </w:rPr>
-        <w:t xml:space="preserve">, </w:t>
-      </w:r>
-      <w:r>
-        <w:rPr>
-          <w:rFonts w:ascii="Times New Roman" w:hAnsi="Times New Roman"/>
-          <w:sz w:val="24"/>
-        </w:rPr>
-        <w:t>Ти</w:t>
-      </w:r>
-      <w:r>
-        <w:rPr>
-          <w:rFonts w:ascii="Times New Roman" w:hAnsi="Times New Roman"/>
-          <w:sz w:val="24"/>
-        </w:rPr>
-        <w:t xml:space="preserve">, </w:t>
-      </w:r>
-      <w:r>
-        <w:rPr>
-          <w:rFonts w:ascii="Times New Roman" w:hAnsi="Times New Roman"/>
-          <w:sz w:val="24"/>
-        </w:rPr>
-        <w:t>Найславніший</w:t>
-      </w:r>
-      <w:r>
-        <w:rPr>
-          <w:rFonts w:ascii="Times New Roman" w:hAnsi="Times New Roman"/>
-          <w:sz w:val="24"/>
-        </w:rPr>
-        <w:t xml:space="preserve">, </w:t>
-      </w:r>
-      <w:r>
-        <w:rPr>
-          <w:rFonts w:ascii="Times New Roman" w:hAnsi="Times New Roman"/>
-          <w:sz w:val="24"/>
-        </w:rPr>
-        <w:t>усіх</w:t>
-      </w:r>
-      <w:r>
-        <w:rPr>
-          <w:rFonts w:ascii="Times New Roman" w:hAnsi="Times New Roman"/>
-          <w:sz w:val="24"/>
-        </w:rPr>
-        <w:t xml:space="preserve"> </w:t>
-      </w:r>
-      <w:r>
-        <w:rPr>
-          <w:rFonts w:ascii="Times New Roman" w:hAnsi="Times New Roman"/>
-          <w:sz w:val="24"/>
-        </w:rPr>
-        <w:t>із</w:t>
-      </w:r>
-      <w:r>
-        <w:rPr>
-          <w:rFonts w:ascii="Times New Roman" w:hAnsi="Times New Roman"/>
-          <w:sz w:val="24"/>
-        </w:rPr>
-        <w:t xml:space="preserve"> </w:t>
-      </w:r>
-      <w:r>
-        <w:rPr>
-          <w:rFonts w:ascii="Times New Roman" w:hAnsi="Times New Roman"/>
-          <w:sz w:val="24"/>
-        </w:rPr>
-        <w:t>Собою</w:t>
-      </w:r>
-      <w:r>
-        <w:rPr>
-          <w:rFonts w:ascii="Times New Roman" w:hAnsi="Times New Roman"/>
-          <w:sz w:val="24"/>
-        </w:rPr>
-        <w:t xml:space="preserve"> </w:t>
-      </w:r>
-      <w:r>
-        <w:rPr>
-          <w:rFonts w:ascii="Times New Roman" w:hAnsi="Times New Roman"/>
-          <w:sz w:val="24"/>
-        </w:rPr>
-        <w:t>воскресив</w:t>
-      </w:r>
-      <w:r>
-        <w:rPr>
-          <w:rFonts w:ascii="Times New Roman" w:hAnsi="Times New Roman"/>
-          <w:sz w:val="24"/>
+          <w:u w:val="single"/>
+        </w:rPr>
+        <w:t>Твоєму</w:t>
+      </w:r>
+      <w:r>
+        <w:rPr>
+          <w:rFonts w:ascii="Times New Roman" w:hAnsi="Times New Roman"/>
+          <w:sz w:val="24"/>
+          <w:u w:val="single"/>
         </w:rPr>
         <w:t>.</w:t>
       </w:r>
@@ -15014,26 +15734,16 @@
       <w:r>
         <w:rPr>
           <w:rFonts w:ascii="Times New Roman" w:hAnsi="Times New Roman"/>
-          <w:b/>
-          <w:sz w:val="24"/>
-        </w:rPr>
-        <w:t xml:space="preserve">Слава і </w:t>
-      </w:r>
-      <w:r>
-        <w:rPr>
-          <w:rFonts w:ascii="Times New Roman" w:hAnsi="Times New Roman"/>
-          <w:b/>
-          <w:sz w:val="24"/>
-        </w:rPr>
-        <w:t>нині</w:t>
-      </w:r>
-      <w:r>
-        <w:rPr>
-          <w:rFonts w:ascii="Times New Roman" w:hAnsi="Times New Roman"/>
-          <w:sz w:val="24"/>
-        </w:rPr>
-        <w:t xml:space="preserve">: </w:t>
-      </w:r>
+          <w:sz w:val="24"/>
+        </w:rPr>
+        <w:t>Милостиво рани й язви прийняв Ти, Христе, ганьбу поличників терпів і довготерпеливо оплювання переніс і цим мені спасіння приготував єси. Слава силі Твоїй, Господи.</w:t>
+      </w:r>
+    </w:p>
+    <w:p>
+      <w:pPr>
+        <w:spacing w:after="120"/>
+        <w:jc w:val="both"/>
+      </w:pPr>
       <w:r>
         <w:rPr>
           <w:rFonts w:ascii="Times New Roman" w:hAnsi="Times New Roman"/>
@@ -15041,7 +15751,346 @@
           <w:color w:val="FF0000"/>
           <w:sz w:val="24"/>
         </w:rPr>
-        <w:t>Богородичний</w:t>
+        <w:t>Приспів:</w:t>
+      </w:r>
+      <w:r>
+        <w:rPr>
+          <w:rFonts w:ascii="Times New Roman" w:hAnsi="Times New Roman"/>
+          <w:i/>
+          <w:sz w:val="24"/>
+        </w:rPr>
+        <w:t xml:space="preserve"> </w:t>
+      </w:r>
+      <w:r>
+        <w:rPr>
+          <w:rFonts w:ascii="Times New Roman" w:hAnsi="Times New Roman"/>
+          <w:sz w:val="24"/>
+          <w:u w:val="single"/>
+        </w:rPr>
+        <w:t>Слава, Господи, святому Воскресінню Твоєму.</w:t>
+      </w:r>
+    </w:p>
+    <w:p>
+      <w:pPr>
+        <w:spacing w:after="120"/>
+        <w:jc w:val="both"/>
+      </w:pPr>
+      <w:r>
+        <w:rPr>
+          <w:rFonts w:ascii="Times New Roman" w:hAnsi="Times New Roman"/>
+          <w:sz w:val="24"/>
+        </w:rPr>
+        <w:t>Тілом</w:t>
+      </w:r>
+      <w:r>
+        <w:rPr>
+          <w:rFonts w:ascii="Times New Roman" w:hAnsi="Times New Roman"/>
+          <w:sz w:val="24"/>
+        </w:rPr>
+        <w:t xml:space="preserve"> </w:t>
+      </w:r>
+      <w:r>
+        <w:rPr>
+          <w:rFonts w:ascii="Times New Roman" w:hAnsi="Times New Roman"/>
+          <w:sz w:val="24"/>
+        </w:rPr>
+        <w:t>смертним</w:t>
+      </w:r>
+      <w:r>
+        <w:rPr>
+          <w:rFonts w:ascii="Times New Roman" w:hAnsi="Times New Roman"/>
+          <w:sz w:val="24"/>
+        </w:rPr>
+        <w:t xml:space="preserve"> </w:t>
+      </w:r>
+      <w:r>
+        <w:rPr>
+          <w:rFonts w:ascii="Times New Roman" w:hAnsi="Times New Roman"/>
+          <w:sz w:val="24"/>
+        </w:rPr>
+        <w:t>Ти</w:t>
+      </w:r>
+      <w:r>
+        <w:rPr>
+          <w:rFonts w:ascii="Times New Roman" w:hAnsi="Times New Roman"/>
+          <w:sz w:val="24"/>
+        </w:rPr>
+        <w:t xml:space="preserve">, </w:t>
+      </w:r>
+      <w:r>
+        <w:rPr>
+          <w:rFonts w:ascii="Times New Roman" w:hAnsi="Times New Roman"/>
+          <w:sz w:val="24"/>
+        </w:rPr>
+        <w:t>Життя</w:t>
+      </w:r>
+      <w:r>
+        <w:rPr>
+          <w:rFonts w:ascii="Times New Roman" w:hAnsi="Times New Roman"/>
+          <w:sz w:val="24"/>
+        </w:rPr>
+        <w:t xml:space="preserve">, </w:t>
+      </w:r>
+      <w:r>
+        <w:rPr>
+          <w:rFonts w:ascii="Times New Roman" w:hAnsi="Times New Roman"/>
+          <w:sz w:val="24"/>
+        </w:rPr>
+        <w:t>задля</w:t>
+      </w:r>
+      <w:r>
+        <w:rPr>
+          <w:rFonts w:ascii="Times New Roman" w:hAnsi="Times New Roman"/>
+          <w:sz w:val="24"/>
+        </w:rPr>
+        <w:t xml:space="preserve"> </w:t>
+      </w:r>
+      <w:r>
+        <w:rPr>
+          <w:rFonts w:ascii="Times New Roman" w:hAnsi="Times New Roman"/>
+          <w:sz w:val="24"/>
+        </w:rPr>
+        <w:t>нещастя</w:t>
+      </w:r>
+      <w:r>
+        <w:rPr>
+          <w:rFonts w:ascii="Times New Roman" w:hAnsi="Times New Roman"/>
+          <w:sz w:val="24"/>
+        </w:rPr>
+        <w:t xml:space="preserve"> </w:t>
+      </w:r>
+      <w:r>
+        <w:rPr>
+          <w:rFonts w:ascii="Times New Roman" w:hAnsi="Times New Roman"/>
+          <w:sz w:val="24"/>
+        </w:rPr>
+        <w:t>вбогих</w:t>
+      </w:r>
+      <w:r>
+        <w:rPr>
+          <w:rFonts w:ascii="Times New Roman" w:hAnsi="Times New Roman"/>
+          <w:sz w:val="24"/>
+        </w:rPr>
+        <w:t xml:space="preserve"> і </w:t>
+      </w:r>
+      <w:r>
+        <w:rPr>
+          <w:rFonts w:ascii="Times New Roman" w:hAnsi="Times New Roman"/>
+          <w:sz w:val="24"/>
+        </w:rPr>
+        <w:t>стогону</w:t>
+      </w:r>
+      <w:r>
+        <w:rPr>
+          <w:rFonts w:ascii="Times New Roman" w:hAnsi="Times New Roman"/>
+          <w:sz w:val="24"/>
+        </w:rPr>
+        <w:t xml:space="preserve"> </w:t>
+      </w:r>
+      <w:r>
+        <w:rPr>
+          <w:rFonts w:ascii="Times New Roman" w:hAnsi="Times New Roman"/>
+          <w:sz w:val="24"/>
+        </w:rPr>
+        <w:t>бідних</w:t>
+      </w:r>
+      <w:r>
+        <w:rPr>
+          <w:rFonts w:ascii="Times New Roman" w:hAnsi="Times New Roman"/>
+          <w:sz w:val="24"/>
+        </w:rPr>
+        <w:t xml:space="preserve"> </w:t>
+      </w:r>
+      <w:r>
+        <w:rPr>
+          <w:rFonts w:ascii="Times New Roman" w:hAnsi="Times New Roman"/>
+          <w:sz w:val="24"/>
+        </w:rPr>
+        <w:t>до</w:t>
+      </w:r>
+      <w:r>
+        <w:rPr>
+          <w:rFonts w:ascii="Times New Roman" w:hAnsi="Times New Roman"/>
+          <w:sz w:val="24"/>
+        </w:rPr>
+        <w:t xml:space="preserve"> </w:t>
+      </w:r>
+      <w:r>
+        <w:rPr>
+          <w:rFonts w:ascii="Times New Roman" w:hAnsi="Times New Roman"/>
+          <w:sz w:val="24"/>
+        </w:rPr>
+        <w:t>смерти</w:t>
+      </w:r>
+      <w:r>
+        <w:rPr>
+          <w:rFonts w:ascii="Times New Roman" w:hAnsi="Times New Roman"/>
+          <w:sz w:val="24"/>
+        </w:rPr>
+        <w:t xml:space="preserve"> </w:t>
+      </w:r>
+      <w:r>
+        <w:rPr>
+          <w:rFonts w:ascii="Times New Roman" w:hAnsi="Times New Roman"/>
+          <w:sz w:val="24"/>
+        </w:rPr>
+        <w:t>приєднався</w:t>
+      </w:r>
+      <w:r>
+        <w:rPr>
+          <w:rFonts w:ascii="Times New Roman" w:hAnsi="Times New Roman"/>
+          <w:sz w:val="24"/>
+        </w:rPr>
+        <w:t xml:space="preserve">, і </w:t>
+      </w:r>
+      <w:r>
+        <w:rPr>
+          <w:rFonts w:ascii="Times New Roman" w:hAnsi="Times New Roman"/>
+          <w:sz w:val="24"/>
+        </w:rPr>
+        <w:t>губителя</w:t>
+      </w:r>
+      <w:r>
+        <w:rPr>
+          <w:rFonts w:ascii="Times New Roman" w:hAnsi="Times New Roman"/>
+          <w:sz w:val="24"/>
+        </w:rPr>
+        <w:t xml:space="preserve"> </w:t>
+      </w:r>
+      <w:r>
+        <w:rPr>
+          <w:rFonts w:ascii="Times New Roman" w:hAnsi="Times New Roman"/>
+          <w:sz w:val="24"/>
+        </w:rPr>
+        <w:t>знищивши</w:t>
+      </w:r>
+      <w:r>
+        <w:rPr>
+          <w:rFonts w:ascii="Times New Roman" w:hAnsi="Times New Roman"/>
+          <w:sz w:val="24"/>
+        </w:rPr>
+        <w:t xml:space="preserve">, </w:t>
+      </w:r>
+      <w:r>
+        <w:rPr>
+          <w:rFonts w:ascii="Times New Roman" w:hAnsi="Times New Roman"/>
+          <w:sz w:val="24"/>
+        </w:rPr>
+        <w:t>Ти</w:t>
+      </w:r>
+      <w:r>
+        <w:rPr>
+          <w:rFonts w:ascii="Times New Roman" w:hAnsi="Times New Roman"/>
+          <w:sz w:val="24"/>
+        </w:rPr>
+        <w:t xml:space="preserve">, </w:t>
+      </w:r>
+      <w:r>
+        <w:rPr>
+          <w:rFonts w:ascii="Times New Roman" w:hAnsi="Times New Roman"/>
+          <w:sz w:val="24"/>
+        </w:rPr>
+        <w:t>Найславніший</w:t>
+      </w:r>
+      <w:r>
+        <w:rPr>
+          <w:rFonts w:ascii="Times New Roman" w:hAnsi="Times New Roman"/>
+          <w:sz w:val="24"/>
+        </w:rPr>
+        <w:t xml:space="preserve">, </w:t>
+      </w:r>
+      <w:r>
+        <w:rPr>
+          <w:rFonts w:ascii="Times New Roman" w:hAnsi="Times New Roman"/>
+          <w:sz w:val="24"/>
+        </w:rPr>
+        <w:t>усіх</w:t>
+      </w:r>
+      <w:r>
+        <w:rPr>
+          <w:rFonts w:ascii="Times New Roman" w:hAnsi="Times New Roman"/>
+          <w:sz w:val="24"/>
+        </w:rPr>
+        <w:t xml:space="preserve"> </w:t>
+      </w:r>
+      <w:r>
+        <w:rPr>
+          <w:rFonts w:ascii="Times New Roman" w:hAnsi="Times New Roman"/>
+          <w:sz w:val="24"/>
+        </w:rPr>
+        <w:t>із</w:t>
+      </w:r>
+      <w:r>
+        <w:rPr>
+          <w:rFonts w:ascii="Times New Roman" w:hAnsi="Times New Roman"/>
+          <w:sz w:val="24"/>
+        </w:rPr>
+        <w:t xml:space="preserve"> </w:t>
+      </w:r>
+      <w:r>
+        <w:rPr>
+          <w:rFonts w:ascii="Times New Roman" w:hAnsi="Times New Roman"/>
+          <w:sz w:val="24"/>
+        </w:rPr>
+        <w:t>Собою</w:t>
+      </w:r>
+      <w:r>
+        <w:rPr>
+          <w:rFonts w:ascii="Times New Roman" w:hAnsi="Times New Roman"/>
+          <w:sz w:val="24"/>
+        </w:rPr>
+        <w:t xml:space="preserve"> </w:t>
+      </w:r>
+      <w:r>
+        <w:rPr>
+          <w:rFonts w:ascii="Times New Roman" w:hAnsi="Times New Roman"/>
+          <w:sz w:val="24"/>
+        </w:rPr>
+        <w:t>воскресив</w:t>
+      </w:r>
+      <w:r>
+        <w:rPr>
+          <w:rFonts w:ascii="Times New Roman" w:hAnsi="Times New Roman"/>
+          <w:sz w:val="24"/>
+        </w:rPr>
+        <w:t>.</w:t>
+      </w:r>
+    </w:p>
+    <w:p>
+      <w:pPr>
+        <w:spacing w:after="120"/>
+        <w:jc w:val="both"/>
+      </w:pPr>
+      <w:r>
+        <w:rPr>
+          <w:rFonts w:ascii="Times New Roman" w:hAnsi="Times New Roman"/>
+          <w:b/>
+          <w:sz w:val="24"/>
+        </w:rPr>
+        <w:t>Слава</w:t>
+      </w:r>
+      <w:r>
+        <w:rPr>
+          <w:rFonts w:ascii="Times New Roman" w:hAnsi="Times New Roman"/>
+          <w:b/>
+          <w:sz w:val="24"/>
+        </w:rPr>
+        <w:t xml:space="preserve"> і </w:t>
+      </w:r>
+      <w:r>
+        <w:rPr>
+          <w:rFonts w:ascii="Times New Roman" w:hAnsi="Times New Roman"/>
+          <w:b/>
+          <w:sz w:val="24"/>
+        </w:rPr>
+        <w:t>нині</w:t>
+      </w:r>
+      <w:r>
+        <w:rPr>
+          <w:rFonts w:ascii="Times New Roman" w:hAnsi="Times New Roman"/>
+          <w:sz w:val="24"/>
+        </w:rPr>
+        <w:t xml:space="preserve">: </w:t>
       </w:r>
       <w:r>
         <w:rPr>
@@ -15050,343 +16099,8 @@
           <w:color w:val="FF0000"/>
           <w:sz w:val="24"/>
         </w:rPr>
-        <w:t>:</w:t>
-      </w:r>
-      <w:r>
-        <w:rPr>
-          <w:rFonts w:ascii="Times New Roman" w:hAnsi="Times New Roman"/>
-          <w:sz w:val="24"/>
-        </w:rPr>
-        <w:t xml:space="preserve"> </w:t>
-      </w:r>
-      <w:r>
-        <w:rPr>
-          <w:rFonts w:ascii="Times New Roman" w:hAnsi="Times New Roman"/>
-          <w:sz w:val="24"/>
-        </w:rPr>
-        <w:t>Пом’яни</w:t>
-      </w:r>
-      <w:r>
-        <w:rPr>
-          <w:rFonts w:ascii="Times New Roman" w:hAnsi="Times New Roman"/>
-          <w:sz w:val="24"/>
-        </w:rPr>
-        <w:t xml:space="preserve">, </w:t>
-      </w:r>
-      <w:r>
-        <w:rPr>
-          <w:rFonts w:ascii="Times New Roman" w:hAnsi="Times New Roman"/>
-          <w:sz w:val="24"/>
-        </w:rPr>
-        <w:t>Христе</w:t>
-      </w:r>
-      <w:r>
-        <w:rPr>
-          <w:rFonts w:ascii="Times New Roman" w:hAnsi="Times New Roman"/>
-          <w:sz w:val="24"/>
-        </w:rPr>
-        <w:t xml:space="preserve">, </w:t>
-      </w:r>
-      <w:r>
-        <w:rPr>
-          <w:rFonts w:ascii="Times New Roman" w:hAnsi="Times New Roman"/>
-          <w:sz w:val="24"/>
-        </w:rPr>
-        <w:t>стадо</w:t>
-      </w:r>
-      <w:r>
-        <w:rPr>
-          <w:rFonts w:ascii="Times New Roman" w:hAnsi="Times New Roman"/>
-          <w:sz w:val="24"/>
-        </w:rPr>
-        <w:t xml:space="preserve">, </w:t>
-      </w:r>
-      <w:r>
-        <w:rPr>
-          <w:rFonts w:ascii="Times New Roman" w:hAnsi="Times New Roman"/>
-          <w:sz w:val="24"/>
-        </w:rPr>
-        <w:t>що</w:t>
-      </w:r>
-      <w:r>
-        <w:rPr>
-          <w:rFonts w:ascii="Times New Roman" w:hAnsi="Times New Roman"/>
-          <w:sz w:val="24"/>
-        </w:rPr>
-        <w:t xml:space="preserve"> </w:t>
-      </w:r>
-      <w:r>
-        <w:rPr>
-          <w:rFonts w:ascii="Times New Roman" w:hAnsi="Times New Roman"/>
-          <w:sz w:val="24"/>
-        </w:rPr>
-        <w:t>його</w:t>
-      </w:r>
-      <w:r>
-        <w:rPr>
-          <w:rFonts w:ascii="Times New Roman" w:hAnsi="Times New Roman"/>
-          <w:sz w:val="24"/>
-        </w:rPr>
-        <w:t xml:space="preserve"> </w:t>
-      </w:r>
-      <w:r>
-        <w:rPr>
-          <w:rFonts w:ascii="Times New Roman" w:hAnsi="Times New Roman"/>
-          <w:sz w:val="24"/>
-        </w:rPr>
-        <w:t>стражданням</w:t>
-      </w:r>
-      <w:r>
-        <w:rPr>
-          <w:rFonts w:ascii="Times New Roman" w:hAnsi="Times New Roman"/>
-          <w:sz w:val="24"/>
-        </w:rPr>
-        <w:t xml:space="preserve"> </w:t>
-      </w:r>
-      <w:r>
-        <w:rPr>
-          <w:rFonts w:ascii="Times New Roman" w:hAnsi="Times New Roman"/>
-          <w:sz w:val="24"/>
-        </w:rPr>
-        <w:t>Твоїм</w:t>
-      </w:r>
-      <w:r>
-        <w:rPr>
-          <w:rFonts w:ascii="Times New Roman" w:hAnsi="Times New Roman"/>
-          <w:sz w:val="24"/>
-        </w:rPr>
-        <w:t xml:space="preserve"> </w:t>
-      </w:r>
-      <w:r>
-        <w:rPr>
-          <w:rFonts w:ascii="Times New Roman" w:hAnsi="Times New Roman"/>
-          <w:sz w:val="24"/>
-        </w:rPr>
-        <w:t>придбав</w:t>
-      </w:r>
-      <w:r>
-        <w:rPr>
-          <w:rFonts w:ascii="Times New Roman" w:hAnsi="Times New Roman"/>
-          <w:sz w:val="24"/>
-        </w:rPr>
-        <w:t xml:space="preserve"> </w:t>
-      </w:r>
-      <w:r>
-        <w:rPr>
-          <w:rFonts w:ascii="Times New Roman" w:hAnsi="Times New Roman"/>
-          <w:sz w:val="24"/>
-        </w:rPr>
-        <w:t>єси</w:t>
-      </w:r>
-      <w:r>
-        <w:rPr>
-          <w:rFonts w:ascii="Times New Roman" w:hAnsi="Times New Roman"/>
-          <w:sz w:val="24"/>
-        </w:rPr>
-        <w:t xml:space="preserve">; </w:t>
-      </w:r>
-      <w:r>
-        <w:rPr>
-          <w:rFonts w:ascii="Times New Roman" w:hAnsi="Times New Roman"/>
-          <w:sz w:val="24"/>
-        </w:rPr>
-        <w:t>жалісливі</w:t>
-      </w:r>
-      <w:r>
-        <w:rPr>
-          <w:rFonts w:ascii="Times New Roman" w:hAnsi="Times New Roman"/>
-          <w:sz w:val="24"/>
-        </w:rPr>
-        <w:t xml:space="preserve"> </w:t>
-      </w:r>
-      <w:r>
-        <w:rPr>
-          <w:rFonts w:ascii="Times New Roman" w:hAnsi="Times New Roman"/>
-          <w:sz w:val="24"/>
-        </w:rPr>
-        <w:t>молитви</w:t>
-      </w:r>
-      <w:r>
-        <w:rPr>
-          <w:rFonts w:ascii="Times New Roman" w:hAnsi="Times New Roman"/>
-          <w:sz w:val="24"/>
-        </w:rPr>
-        <w:t xml:space="preserve"> </w:t>
-      </w:r>
-      <w:r>
-        <w:rPr>
-          <w:rFonts w:ascii="Times New Roman" w:hAnsi="Times New Roman"/>
-          <w:sz w:val="24"/>
-        </w:rPr>
-        <w:t>препрославленої</w:t>
-      </w:r>
-      <w:r>
-        <w:rPr>
-          <w:rFonts w:ascii="Times New Roman" w:hAnsi="Times New Roman"/>
-          <w:sz w:val="24"/>
-        </w:rPr>
-        <w:t xml:space="preserve"> </w:t>
-      </w:r>
-      <w:r>
-        <w:rPr>
-          <w:rFonts w:ascii="Times New Roman" w:hAnsi="Times New Roman"/>
-          <w:sz w:val="24"/>
-        </w:rPr>
-        <w:t>Твоєї</w:t>
-      </w:r>
-      <w:r>
-        <w:rPr>
-          <w:rFonts w:ascii="Times New Roman" w:hAnsi="Times New Roman"/>
-          <w:sz w:val="24"/>
-        </w:rPr>
-        <w:t xml:space="preserve"> </w:t>
-      </w:r>
-      <w:r>
-        <w:rPr>
-          <w:rFonts w:ascii="Times New Roman" w:hAnsi="Times New Roman"/>
-          <w:sz w:val="24"/>
-        </w:rPr>
-        <w:t>Матері</w:t>
-      </w:r>
-      <w:r>
-        <w:rPr>
-          <w:rFonts w:ascii="Times New Roman" w:hAnsi="Times New Roman"/>
-          <w:sz w:val="24"/>
-        </w:rPr>
-        <w:t xml:space="preserve"> </w:t>
-      </w:r>
-      <w:r>
-        <w:rPr>
-          <w:rFonts w:ascii="Times New Roman" w:hAnsi="Times New Roman"/>
-          <w:sz w:val="24"/>
-        </w:rPr>
-        <w:t>прийнявши</w:t>
-      </w:r>
-      <w:r>
-        <w:rPr>
-          <w:rFonts w:ascii="Times New Roman" w:hAnsi="Times New Roman"/>
-          <w:sz w:val="24"/>
-        </w:rPr>
-        <w:t xml:space="preserve"> і </w:t>
-      </w:r>
-      <w:r>
-        <w:rPr>
-          <w:rFonts w:ascii="Times New Roman" w:hAnsi="Times New Roman"/>
-          <w:sz w:val="24"/>
-        </w:rPr>
-        <w:t>паству</w:t>
-      </w:r>
-      <w:r>
-        <w:rPr>
-          <w:rFonts w:ascii="Times New Roman" w:hAnsi="Times New Roman"/>
-          <w:sz w:val="24"/>
-        </w:rPr>
-        <w:t xml:space="preserve"> </w:t>
-      </w:r>
-      <w:r>
-        <w:rPr>
-          <w:rFonts w:ascii="Times New Roman" w:hAnsi="Times New Roman"/>
-          <w:sz w:val="24"/>
-        </w:rPr>
-        <w:t>лихом</w:t>
-      </w:r>
-      <w:r>
-        <w:rPr>
-          <w:rFonts w:ascii="Times New Roman" w:hAnsi="Times New Roman"/>
-          <w:sz w:val="24"/>
-        </w:rPr>
-        <w:t xml:space="preserve"> </w:t>
-      </w:r>
-      <w:r>
-        <w:rPr>
-          <w:rFonts w:ascii="Times New Roman" w:hAnsi="Times New Roman"/>
-          <w:sz w:val="24"/>
-        </w:rPr>
-        <w:t>пригноблену</w:t>
-      </w:r>
-      <w:r>
-        <w:rPr>
-          <w:rFonts w:ascii="Times New Roman" w:hAnsi="Times New Roman"/>
-          <w:sz w:val="24"/>
-        </w:rPr>
-        <w:t xml:space="preserve"> </w:t>
-      </w:r>
-      <w:r>
-        <w:rPr>
-          <w:rFonts w:ascii="Times New Roman" w:hAnsi="Times New Roman"/>
-          <w:sz w:val="24"/>
-        </w:rPr>
-        <w:t>навідавши</w:t>
-      </w:r>
-      <w:r>
-        <w:rPr>
-          <w:rFonts w:ascii="Times New Roman" w:hAnsi="Times New Roman"/>
-          <w:sz w:val="24"/>
-        </w:rPr>
-        <w:t xml:space="preserve">, </w:t>
-      </w:r>
-      <w:r>
-        <w:rPr>
-          <w:rFonts w:ascii="Times New Roman" w:hAnsi="Times New Roman"/>
-          <w:sz w:val="24"/>
-        </w:rPr>
-        <w:t>визволь</w:t>
-      </w:r>
-      <w:r>
-        <w:rPr>
-          <w:rFonts w:ascii="Times New Roman" w:hAnsi="Times New Roman"/>
-          <w:sz w:val="24"/>
-        </w:rPr>
-        <w:t xml:space="preserve"> </w:t>
-      </w:r>
-      <w:r>
-        <w:rPr>
-          <w:rFonts w:ascii="Times New Roman" w:hAnsi="Times New Roman"/>
-          <w:sz w:val="24"/>
-        </w:rPr>
-        <w:t>силою</w:t>
-      </w:r>
-      <w:r>
-        <w:rPr>
-          <w:rFonts w:ascii="Times New Roman" w:hAnsi="Times New Roman"/>
-          <w:sz w:val="24"/>
-        </w:rPr>
-        <w:t xml:space="preserve"> </w:t>
-      </w:r>
-      <w:r>
-        <w:rPr>
-          <w:rFonts w:ascii="Times New Roman" w:hAnsi="Times New Roman"/>
-          <w:sz w:val="24"/>
-        </w:rPr>
-        <w:t>Твоєю</w:t>
-      </w:r>
-      <w:r>
-        <w:rPr>
-          <w:rFonts w:ascii="Times New Roman" w:hAnsi="Times New Roman"/>
-          <w:sz w:val="24"/>
-        </w:rPr>
-        <w:t xml:space="preserve">, </w:t>
-      </w:r>
-      <w:r>
-        <w:rPr>
-          <w:rFonts w:ascii="Times New Roman" w:hAnsi="Times New Roman"/>
-          <w:sz w:val="24"/>
-        </w:rPr>
-        <w:t>Господи</w:t>
-      </w:r>
-      <w:r>
-        <w:rPr>
-          <w:rFonts w:ascii="Times New Roman" w:hAnsi="Times New Roman"/>
-          <w:sz w:val="24"/>
-        </w:rPr>
-        <w:t>.</w:t>
-      </w:r>
-    </w:p>
-    <w:p>
-      <w:pPr>
-        <w:spacing w:after="120"/>
-        <w:jc w:val="both"/>
-      </w:pPr>
+        <w:t>Богородичний</w:t>
+      </w:r>
       <w:r>
         <w:rPr>
           <w:rFonts w:ascii="Times New Roman" w:hAnsi="Times New Roman"/>
@@ -15394,8 +16108,380 @@
           <w:color w:val="FF0000"/>
           <w:sz w:val="24"/>
         </w:rPr>
-        <w:t>Ірмос</w:t>
-      </w:r>
+        <w:t>:</w:t>
+      </w:r>
+      <w:r>
+        <w:rPr>
+          <w:rFonts w:ascii="Times New Roman" w:hAnsi="Times New Roman"/>
+          <w:sz w:val="24"/>
+        </w:rPr>
+        <w:t xml:space="preserve"> </w:t>
+      </w:r>
+      <w:r>
+        <w:rPr>
+          <w:rFonts w:ascii="Times New Roman" w:hAnsi="Times New Roman"/>
+          <w:sz w:val="24"/>
+        </w:rPr>
+        <w:t>Пом’яни</w:t>
+      </w:r>
+      <w:r>
+        <w:rPr>
+          <w:rFonts w:ascii="Times New Roman" w:hAnsi="Times New Roman"/>
+          <w:sz w:val="24"/>
+        </w:rPr>
+        <w:t xml:space="preserve">, </w:t>
+      </w:r>
+      <w:r>
+        <w:rPr>
+          <w:rFonts w:ascii="Times New Roman" w:hAnsi="Times New Roman"/>
+          <w:sz w:val="24"/>
+        </w:rPr>
+        <w:t>Христе</w:t>
+      </w:r>
+      <w:r>
+        <w:rPr>
+          <w:rFonts w:ascii="Times New Roman" w:hAnsi="Times New Roman"/>
+          <w:sz w:val="24"/>
+        </w:rPr>
+        <w:t xml:space="preserve">, </w:t>
+      </w:r>
+      <w:r>
+        <w:rPr>
+          <w:rFonts w:ascii="Times New Roman" w:hAnsi="Times New Roman"/>
+          <w:sz w:val="24"/>
+        </w:rPr>
+        <w:t>стадо</w:t>
+      </w:r>
+      <w:r>
+        <w:rPr>
+          <w:rFonts w:ascii="Times New Roman" w:hAnsi="Times New Roman"/>
+          <w:sz w:val="24"/>
+        </w:rPr>
+        <w:t xml:space="preserve">, </w:t>
+      </w:r>
+      <w:r>
+        <w:rPr>
+          <w:rFonts w:ascii="Times New Roman" w:hAnsi="Times New Roman"/>
+          <w:sz w:val="24"/>
+        </w:rPr>
+        <w:t>що</w:t>
+      </w:r>
+      <w:r>
+        <w:rPr>
+          <w:rFonts w:ascii="Times New Roman" w:hAnsi="Times New Roman"/>
+          <w:sz w:val="24"/>
+        </w:rPr>
+        <w:t xml:space="preserve"> </w:t>
+      </w:r>
+      <w:r>
+        <w:rPr>
+          <w:rFonts w:ascii="Times New Roman" w:hAnsi="Times New Roman"/>
+          <w:sz w:val="24"/>
+        </w:rPr>
+        <w:t>його</w:t>
+      </w:r>
+      <w:r>
+        <w:rPr>
+          <w:rFonts w:ascii="Times New Roman" w:hAnsi="Times New Roman"/>
+          <w:sz w:val="24"/>
+        </w:rPr>
+        <w:t xml:space="preserve"> </w:t>
+      </w:r>
+      <w:r>
+        <w:rPr>
+          <w:rFonts w:ascii="Times New Roman" w:hAnsi="Times New Roman"/>
+          <w:sz w:val="24"/>
+        </w:rPr>
+        <w:t>стражданням</w:t>
+      </w:r>
+      <w:r>
+        <w:rPr>
+          <w:rFonts w:ascii="Times New Roman" w:hAnsi="Times New Roman"/>
+          <w:sz w:val="24"/>
+        </w:rPr>
+        <w:t xml:space="preserve"> </w:t>
+      </w:r>
+      <w:r>
+        <w:rPr>
+          <w:rFonts w:ascii="Times New Roman" w:hAnsi="Times New Roman"/>
+          <w:sz w:val="24"/>
+        </w:rPr>
+        <w:t>Твоїм</w:t>
+      </w:r>
+      <w:r>
+        <w:rPr>
+          <w:rFonts w:ascii="Times New Roman" w:hAnsi="Times New Roman"/>
+          <w:sz w:val="24"/>
+        </w:rPr>
+        <w:t xml:space="preserve"> </w:t>
+      </w:r>
+      <w:r>
+        <w:rPr>
+          <w:rFonts w:ascii="Times New Roman" w:hAnsi="Times New Roman"/>
+          <w:sz w:val="24"/>
+        </w:rPr>
+        <w:t>придбав</w:t>
+      </w:r>
+      <w:r>
+        <w:rPr>
+          <w:rFonts w:ascii="Times New Roman" w:hAnsi="Times New Roman"/>
+          <w:sz w:val="24"/>
+        </w:rPr>
+        <w:t xml:space="preserve"> </w:t>
+      </w:r>
+      <w:r>
+        <w:rPr>
+          <w:rFonts w:ascii="Times New Roman" w:hAnsi="Times New Roman"/>
+          <w:sz w:val="24"/>
+        </w:rPr>
+        <w:t>єси</w:t>
+      </w:r>
+      <w:r>
+        <w:rPr>
+          <w:rFonts w:ascii="Times New Roman" w:hAnsi="Times New Roman"/>
+          <w:sz w:val="24"/>
+        </w:rPr>
+        <w:t xml:space="preserve">; </w:t>
+      </w:r>
+      <w:r>
+        <w:rPr>
+          <w:rFonts w:ascii="Times New Roman" w:hAnsi="Times New Roman"/>
+          <w:sz w:val="24"/>
+        </w:rPr>
+        <w:t>жалісливі</w:t>
+      </w:r>
+      <w:r>
+        <w:rPr>
+          <w:rFonts w:ascii="Times New Roman" w:hAnsi="Times New Roman"/>
+          <w:sz w:val="24"/>
+        </w:rPr>
+        <w:t xml:space="preserve"> </w:t>
+      </w:r>
+      <w:r>
+        <w:rPr>
+          <w:rFonts w:ascii="Times New Roman" w:hAnsi="Times New Roman"/>
+          <w:sz w:val="24"/>
+        </w:rPr>
+        <w:t>молитви</w:t>
+      </w:r>
+      <w:r>
+        <w:rPr>
+          <w:rFonts w:ascii="Times New Roman" w:hAnsi="Times New Roman"/>
+          <w:sz w:val="24"/>
+        </w:rPr>
+        <w:t xml:space="preserve"> </w:t>
+      </w:r>
+      <w:r>
+        <w:rPr>
+          <w:rFonts w:ascii="Times New Roman" w:hAnsi="Times New Roman"/>
+          <w:sz w:val="24"/>
+        </w:rPr>
+        <w:t>препрославленої</w:t>
+      </w:r>
+      <w:r>
+        <w:rPr>
+          <w:rFonts w:ascii="Times New Roman" w:hAnsi="Times New Roman"/>
+          <w:sz w:val="24"/>
+        </w:rPr>
+        <w:t xml:space="preserve"> </w:t>
+      </w:r>
+      <w:r>
+        <w:rPr>
+          <w:rFonts w:ascii="Times New Roman" w:hAnsi="Times New Roman"/>
+          <w:sz w:val="24"/>
+        </w:rPr>
+        <w:t>Твоєї</w:t>
+      </w:r>
+      <w:r>
+        <w:rPr>
+          <w:rFonts w:ascii="Times New Roman" w:hAnsi="Times New Roman"/>
+          <w:sz w:val="24"/>
+        </w:rPr>
+        <w:t xml:space="preserve"> </w:t>
+      </w:r>
+      <w:r>
+        <w:rPr>
+          <w:rFonts w:ascii="Times New Roman" w:hAnsi="Times New Roman"/>
+          <w:sz w:val="24"/>
+        </w:rPr>
+        <w:t>Матері</w:t>
+      </w:r>
+      <w:r>
+        <w:rPr>
+          <w:rFonts w:ascii="Times New Roman" w:hAnsi="Times New Roman"/>
+          <w:sz w:val="24"/>
+        </w:rPr>
+        <w:t xml:space="preserve"> </w:t>
+      </w:r>
+      <w:r>
+        <w:rPr>
+          <w:rFonts w:ascii="Times New Roman" w:hAnsi="Times New Roman"/>
+          <w:sz w:val="24"/>
+        </w:rPr>
+        <w:t>прийнявши</w:t>
+      </w:r>
+      <w:r>
+        <w:rPr>
+          <w:rFonts w:ascii="Times New Roman" w:hAnsi="Times New Roman"/>
+          <w:sz w:val="24"/>
+        </w:rPr>
+        <w:t xml:space="preserve"> і </w:t>
+      </w:r>
+      <w:r>
+        <w:rPr>
+          <w:rFonts w:ascii="Times New Roman" w:hAnsi="Times New Roman"/>
+          <w:sz w:val="24"/>
+        </w:rPr>
+        <w:t>паству</w:t>
+      </w:r>
+      <w:r>
+        <w:rPr>
+          <w:rFonts w:ascii="Times New Roman" w:hAnsi="Times New Roman"/>
+          <w:sz w:val="24"/>
+        </w:rPr>
+        <w:t xml:space="preserve"> </w:t>
+      </w:r>
+      <w:r>
+        <w:rPr>
+          <w:rFonts w:ascii="Times New Roman" w:hAnsi="Times New Roman"/>
+          <w:sz w:val="24"/>
+        </w:rPr>
+        <w:t>лихом</w:t>
+      </w:r>
+      <w:r>
+        <w:rPr>
+          <w:rFonts w:ascii="Times New Roman" w:hAnsi="Times New Roman"/>
+          <w:sz w:val="24"/>
+        </w:rPr>
+        <w:t xml:space="preserve"> </w:t>
+      </w:r>
+      <w:r>
+        <w:rPr>
+          <w:rFonts w:ascii="Times New Roman" w:hAnsi="Times New Roman"/>
+          <w:sz w:val="24"/>
+        </w:rPr>
+        <w:t>пригноблену</w:t>
+      </w:r>
+      <w:r>
+        <w:rPr>
+          <w:rFonts w:ascii="Times New Roman" w:hAnsi="Times New Roman"/>
+          <w:sz w:val="24"/>
+        </w:rPr>
+        <w:t xml:space="preserve"> </w:t>
+      </w:r>
+      <w:r>
+        <w:rPr>
+          <w:rFonts w:ascii="Times New Roman" w:hAnsi="Times New Roman"/>
+          <w:sz w:val="24"/>
+        </w:rPr>
+        <w:t>навідавши</w:t>
+      </w:r>
+      <w:r>
+        <w:rPr>
+          <w:rFonts w:ascii="Times New Roman" w:hAnsi="Times New Roman"/>
+          <w:sz w:val="24"/>
+        </w:rPr>
+        <w:t xml:space="preserve">, </w:t>
+      </w:r>
+      <w:r>
+        <w:rPr>
+          <w:rFonts w:ascii="Times New Roman" w:hAnsi="Times New Roman"/>
+          <w:sz w:val="24"/>
+        </w:rPr>
+        <w:t>визволь</w:t>
+      </w:r>
+      <w:r>
+        <w:rPr>
+          <w:rFonts w:ascii="Times New Roman" w:hAnsi="Times New Roman"/>
+          <w:sz w:val="24"/>
+        </w:rPr>
+        <w:t xml:space="preserve"> </w:t>
+      </w:r>
+      <w:r>
+        <w:rPr>
+          <w:rFonts w:ascii="Times New Roman" w:hAnsi="Times New Roman"/>
+          <w:sz w:val="24"/>
+        </w:rPr>
+        <w:t>силою</w:t>
+      </w:r>
+      <w:r>
+        <w:rPr>
+          <w:rFonts w:ascii="Times New Roman" w:hAnsi="Times New Roman"/>
+          <w:sz w:val="24"/>
+        </w:rPr>
+        <w:t xml:space="preserve"> </w:t>
+      </w:r>
+      <w:r>
+        <w:rPr>
+          <w:rFonts w:ascii="Times New Roman" w:hAnsi="Times New Roman"/>
+          <w:sz w:val="24"/>
+        </w:rPr>
+        <w:t>Твоєю</w:t>
+      </w:r>
+      <w:r>
+        <w:rPr>
+          <w:rFonts w:ascii="Times New Roman" w:hAnsi="Times New Roman"/>
+          <w:sz w:val="24"/>
+        </w:rPr>
+        <w:t xml:space="preserve">, </w:t>
+      </w:r>
+      <w:r>
+        <w:rPr>
+          <w:rFonts w:ascii="Times New Roman" w:hAnsi="Times New Roman"/>
+          <w:sz w:val="24"/>
+        </w:rPr>
+        <w:t>Господи</w:t>
+      </w:r>
+      <w:r>
+        <w:rPr>
+          <w:rFonts w:ascii="Times New Roman" w:hAnsi="Times New Roman"/>
+          <w:sz w:val="24"/>
+        </w:rPr>
+        <w:t>.</w:t>
+      </w:r>
+    </w:p>
+    <w:p>
+      <w:pPr>
+        <w:spacing w:after="120"/>
+        <w:jc w:val="both"/>
+      </w:pPr>
+    </w:p>
+    <w:p>
+      <w:pPr>
+        <w:pStyle w:val="Heading3"/>
+        <w:spacing w:after="120"/>
+        <w:jc w:val="center"/>
+      </w:pPr>
+      <w:r>
+        <w:rPr>
+          <w:rFonts w:ascii="Times New Roman" w:hAnsi="Times New Roman"/>
+          <w:b/>
+          <w:color w:val="FF0000"/>
+        </w:rPr>
+        <w:t>Пісня</w:t>
+      </w:r>
+      <w:r>
+        <w:rPr>
+          <w:rFonts w:ascii="Times New Roman" w:hAnsi="Times New Roman"/>
+          <w:b/>
+          <w:color w:val="FF0000"/>
+        </w:rPr>
+        <w:t xml:space="preserve"> </w:t>
+      </w:r>
+      <w:r>
+        <w:rPr>
+          <w:rFonts w:ascii="Times New Roman" w:hAnsi="Times New Roman"/>
+          <w:b/>
+          <w:color w:val="FF0000"/>
+        </w:rPr>
+        <w:t>5</w:t>
+      </w:r>
+    </w:p>
+    <w:p>
+      <w:pPr>
+        <w:spacing w:after="120"/>
+        <w:jc w:val="both"/>
+      </w:pPr>
       <w:r>
         <w:rPr>
           <w:rFonts w:ascii="Times New Roman" w:hAnsi="Times New Roman"/>
@@ -15403,318 +16489,8 @@
           <w:color w:val="FF0000"/>
           <w:sz w:val="24"/>
         </w:rPr>
-        <w:t xml:space="preserve"> 5</w:t>
-      </w:r>
-      <w:r>
-        <w:rPr>
-          <w:rFonts w:ascii="Times New Roman" w:hAnsi="Times New Roman"/>
-          <w:color w:val="FF0000"/>
-          <w:sz w:val="24"/>
-        </w:rPr>
-        <w:t xml:space="preserve">: </w:t>
-      </w:r>
-      <w:r>
-        <w:rPr>
-          <w:rFonts w:ascii="Times New Roman" w:hAnsi="Times New Roman"/>
-          <w:b/>
-          <w:sz w:val="24"/>
-        </w:rPr>
-        <w:t>До</w:t>
-      </w:r>
-      <w:r>
-        <w:rPr>
-          <w:rFonts w:ascii="Times New Roman" w:hAnsi="Times New Roman"/>
-          <w:b/>
-          <w:sz w:val="24"/>
-        </w:rPr>
-        <w:t xml:space="preserve"> </w:t>
-      </w:r>
-      <w:r>
-        <w:rPr>
-          <w:rFonts w:ascii="Times New Roman" w:hAnsi="Times New Roman"/>
-          <w:b/>
-          <w:sz w:val="24"/>
-        </w:rPr>
-        <w:t>тебе</w:t>
-      </w:r>
-      <w:r>
-        <w:rPr>
-          <w:rFonts w:ascii="Times New Roman" w:hAnsi="Times New Roman"/>
-          <w:b/>
-          <w:sz w:val="24"/>
-        </w:rPr>
-        <w:t xml:space="preserve"> </w:t>
-      </w:r>
-      <w:r>
-        <w:rPr>
-          <w:rFonts w:ascii="Times New Roman" w:hAnsi="Times New Roman"/>
-          <w:b/>
-          <w:sz w:val="24"/>
-        </w:rPr>
-        <w:t>зранку</w:t>
-      </w:r>
-      <w:r>
-        <w:rPr>
-          <w:rFonts w:ascii="Times New Roman" w:hAnsi="Times New Roman"/>
-          <w:b/>
-          <w:sz w:val="24"/>
-        </w:rPr>
-        <w:t xml:space="preserve"> </w:t>
-      </w:r>
-      <w:r>
-        <w:rPr>
-          <w:rFonts w:ascii="Times New Roman" w:hAnsi="Times New Roman"/>
-          <w:b/>
-          <w:sz w:val="24"/>
-        </w:rPr>
-        <w:t>молюся</w:t>
-      </w:r>
-      <w:r>
-        <w:rPr>
-          <w:rFonts w:ascii="Times New Roman" w:hAnsi="Times New Roman"/>
-          <w:b/>
-          <w:sz w:val="24"/>
-        </w:rPr>
-        <w:t xml:space="preserve">, </w:t>
-      </w:r>
-      <w:r>
-        <w:rPr>
-          <w:rFonts w:ascii="Times New Roman" w:hAnsi="Times New Roman"/>
-          <w:b/>
-          <w:sz w:val="24"/>
-        </w:rPr>
-        <w:t>Творцеві</w:t>
-      </w:r>
-      <w:r>
-        <w:rPr>
-          <w:rFonts w:ascii="Times New Roman" w:hAnsi="Times New Roman"/>
-          <w:b/>
-          <w:sz w:val="24"/>
-        </w:rPr>
-        <w:t xml:space="preserve"> </w:t>
-      </w:r>
-      <w:r>
-        <w:rPr>
-          <w:rFonts w:ascii="Times New Roman" w:hAnsi="Times New Roman"/>
-          <w:b/>
-          <w:sz w:val="24"/>
-        </w:rPr>
-        <w:t>всього</w:t>
-      </w:r>
-      <w:r>
-        <w:rPr>
-          <w:rFonts w:ascii="Times New Roman" w:hAnsi="Times New Roman"/>
-          <w:b/>
-          <w:sz w:val="24"/>
-        </w:rPr>
-        <w:t xml:space="preserve">, </w:t>
-      </w:r>
-      <w:r>
-        <w:rPr>
-          <w:rFonts w:ascii="Times New Roman" w:hAnsi="Times New Roman"/>
-          <w:b/>
-          <w:sz w:val="24"/>
-        </w:rPr>
-        <w:t>Мирові</w:t>
-      </w:r>
-      <w:r>
-        <w:rPr>
-          <w:rFonts w:ascii="Times New Roman" w:hAnsi="Times New Roman"/>
-          <w:b/>
-          <w:sz w:val="24"/>
-        </w:rPr>
-        <w:t xml:space="preserve"> </w:t>
-      </w:r>
-      <w:r>
-        <w:rPr>
-          <w:rFonts w:ascii="Times New Roman" w:hAnsi="Times New Roman"/>
-          <w:b/>
-          <w:sz w:val="24"/>
-        </w:rPr>
-        <w:t>вищому</w:t>
-      </w:r>
-      <w:r>
-        <w:rPr>
-          <w:rFonts w:ascii="Times New Roman" w:hAnsi="Times New Roman"/>
-          <w:b/>
-          <w:sz w:val="24"/>
-        </w:rPr>
-        <w:t xml:space="preserve"> </w:t>
-      </w:r>
-      <w:r>
-        <w:rPr>
-          <w:rFonts w:ascii="Times New Roman" w:hAnsi="Times New Roman"/>
-          <w:b/>
-          <w:sz w:val="24"/>
-        </w:rPr>
-        <w:t>від</w:t>
-      </w:r>
-      <w:r>
-        <w:rPr>
-          <w:rFonts w:ascii="Times New Roman" w:hAnsi="Times New Roman"/>
-          <w:b/>
-          <w:sz w:val="24"/>
-        </w:rPr>
-        <w:t xml:space="preserve"> </w:t>
-      </w:r>
-      <w:r>
-        <w:rPr>
-          <w:rFonts w:ascii="Times New Roman" w:hAnsi="Times New Roman"/>
-          <w:b/>
-          <w:sz w:val="24"/>
-        </w:rPr>
-        <w:t>усякого</w:t>
-      </w:r>
-      <w:r>
-        <w:rPr>
-          <w:rFonts w:ascii="Times New Roman" w:hAnsi="Times New Roman"/>
-          <w:b/>
-          <w:sz w:val="24"/>
-        </w:rPr>
-        <w:t xml:space="preserve"> </w:t>
-      </w:r>
-      <w:r>
-        <w:rPr>
-          <w:rFonts w:ascii="Times New Roman" w:hAnsi="Times New Roman"/>
-          <w:b/>
-          <w:sz w:val="24"/>
-        </w:rPr>
-        <w:t>розуміння</w:t>
-      </w:r>
-      <w:r>
-        <w:rPr>
-          <w:rFonts w:ascii="Times New Roman" w:hAnsi="Times New Roman"/>
-          <w:b/>
-          <w:sz w:val="24"/>
-        </w:rPr>
-        <w:t>;*</w:t>
-      </w:r>
-      <w:r>
-        <w:rPr>
-          <w:rFonts w:ascii="Times New Roman" w:hAnsi="Times New Roman"/>
-          <w:b/>
-          <w:sz w:val="24"/>
-        </w:rPr>
-        <w:t xml:space="preserve"> </w:t>
-      </w:r>
-      <w:r>
-        <w:rPr>
-          <w:rFonts w:ascii="Times New Roman" w:hAnsi="Times New Roman"/>
-          <w:b/>
-          <w:sz w:val="24"/>
-        </w:rPr>
-        <w:t>світлом</w:t>
-      </w:r>
-      <w:r>
-        <w:rPr>
-          <w:rFonts w:ascii="Times New Roman" w:hAnsi="Times New Roman"/>
-          <w:b/>
-          <w:sz w:val="24"/>
-        </w:rPr>
-        <w:t xml:space="preserve"> </w:t>
-      </w:r>
-      <w:r>
-        <w:rPr>
-          <w:rFonts w:ascii="Times New Roman" w:hAnsi="Times New Roman"/>
-          <w:b/>
-          <w:sz w:val="24"/>
-        </w:rPr>
-        <w:t>бо</w:t>
-      </w:r>
-      <w:r>
-        <w:rPr>
-          <w:rFonts w:ascii="Times New Roman" w:hAnsi="Times New Roman"/>
-          <w:b/>
-          <w:sz w:val="24"/>
-        </w:rPr>
-        <w:t xml:space="preserve"> є </w:t>
-      </w:r>
-      <w:r>
-        <w:rPr>
-          <w:rFonts w:ascii="Times New Roman" w:hAnsi="Times New Roman"/>
-          <w:b/>
-          <w:sz w:val="24"/>
-        </w:rPr>
-        <w:t>веління</w:t>
-      </w:r>
-      <w:r>
-        <w:rPr>
-          <w:rFonts w:ascii="Times New Roman" w:hAnsi="Times New Roman"/>
-          <w:b/>
-          <w:sz w:val="24"/>
-        </w:rPr>
-        <w:t xml:space="preserve"> </w:t>
-      </w:r>
-      <w:r>
-        <w:rPr>
-          <w:rFonts w:ascii="Times New Roman" w:hAnsi="Times New Roman"/>
-          <w:b/>
-          <w:sz w:val="24"/>
-        </w:rPr>
-        <w:t>Твої</w:t>
-      </w:r>
-      <w:r>
-        <w:rPr>
-          <w:rFonts w:ascii="Times New Roman" w:hAnsi="Times New Roman"/>
-          <w:b/>
-          <w:sz w:val="24"/>
-        </w:rPr>
-        <w:t xml:space="preserve">; </w:t>
-      </w:r>
-      <w:r>
-        <w:rPr>
-          <w:rFonts w:ascii="Times New Roman" w:hAnsi="Times New Roman"/>
-          <w:b/>
-          <w:sz w:val="24"/>
-        </w:rPr>
-        <w:t>ними</w:t>
-      </w:r>
-      <w:r>
-        <w:rPr>
-          <w:rFonts w:ascii="Times New Roman" w:hAnsi="Times New Roman"/>
-          <w:b/>
-          <w:sz w:val="24"/>
-        </w:rPr>
-        <w:t xml:space="preserve"> </w:t>
-      </w:r>
-      <w:r>
-        <w:rPr>
-          <w:rFonts w:ascii="Times New Roman" w:hAnsi="Times New Roman"/>
-          <w:b/>
-          <w:sz w:val="24"/>
-        </w:rPr>
-        <w:t>провадь</w:t>
-      </w:r>
-      <w:r>
-        <w:rPr>
-          <w:rFonts w:ascii="Times New Roman" w:hAnsi="Times New Roman"/>
-          <w:b/>
-          <w:sz w:val="24"/>
-        </w:rPr>
-        <w:t xml:space="preserve"> </w:t>
-      </w:r>
-      <w:r>
-        <w:rPr>
-          <w:rFonts w:ascii="Times New Roman" w:hAnsi="Times New Roman"/>
-          <w:b/>
-          <w:sz w:val="24"/>
-        </w:rPr>
-        <w:t>мене</w:t>
-      </w:r>
-      <w:r>
-        <w:rPr>
-          <w:rFonts w:ascii="Times New Roman" w:hAnsi="Times New Roman"/>
-          <w:b/>
-          <w:sz w:val="24"/>
-        </w:rPr>
-        <w:t>.</w:t>
-      </w:r>
-    </w:p>
-    <w:p>
-      <w:pPr>
-        <w:spacing w:after="120"/>
-        <w:jc w:val="both"/>
-      </w:pPr>
+        <w:t>Ірмос</w:t>
+      </w:r>
       <w:r>
         <w:rPr>
           <w:rFonts w:ascii="Times New Roman" w:hAnsi="Times New Roman"/>
@@ -15722,12 +16498,12 @@
           <w:color w:val="FF0000"/>
           <w:sz w:val="24"/>
         </w:rPr>
-        <w:t>Приспів:</w:t>
-      </w:r>
-      <w:r>
-        <w:rPr>
-          <w:rFonts w:ascii="Times New Roman" w:hAnsi="Times New Roman"/>
-          <w:i/>
+        <w:t xml:space="preserve"> (г. 3):</w:t>
+      </w:r>
+      <w:r>
+        <w:rPr>
+          <w:rFonts w:ascii="Times New Roman" w:hAnsi="Times New Roman"/>
+          <w:color w:val="FF0000"/>
           <w:sz w:val="24"/>
         </w:rPr>
         <w:t xml:space="preserve"> </w:t>
@@ -15735,23 +16511,298 @@
       <w:r>
         <w:rPr>
           <w:rFonts w:ascii="Times New Roman" w:hAnsi="Times New Roman"/>
-          <w:sz w:val="24"/>
-          <w:u w:val="single"/>
-        </w:rPr>
-        <w:t>Слава, Господи, святому Воскресінню Твоєму.</w:t>
-      </w:r>
-    </w:p>
-    <w:p>
-      <w:pPr>
-        <w:spacing w:after="120"/>
-        <w:jc w:val="both"/>
-      </w:pPr>
-      <w:r>
-        <w:rPr>
-          <w:rFonts w:ascii="Times New Roman" w:hAnsi="Times New Roman"/>
-          <w:sz w:val="24"/>
-        </w:rPr>
-        <w:t>Всевидче, що всю землю праведно судиш, через заздрість невірних судді несправедливому виданий бувши, Адама від осуду давнього визволив єси.</w:t>
+          <w:b/>
+          <w:sz w:val="24"/>
+        </w:rPr>
+        <w:t>До</w:t>
+      </w:r>
+      <w:r>
+        <w:rPr>
+          <w:rFonts w:ascii="Times New Roman" w:hAnsi="Times New Roman"/>
+          <w:b/>
+          <w:sz w:val="24"/>
+        </w:rPr>
+        <w:t xml:space="preserve"> </w:t>
+      </w:r>
+      <w:r>
+        <w:rPr>
+          <w:rFonts w:ascii="Times New Roman" w:hAnsi="Times New Roman"/>
+          <w:b/>
+          <w:sz w:val="24"/>
+        </w:rPr>
+        <w:t>тебе</w:t>
+      </w:r>
+      <w:r>
+        <w:rPr>
+          <w:rFonts w:ascii="Times New Roman" w:hAnsi="Times New Roman"/>
+          <w:b/>
+          <w:sz w:val="24"/>
+        </w:rPr>
+        <w:t xml:space="preserve"> </w:t>
+      </w:r>
+      <w:r>
+        <w:rPr>
+          <w:rFonts w:ascii="Times New Roman" w:hAnsi="Times New Roman"/>
+          <w:b/>
+          <w:sz w:val="24"/>
+        </w:rPr>
+        <w:t>зранку</w:t>
+      </w:r>
+      <w:r>
+        <w:rPr>
+          <w:rFonts w:ascii="Times New Roman" w:hAnsi="Times New Roman"/>
+          <w:b/>
+          <w:sz w:val="24"/>
+        </w:rPr>
+        <w:t xml:space="preserve"> </w:t>
+      </w:r>
+      <w:r>
+        <w:rPr>
+          <w:rFonts w:ascii="Times New Roman" w:hAnsi="Times New Roman"/>
+          <w:b/>
+          <w:sz w:val="24"/>
+        </w:rPr>
+        <w:t>молюся</w:t>
+      </w:r>
+      <w:r>
+        <w:rPr>
+          <w:rFonts w:ascii="Times New Roman" w:hAnsi="Times New Roman"/>
+          <w:b/>
+          <w:sz w:val="24"/>
+        </w:rPr>
+        <w:t xml:space="preserve">, </w:t>
+      </w:r>
+      <w:r>
+        <w:rPr>
+          <w:rFonts w:ascii="Times New Roman" w:hAnsi="Times New Roman"/>
+          <w:b/>
+          <w:sz w:val="24"/>
+        </w:rPr>
+        <w:t>Творцеві</w:t>
+      </w:r>
+      <w:r>
+        <w:rPr>
+          <w:rFonts w:ascii="Times New Roman" w:hAnsi="Times New Roman"/>
+          <w:b/>
+          <w:sz w:val="24"/>
+        </w:rPr>
+        <w:t xml:space="preserve"> </w:t>
+      </w:r>
+      <w:r>
+        <w:rPr>
+          <w:rFonts w:ascii="Times New Roman" w:hAnsi="Times New Roman"/>
+          <w:b/>
+          <w:sz w:val="24"/>
+        </w:rPr>
+        <w:t>всього</w:t>
+      </w:r>
+      <w:r>
+        <w:rPr>
+          <w:rFonts w:ascii="Times New Roman" w:hAnsi="Times New Roman"/>
+          <w:b/>
+          <w:sz w:val="24"/>
+        </w:rPr>
+        <w:t xml:space="preserve">, </w:t>
+      </w:r>
+      <w:r>
+        <w:rPr>
+          <w:rFonts w:ascii="Times New Roman" w:hAnsi="Times New Roman"/>
+          <w:b/>
+          <w:sz w:val="24"/>
+        </w:rPr>
+        <w:t>Мирові</w:t>
+      </w:r>
+      <w:r>
+        <w:rPr>
+          <w:rFonts w:ascii="Times New Roman" w:hAnsi="Times New Roman"/>
+          <w:b/>
+          <w:sz w:val="24"/>
+        </w:rPr>
+        <w:t xml:space="preserve"> </w:t>
+      </w:r>
+      <w:r>
+        <w:rPr>
+          <w:rFonts w:ascii="Times New Roman" w:hAnsi="Times New Roman"/>
+          <w:b/>
+          <w:sz w:val="24"/>
+        </w:rPr>
+        <w:t>вищому</w:t>
+      </w:r>
+      <w:r>
+        <w:rPr>
+          <w:rFonts w:ascii="Times New Roman" w:hAnsi="Times New Roman"/>
+          <w:b/>
+          <w:sz w:val="24"/>
+        </w:rPr>
+        <w:t xml:space="preserve"> </w:t>
+      </w:r>
+      <w:r>
+        <w:rPr>
+          <w:rFonts w:ascii="Times New Roman" w:hAnsi="Times New Roman"/>
+          <w:b/>
+          <w:sz w:val="24"/>
+        </w:rPr>
+        <w:t>від</w:t>
+      </w:r>
+      <w:r>
+        <w:rPr>
+          <w:rFonts w:ascii="Times New Roman" w:hAnsi="Times New Roman"/>
+          <w:b/>
+          <w:sz w:val="24"/>
+        </w:rPr>
+        <w:t xml:space="preserve"> </w:t>
+      </w:r>
+      <w:r>
+        <w:rPr>
+          <w:rFonts w:ascii="Times New Roman" w:hAnsi="Times New Roman"/>
+          <w:b/>
+          <w:sz w:val="24"/>
+        </w:rPr>
+        <w:t>усякого</w:t>
+      </w:r>
+      <w:r>
+        <w:rPr>
+          <w:rFonts w:ascii="Times New Roman" w:hAnsi="Times New Roman"/>
+          <w:b/>
+          <w:sz w:val="24"/>
+        </w:rPr>
+        <w:t xml:space="preserve"> </w:t>
+      </w:r>
+      <w:r>
+        <w:rPr>
+          <w:rFonts w:ascii="Times New Roman" w:hAnsi="Times New Roman"/>
+          <w:b/>
+          <w:sz w:val="24"/>
+        </w:rPr>
+        <w:t>розуміння</w:t>
+      </w:r>
+      <w:r>
+        <w:rPr>
+          <w:rFonts w:ascii="Times New Roman" w:hAnsi="Times New Roman"/>
+          <w:b/>
+          <w:sz w:val="24"/>
+        </w:rPr>
+        <w:t>;*</w:t>
+      </w:r>
+      <w:r>
+        <w:rPr>
+          <w:rFonts w:ascii="Times New Roman" w:hAnsi="Times New Roman"/>
+          <w:b/>
+          <w:sz w:val="24"/>
+        </w:rPr>
+        <w:t xml:space="preserve"> </w:t>
+      </w:r>
+      <w:r>
+        <w:rPr>
+          <w:rFonts w:ascii="Times New Roman" w:hAnsi="Times New Roman"/>
+          <w:b/>
+          <w:sz w:val="24"/>
+        </w:rPr>
+        <w:t>світлом</w:t>
+      </w:r>
+      <w:r>
+        <w:rPr>
+          <w:rFonts w:ascii="Times New Roman" w:hAnsi="Times New Roman"/>
+          <w:b/>
+          <w:sz w:val="24"/>
+        </w:rPr>
+        <w:t xml:space="preserve"> </w:t>
+      </w:r>
+      <w:r>
+        <w:rPr>
+          <w:rFonts w:ascii="Times New Roman" w:hAnsi="Times New Roman"/>
+          <w:b/>
+          <w:sz w:val="24"/>
+        </w:rPr>
+        <w:t>бо</w:t>
+      </w:r>
+      <w:r>
+        <w:rPr>
+          <w:rFonts w:ascii="Times New Roman" w:hAnsi="Times New Roman"/>
+          <w:b/>
+          <w:sz w:val="24"/>
+        </w:rPr>
+        <w:t xml:space="preserve"> є </w:t>
+      </w:r>
+      <w:r>
+        <w:rPr>
+          <w:rFonts w:ascii="Times New Roman" w:hAnsi="Times New Roman"/>
+          <w:b/>
+          <w:sz w:val="24"/>
+        </w:rPr>
+        <w:t>веління</w:t>
+      </w:r>
+      <w:r>
+        <w:rPr>
+          <w:rFonts w:ascii="Times New Roman" w:hAnsi="Times New Roman"/>
+          <w:b/>
+          <w:sz w:val="24"/>
+        </w:rPr>
+        <w:t xml:space="preserve"> </w:t>
+      </w:r>
+      <w:r>
+        <w:rPr>
+          <w:rFonts w:ascii="Times New Roman" w:hAnsi="Times New Roman"/>
+          <w:b/>
+          <w:sz w:val="24"/>
+        </w:rPr>
+        <w:t>Твої</w:t>
+      </w:r>
+      <w:r>
+        <w:rPr>
+          <w:rFonts w:ascii="Times New Roman" w:hAnsi="Times New Roman"/>
+          <w:b/>
+          <w:sz w:val="24"/>
+        </w:rPr>
+        <w:t xml:space="preserve">; </w:t>
+      </w:r>
+      <w:r>
+        <w:rPr>
+          <w:rFonts w:ascii="Times New Roman" w:hAnsi="Times New Roman"/>
+          <w:b/>
+          <w:sz w:val="24"/>
+        </w:rPr>
+        <w:t>ними</w:t>
+      </w:r>
+      <w:r>
+        <w:rPr>
+          <w:rFonts w:ascii="Times New Roman" w:hAnsi="Times New Roman"/>
+          <w:b/>
+          <w:sz w:val="24"/>
+        </w:rPr>
+        <w:t xml:space="preserve"> </w:t>
+      </w:r>
+      <w:r>
+        <w:rPr>
+          <w:rFonts w:ascii="Times New Roman" w:hAnsi="Times New Roman"/>
+          <w:b/>
+          <w:sz w:val="24"/>
+        </w:rPr>
+        <w:t>провадь</w:t>
+      </w:r>
+      <w:r>
+        <w:rPr>
+          <w:rFonts w:ascii="Times New Roman" w:hAnsi="Times New Roman"/>
+          <w:b/>
+          <w:sz w:val="24"/>
+        </w:rPr>
+        <w:t xml:space="preserve"> </w:t>
+      </w:r>
+      <w:r>
+        <w:rPr>
+          <w:rFonts w:ascii="Times New Roman" w:hAnsi="Times New Roman"/>
+          <w:b/>
+          <w:sz w:val="24"/>
+        </w:rPr>
+        <w:t>мене</w:t>
+      </w:r>
+      <w:r>
+        <w:rPr>
+          <w:rFonts w:ascii="Times New Roman" w:hAnsi="Times New Roman"/>
+          <w:b/>
+          <w:sz w:val="24"/>
+        </w:rPr>
+        <w:t>.</w:t>
       </w:r>
     </w:p>
     <w:p>
@@ -15795,29 +16846,14 @@
           <w:rFonts w:ascii="Times New Roman" w:hAnsi="Times New Roman"/>
           <w:sz w:val="24"/>
         </w:rPr>
-        <w:t>Непереможною силою хреста Твого подай, Христе, що з мертвих воскрес, Церквам Твоїм мир Твій і спаси душі наші.</w:t>
-      </w:r>
-    </w:p>
-    <w:p>
-      <w:pPr>
-        <w:spacing w:after="120"/>
-        <w:jc w:val="both"/>
-      </w:pPr>
-      <w:r>
-        <w:rPr>
-          <w:rFonts w:ascii="Times New Roman" w:hAnsi="Times New Roman"/>
-          <w:b/>
-          <w:sz w:val="24"/>
-        </w:rPr>
-        <w:t>Слава і нині</w:t>
-      </w:r>
-      <w:r>
-        <w:rPr>
-          <w:rFonts w:ascii="Times New Roman" w:hAnsi="Times New Roman"/>
-          <w:sz w:val="24"/>
-        </w:rPr>
-        <w:t xml:space="preserve">: </w:t>
-      </w:r>
+        <w:t>Всевидче, що всю землю праведно судиш, через заздрість невірних судді несправедливому виданий бувши, Адама від осуду давнього визволив єси.</w:t>
+      </w:r>
+    </w:p>
+    <w:p>
+      <w:pPr>
+        <w:spacing w:after="120"/>
+        <w:jc w:val="both"/>
+      </w:pPr>
       <w:r>
         <w:rPr>
           <w:rFonts w:ascii="Times New Roman" w:hAnsi="Times New Roman"/>
@@ -15825,21 +16861,58 @@
           <w:color w:val="FF0000"/>
           <w:sz w:val="24"/>
         </w:rPr>
-        <w:t>Богородичний:</w:t>
-      </w:r>
-      <w:r>
-        <w:rPr>
-          <w:rFonts w:ascii="Times New Roman" w:hAnsi="Times New Roman"/>
-          <w:sz w:val="24"/>
-        </w:rPr>
-        <w:t xml:space="preserve"> Оселя свята й за небеса просторіша, що Слово Боже у всьому творінні невмістиме прийняла єси, Ти Єдина Вседівою явилася.</w:t>
-      </w:r>
-    </w:p>
-    <w:p>
-      <w:pPr>
-        <w:spacing w:after="120"/>
-        <w:jc w:val="both"/>
-      </w:pPr>
+        <w:t>Приспів:</w:t>
+      </w:r>
+      <w:r>
+        <w:rPr>
+          <w:rFonts w:ascii="Times New Roman" w:hAnsi="Times New Roman"/>
+          <w:i/>
+          <w:sz w:val="24"/>
+        </w:rPr>
+        <w:t xml:space="preserve"> </w:t>
+      </w:r>
+      <w:r>
+        <w:rPr>
+          <w:rFonts w:ascii="Times New Roman" w:hAnsi="Times New Roman"/>
+          <w:sz w:val="24"/>
+          <w:u w:val="single"/>
+        </w:rPr>
+        <w:t>Слава, Господи, святому Воскресінню Твоєму.</w:t>
+      </w:r>
+    </w:p>
+    <w:p>
+      <w:pPr>
+        <w:spacing w:after="120"/>
+        <w:jc w:val="both"/>
+      </w:pPr>
+      <w:r>
+        <w:rPr>
+          <w:rFonts w:ascii="Times New Roman" w:hAnsi="Times New Roman"/>
+          <w:sz w:val="24"/>
+        </w:rPr>
+        <w:t>Непереможною силою хреста Твого подай, Христе, що з мертвих воскрес, Церквам Твоїм мир Твій і спаси душі наші.</w:t>
+      </w:r>
+    </w:p>
+    <w:p>
+      <w:pPr>
+        <w:spacing w:after="120"/>
+        <w:jc w:val="both"/>
+      </w:pPr>
+      <w:r>
+        <w:rPr>
+          <w:rFonts w:ascii="Times New Roman" w:hAnsi="Times New Roman"/>
+          <w:b/>
+          <w:sz w:val="24"/>
+        </w:rPr>
+        <w:t>Слава і нині</w:t>
+      </w:r>
+      <w:r>
+        <w:rPr>
+          <w:rFonts w:ascii="Times New Roman" w:hAnsi="Times New Roman"/>
+          <w:sz w:val="24"/>
+        </w:rPr>
+        <w:t xml:space="preserve">: </w:t>
+      </w:r>
       <w:r>
         <w:rPr>
           <w:rFonts w:ascii="Times New Roman" w:hAnsi="Times New Roman"/>
@@ -15847,23 +16920,187 @@
           <w:color w:val="FF0000"/>
           <w:sz w:val="24"/>
         </w:rPr>
-        <w:t>Ірмос 6</w:t>
-      </w:r>
-      <w:r>
-        <w:rPr>
-          <w:rFonts w:ascii="Times New Roman" w:hAnsi="Times New Roman"/>
+        <w:t>Богородичний:</w:t>
+      </w:r>
+      <w:r>
+        <w:rPr>
+          <w:rFonts w:ascii="Times New Roman" w:hAnsi="Times New Roman"/>
+          <w:sz w:val="24"/>
+        </w:rPr>
+        <w:t xml:space="preserve"> Оселя свята й за небеса просторіша, що Слово Боже у всьому творінні невмістиме прийняла єси, </w:t>
+      </w:r>
+      <w:r>
+        <w:rPr>
+          <w:rFonts w:ascii="Times New Roman" w:hAnsi="Times New Roman"/>
+          <w:sz w:val="24"/>
+        </w:rPr>
+        <w:t>Ти</w:t>
+      </w:r>
+      <w:r>
+        <w:rPr>
+          <w:rFonts w:ascii="Times New Roman" w:hAnsi="Times New Roman"/>
+          <w:sz w:val="24"/>
+        </w:rPr>
+        <w:t xml:space="preserve"> </w:t>
+      </w:r>
+      <w:r>
+        <w:rPr>
+          <w:rFonts w:ascii="Times New Roman" w:hAnsi="Times New Roman"/>
+          <w:sz w:val="24"/>
+        </w:rPr>
+        <w:t>Єдина</w:t>
+      </w:r>
+      <w:r>
+        <w:rPr>
+          <w:rFonts w:ascii="Times New Roman" w:hAnsi="Times New Roman"/>
+          <w:sz w:val="24"/>
+        </w:rPr>
+        <w:t xml:space="preserve"> </w:t>
+      </w:r>
+      <w:r>
+        <w:rPr>
+          <w:rFonts w:ascii="Times New Roman" w:hAnsi="Times New Roman"/>
+          <w:sz w:val="24"/>
+        </w:rPr>
+        <w:t>Вседівою</w:t>
+      </w:r>
+      <w:r>
+        <w:rPr>
+          <w:rFonts w:ascii="Times New Roman" w:hAnsi="Times New Roman"/>
+          <w:sz w:val="24"/>
+        </w:rPr>
+        <w:t xml:space="preserve"> </w:t>
+      </w:r>
+      <w:r>
+        <w:rPr>
+          <w:rFonts w:ascii="Times New Roman" w:hAnsi="Times New Roman"/>
+          <w:sz w:val="24"/>
+        </w:rPr>
+        <w:t>явилася</w:t>
+      </w:r>
+      <w:r>
+        <w:rPr>
+          <w:rFonts w:ascii="Times New Roman" w:hAnsi="Times New Roman"/>
+          <w:sz w:val="24"/>
+        </w:rPr>
+        <w:t>.</w:t>
+      </w:r>
+    </w:p>
+    <w:p>
+      <w:pPr>
+        <w:spacing w:after="120"/>
+        <w:jc w:val="both"/>
+      </w:pPr>
+    </w:p>
+    <w:p>
+      <w:pPr>
+        <w:pStyle w:val="Heading3"/>
+        <w:spacing w:after="120"/>
+        <w:jc w:val="center"/>
+      </w:pPr>
+      <w:r>
+        <w:rPr>
+          <w:rFonts w:ascii="Times New Roman" w:hAnsi="Times New Roman"/>
+          <w:b/>
           <w:color w:val="FF0000"/>
-          <w:sz w:val="24"/>
-        </w:rPr>
-        <w:t xml:space="preserve">: </w:t>
+        </w:rPr>
+        <w:t>Пісня</w:t>
       </w:r>
       <w:r>
         <w:rPr>
           <w:rFonts w:ascii="Times New Roman" w:hAnsi="Times New Roman"/>
           <w:b/>
-          <w:sz w:val="24"/>
-        </w:rPr>
-        <w:t xml:space="preserve">Безодня глибока гріхів оточила мене, і знемагає дух </w:t>
+          <w:color w:val="FF0000"/>
+        </w:rPr>
+        <w:t xml:space="preserve"> </w:t>
+      </w:r>
+      <w:r>
+        <w:rPr>
+          <w:rFonts w:ascii="Times New Roman" w:hAnsi="Times New Roman"/>
+          <w:b/>
+          <w:color w:val="FF0000"/>
+        </w:rPr>
+        <w:t>6</w:t>
+      </w:r>
+    </w:p>
+    <w:p>
+      <w:pPr>
+        <w:spacing w:after="120"/>
+        <w:jc w:val="both"/>
+      </w:pPr>
+      <w:r>
+        <w:rPr>
+          <w:rFonts w:ascii="Times New Roman" w:hAnsi="Times New Roman"/>
+          <w:i/>
+          <w:color w:val="FF0000"/>
+          <w:sz w:val="24"/>
+        </w:rPr>
+        <w:t>Ірмос</w:t>
+      </w:r>
+      <w:r>
+        <w:rPr>
+          <w:rFonts w:ascii="Times New Roman" w:hAnsi="Times New Roman"/>
+          <w:i/>
+          <w:color w:val="FF0000"/>
+          <w:sz w:val="24"/>
+        </w:rPr>
+        <w:t xml:space="preserve"> (г. 3):</w:t>
+      </w:r>
+      <w:r>
+        <w:rPr>
+          <w:rFonts w:ascii="Times New Roman" w:hAnsi="Times New Roman"/>
+          <w:color w:val="FF0000"/>
+          <w:sz w:val="24"/>
+        </w:rPr>
+        <w:t xml:space="preserve"> </w:t>
+      </w:r>
+      <w:r>
+        <w:rPr>
+          <w:rFonts w:ascii="Times New Roman" w:hAnsi="Times New Roman"/>
+          <w:b/>
+          <w:sz w:val="24"/>
+        </w:rPr>
+        <w:t>Безодня</w:t>
+      </w:r>
+      <w:r>
+        <w:rPr>
+          <w:rFonts w:ascii="Times New Roman" w:hAnsi="Times New Roman"/>
+          <w:b/>
+          <w:sz w:val="24"/>
+        </w:rPr>
+        <w:t xml:space="preserve"> </w:t>
+      </w:r>
+      <w:r>
+        <w:rPr>
+          <w:rFonts w:ascii="Times New Roman" w:hAnsi="Times New Roman"/>
+          <w:b/>
+          <w:sz w:val="24"/>
+        </w:rPr>
+        <w:t>глибока</w:t>
+      </w:r>
+      <w:r>
+        <w:rPr>
+          <w:rFonts w:ascii="Times New Roman" w:hAnsi="Times New Roman"/>
+          <w:b/>
+          <w:sz w:val="24"/>
+        </w:rPr>
+        <w:t xml:space="preserve"> </w:t>
+      </w:r>
+      <w:r>
+        <w:rPr>
+          <w:rFonts w:ascii="Times New Roman" w:hAnsi="Times New Roman"/>
+          <w:b/>
+          <w:sz w:val="24"/>
+        </w:rPr>
+        <w:t>гріхів</w:t>
+      </w:r>
+      <w:r>
+        <w:rPr>
+          <w:rFonts w:ascii="Times New Roman" w:hAnsi="Times New Roman"/>
+          <w:b/>
+          <w:sz w:val="24"/>
+        </w:rPr>
+        <w:t xml:space="preserve"> оточила мене, і знемагає дух </w:t>
       </w:r>
       <w:r>
         <w:rPr>
@@ -16223,7 +17460,6 @@
     <w:p>
       <w:pPr>
         <w:spacing w:after="120"/>
-        <w:jc w:val="both"/>
       </w:pPr>
       <w:r>
         <w:rPr>
@@ -16232,27 +17468,8 @@
           <w:color w:val="FF0000"/>
           <w:sz w:val="24"/>
         </w:rPr>
-        <w:t>Кондак (г. 3):</w:t>
-      </w:r>
-      <w:r>
-        <w:rPr>
-          <w:rFonts w:ascii="Times New Roman" w:hAnsi="Times New Roman"/>
-          <w:sz w:val="24"/>
-        </w:rPr>
-        <w:t xml:space="preserve"> Воскрес Ти днесь із гробу, Щедрий, * і нас возвів Ти із врат смертних, * днесь Адам ликує і радується Єва, * а разом пророки з патріархами неперестанно оспівують * божественну могутність влади Твоєї.</w:t>
-      </w:r>
-    </w:p>
-    <w:p>
-      <w:pPr>
-        <w:spacing w:after="120"/>
-        <w:jc w:val="both"/>
-      </w:pPr>
-    </w:p>
-    <w:p>
-      <w:pPr>
-        <w:spacing w:after="120"/>
-        <w:jc w:val="both"/>
-      </w:pPr>
+        <w:t xml:space="preserve">Кондак </w:t>
+      </w:r>
       <w:r>
         <w:rPr>
           <w:rFonts w:ascii="Times New Roman" w:hAnsi="Times New Roman"/>
@@ -16260,39 +17477,429 @@
           <w:color w:val="FF0000"/>
           <w:sz w:val="24"/>
         </w:rPr>
-        <w:t>Ірмос 7</w:t>
-      </w:r>
-      <w:r>
-        <w:rPr>
-          <w:rFonts w:ascii="Times New Roman" w:hAnsi="Times New Roman"/>
+        <w:t xml:space="preserve">(г. 3): </w:t>
+      </w:r>
+      <w:r>
+        <w:rPr>
+          <w:rFonts w:ascii="Times New Roman" w:hAnsi="Times New Roman"/>
+          <w:sz w:val="24"/>
+        </w:rPr>
+        <w:t>Воскре́с</w:t>
+      </w:r>
+      <w:r>
+        <w:rPr>
+          <w:rFonts w:ascii="Times New Roman" w:hAnsi="Times New Roman"/>
+          <w:sz w:val="24"/>
+        </w:rPr>
+        <w:t xml:space="preserve"> </w:t>
+      </w:r>
+      <w:r>
+        <w:rPr>
+          <w:rFonts w:ascii="Times New Roman" w:hAnsi="Times New Roman"/>
+          <w:sz w:val="24"/>
+        </w:rPr>
+        <w:t>Ти</w:t>
+      </w:r>
+      <w:r>
+        <w:rPr>
+          <w:rFonts w:ascii="Times New Roman" w:hAnsi="Times New Roman"/>
+          <w:sz w:val="24"/>
+        </w:rPr>
+        <w:t xml:space="preserve"> </w:t>
+      </w:r>
+      <w:r>
+        <w:rPr>
+          <w:rFonts w:ascii="Times New Roman" w:hAnsi="Times New Roman"/>
+          <w:sz w:val="24"/>
+        </w:rPr>
+        <w:t>днесь</w:t>
+      </w:r>
+      <w:r>
+        <w:rPr>
+          <w:rFonts w:ascii="Times New Roman" w:hAnsi="Times New Roman"/>
+          <w:sz w:val="24"/>
+        </w:rPr>
+        <w:t xml:space="preserve"> </w:t>
+      </w:r>
+      <w:r>
+        <w:rPr>
+          <w:rFonts w:ascii="Times New Roman" w:hAnsi="Times New Roman"/>
+          <w:sz w:val="24"/>
+        </w:rPr>
+        <w:t>із</w:t>
+      </w:r>
+      <w:r>
+        <w:rPr>
+          <w:rFonts w:ascii="Times New Roman" w:hAnsi="Times New Roman"/>
+          <w:sz w:val="24"/>
+        </w:rPr>
+        <w:t xml:space="preserve"> </w:t>
+      </w:r>
+      <w:r>
+        <w:rPr>
+          <w:rFonts w:ascii="Times New Roman" w:hAnsi="Times New Roman"/>
+          <w:sz w:val="24"/>
+        </w:rPr>
+        <w:t>гро́бу</w:t>
+      </w:r>
+      <w:r>
+        <w:rPr>
+          <w:rFonts w:ascii="Times New Roman" w:hAnsi="Times New Roman"/>
+          <w:sz w:val="24"/>
+        </w:rPr>
+        <w:t xml:space="preserve">, </w:t>
+      </w:r>
+      <w:r>
+        <w:rPr>
+          <w:rFonts w:ascii="Times New Roman" w:hAnsi="Times New Roman"/>
+          <w:sz w:val="24"/>
+        </w:rPr>
+        <w:t>Ще́дрий</w:t>
+      </w:r>
+      <w:r>
+        <w:rPr>
+          <w:rFonts w:ascii="Times New Roman" w:hAnsi="Times New Roman"/>
+          <w:sz w:val="24"/>
+        </w:rPr>
+        <w:t>,*</w:t>
+      </w:r>
+      <w:r>
+        <w:rPr>
+          <w:rFonts w:ascii="Times New Roman" w:hAnsi="Times New Roman"/>
+          <w:sz w:val="24"/>
+        </w:rPr>
+        <w:t xml:space="preserve"> і </w:t>
+      </w:r>
+      <w:r>
+        <w:rPr>
+          <w:rFonts w:ascii="Times New Roman" w:hAnsi="Times New Roman"/>
+          <w:sz w:val="24"/>
+        </w:rPr>
+        <w:t>нас</w:t>
+      </w:r>
+      <w:r>
+        <w:rPr>
+          <w:rFonts w:ascii="Times New Roman" w:hAnsi="Times New Roman"/>
+          <w:sz w:val="24"/>
+        </w:rPr>
+        <w:t xml:space="preserve"> </w:t>
+      </w:r>
+      <w:r>
+        <w:rPr>
+          <w:rFonts w:ascii="Times New Roman" w:hAnsi="Times New Roman"/>
+          <w:sz w:val="24"/>
+        </w:rPr>
+        <w:t>ви́вів</w:t>
+      </w:r>
+      <w:r>
+        <w:rPr>
+          <w:rFonts w:ascii="Times New Roman" w:hAnsi="Times New Roman"/>
+          <w:sz w:val="24"/>
+        </w:rPr>
+        <w:t xml:space="preserve"> </w:t>
+      </w:r>
+      <w:r>
+        <w:rPr>
+          <w:rFonts w:ascii="Times New Roman" w:hAnsi="Times New Roman"/>
+          <w:sz w:val="24"/>
+        </w:rPr>
+        <w:t>Ти</w:t>
+      </w:r>
+      <w:r>
+        <w:rPr>
+          <w:rFonts w:ascii="Times New Roman" w:hAnsi="Times New Roman"/>
+          <w:sz w:val="24"/>
+        </w:rPr>
+        <w:t xml:space="preserve"> </w:t>
+      </w:r>
+      <w:r>
+        <w:rPr>
+          <w:rFonts w:ascii="Times New Roman" w:hAnsi="Times New Roman"/>
+          <w:sz w:val="24"/>
+        </w:rPr>
+        <w:t>із</w:t>
+      </w:r>
+      <w:r>
+        <w:rPr>
+          <w:rFonts w:ascii="Times New Roman" w:hAnsi="Times New Roman"/>
+          <w:sz w:val="24"/>
+        </w:rPr>
+        <w:t xml:space="preserve"> </w:t>
+      </w:r>
+      <w:r>
+        <w:rPr>
+          <w:rFonts w:ascii="Times New Roman" w:hAnsi="Times New Roman"/>
+          <w:sz w:val="24"/>
+        </w:rPr>
+        <w:t>врат</w:t>
+      </w:r>
+      <w:r>
+        <w:rPr>
+          <w:rFonts w:ascii="Times New Roman" w:hAnsi="Times New Roman"/>
+          <w:sz w:val="24"/>
+        </w:rPr>
+        <w:t xml:space="preserve"> </w:t>
+      </w:r>
+      <w:r>
+        <w:rPr>
+          <w:rFonts w:ascii="Times New Roman" w:hAnsi="Times New Roman"/>
+          <w:sz w:val="24"/>
+        </w:rPr>
+        <w:t>сме́ртних</w:t>
+      </w:r>
+      <w:r>
+        <w:rPr>
+          <w:rFonts w:ascii="Times New Roman" w:hAnsi="Times New Roman"/>
+          <w:sz w:val="24"/>
+        </w:rPr>
+        <w:t xml:space="preserve">,* </w:t>
+      </w:r>
+      <w:r>
+        <w:rPr>
+          <w:rFonts w:ascii="Times New Roman" w:hAnsi="Times New Roman"/>
+          <w:sz w:val="24"/>
+        </w:rPr>
+        <w:t>днесь</w:t>
+      </w:r>
+      <w:r>
+        <w:rPr>
+          <w:rFonts w:ascii="Times New Roman" w:hAnsi="Times New Roman"/>
+          <w:sz w:val="24"/>
+        </w:rPr>
+        <w:t xml:space="preserve"> </w:t>
+      </w:r>
+      <w:r>
+        <w:rPr>
+          <w:rFonts w:ascii="Times New Roman" w:hAnsi="Times New Roman"/>
+          <w:sz w:val="24"/>
+        </w:rPr>
+        <w:t>Ада́м</w:t>
+      </w:r>
+      <w:r>
+        <w:rPr>
+          <w:rFonts w:ascii="Times New Roman" w:hAnsi="Times New Roman"/>
+          <w:sz w:val="24"/>
+        </w:rPr>
+        <w:t xml:space="preserve"> </w:t>
+      </w:r>
+      <w:r>
+        <w:rPr>
+          <w:rFonts w:ascii="Times New Roman" w:hAnsi="Times New Roman"/>
+          <w:sz w:val="24"/>
+        </w:rPr>
+        <w:t>лику́є</w:t>
+      </w:r>
+      <w:r>
+        <w:rPr>
+          <w:rFonts w:ascii="Times New Roman" w:hAnsi="Times New Roman"/>
+          <w:sz w:val="24"/>
+        </w:rPr>
+        <w:t xml:space="preserve"> і </w:t>
+      </w:r>
+      <w:r>
+        <w:rPr>
+          <w:rFonts w:ascii="Times New Roman" w:hAnsi="Times New Roman"/>
+          <w:sz w:val="24"/>
+        </w:rPr>
+        <w:t>ра́дується</w:t>
+      </w:r>
+      <w:r>
+        <w:rPr>
+          <w:rFonts w:ascii="Times New Roman" w:hAnsi="Times New Roman"/>
+          <w:sz w:val="24"/>
+        </w:rPr>
+        <w:t xml:space="preserve"> </w:t>
+      </w:r>
+      <w:r>
+        <w:rPr>
+          <w:rFonts w:ascii="Times New Roman" w:hAnsi="Times New Roman"/>
+          <w:sz w:val="24"/>
+        </w:rPr>
+        <w:t>Є́ва</w:t>
+      </w:r>
+      <w:r>
+        <w:rPr>
+          <w:rFonts w:ascii="Times New Roman" w:hAnsi="Times New Roman"/>
+          <w:sz w:val="24"/>
+        </w:rPr>
+        <w:t xml:space="preserve">,* а </w:t>
+      </w:r>
+      <w:r>
+        <w:rPr>
+          <w:rFonts w:ascii="Times New Roman" w:hAnsi="Times New Roman"/>
+          <w:sz w:val="24"/>
+        </w:rPr>
+        <w:t>проро́ки</w:t>
+      </w:r>
+      <w:r>
+        <w:rPr>
+          <w:rFonts w:ascii="Times New Roman" w:hAnsi="Times New Roman"/>
+          <w:sz w:val="24"/>
+        </w:rPr>
+        <w:t xml:space="preserve"> </w:t>
+      </w:r>
+      <w:r>
+        <w:rPr>
+          <w:rFonts w:ascii="Times New Roman" w:hAnsi="Times New Roman"/>
+          <w:sz w:val="24"/>
+        </w:rPr>
+        <w:t>ра́зом</w:t>
+      </w:r>
+      <w:r>
+        <w:rPr>
+          <w:rFonts w:ascii="Times New Roman" w:hAnsi="Times New Roman"/>
+          <w:sz w:val="24"/>
+        </w:rPr>
+        <w:t xml:space="preserve"> </w:t>
+      </w:r>
+      <w:r>
+        <w:rPr>
+          <w:rFonts w:ascii="Times New Roman" w:hAnsi="Times New Roman"/>
+          <w:sz w:val="24"/>
+        </w:rPr>
+        <w:t>із</w:t>
+      </w:r>
+      <w:r>
+        <w:rPr>
+          <w:rFonts w:ascii="Times New Roman" w:hAnsi="Times New Roman"/>
+          <w:sz w:val="24"/>
+        </w:rPr>
+        <w:t xml:space="preserve"> </w:t>
+      </w:r>
+      <w:r>
+        <w:rPr>
+          <w:rFonts w:ascii="Times New Roman" w:hAnsi="Times New Roman"/>
+          <w:sz w:val="24"/>
+        </w:rPr>
+        <w:t>патрія́рхами</w:t>
+      </w:r>
+      <w:r>
+        <w:rPr>
+          <w:rFonts w:ascii="Times New Roman" w:hAnsi="Times New Roman"/>
+          <w:sz w:val="24"/>
+        </w:rPr>
+        <w:t xml:space="preserve"> </w:t>
+      </w:r>
+      <w:r>
+        <w:rPr>
+          <w:rFonts w:ascii="Times New Roman" w:hAnsi="Times New Roman"/>
+          <w:sz w:val="24"/>
+        </w:rPr>
+        <w:t>непереста́нно</w:t>
+      </w:r>
+      <w:r>
+        <w:rPr>
+          <w:rFonts w:ascii="Times New Roman" w:hAnsi="Times New Roman"/>
+          <w:sz w:val="24"/>
+        </w:rPr>
+        <w:t xml:space="preserve"> </w:t>
+      </w:r>
+      <w:r>
+        <w:rPr>
+          <w:rFonts w:ascii="Times New Roman" w:hAnsi="Times New Roman"/>
+          <w:sz w:val="24"/>
+        </w:rPr>
+        <w:t>оспі́вують</w:t>
+      </w:r>
+      <w:r>
+        <w:rPr>
+          <w:rFonts w:ascii="Times New Roman" w:hAnsi="Times New Roman"/>
+          <w:sz w:val="24"/>
+        </w:rPr>
+        <w:t xml:space="preserve">* </w:t>
+      </w:r>
+      <w:r>
+        <w:rPr>
+          <w:rFonts w:ascii="Times New Roman" w:hAnsi="Times New Roman"/>
+          <w:sz w:val="24"/>
+        </w:rPr>
+        <w:t>божестве́нну</w:t>
+      </w:r>
+      <w:r>
+        <w:rPr>
+          <w:rFonts w:ascii="Times New Roman" w:hAnsi="Times New Roman"/>
+          <w:sz w:val="24"/>
+        </w:rPr>
+        <w:t xml:space="preserve"> </w:t>
+      </w:r>
+      <w:r>
+        <w:rPr>
+          <w:rFonts w:ascii="Times New Roman" w:hAnsi="Times New Roman"/>
+          <w:sz w:val="24"/>
+        </w:rPr>
+        <w:t>могу́тність</w:t>
+      </w:r>
+      <w:r>
+        <w:rPr>
+          <w:rFonts w:ascii="Times New Roman" w:hAnsi="Times New Roman"/>
+          <w:sz w:val="24"/>
+        </w:rPr>
+        <w:t xml:space="preserve"> </w:t>
+      </w:r>
+      <w:r>
+        <w:rPr>
+          <w:rFonts w:ascii="Times New Roman" w:hAnsi="Times New Roman"/>
+          <w:sz w:val="24"/>
+        </w:rPr>
+        <w:t>вла́ди</w:t>
+      </w:r>
+      <w:r>
+        <w:rPr>
+          <w:rFonts w:ascii="Times New Roman" w:hAnsi="Times New Roman"/>
+          <w:sz w:val="24"/>
+        </w:rPr>
+        <w:t xml:space="preserve"> </w:t>
+      </w:r>
+      <w:r>
+        <w:rPr>
+          <w:rFonts w:ascii="Times New Roman" w:hAnsi="Times New Roman"/>
+          <w:sz w:val="24"/>
+        </w:rPr>
+        <w:t>Твоє́ї</w:t>
+      </w:r>
+      <w:r>
+        <w:rPr>
+          <w:rFonts w:ascii="Times New Roman" w:hAnsi="Times New Roman"/>
+          <w:sz w:val="24"/>
+        </w:rPr>
+        <w:t>.</w:t>
+      </w:r>
+    </w:p>
+    <w:p>
+      <w:pPr>
+        <w:spacing w:after="120"/>
+        <w:jc w:val="both"/>
+      </w:pPr>
+    </w:p>
+    <w:p>
+      <w:pPr>
+        <w:pStyle w:val="Heading3"/>
+        <w:spacing w:after="120"/>
+        <w:jc w:val="center"/>
+      </w:pPr>
+      <w:r>
+        <w:rPr>
+          <w:rFonts w:ascii="Times New Roman" w:hAnsi="Times New Roman"/>
+          <w:b/>
           <w:color w:val="FF0000"/>
-          <w:sz w:val="24"/>
-        </w:rPr>
-        <w:t xml:space="preserve">: </w:t>
+        </w:rPr>
+        <w:t>Пісня</w:t>
       </w:r>
       <w:r>
         <w:rPr>
           <w:rFonts w:ascii="Times New Roman" w:hAnsi="Times New Roman"/>
           <w:b/>
-          <w:sz w:val="24"/>
-        </w:rPr>
-        <w:t xml:space="preserve">Як колись побожних юнаків зросив ти в халдейськім </w:t>
+          <w:color w:val="FF0000"/>
+        </w:rPr>
+        <w:t xml:space="preserve"> </w:t>
       </w:r>
       <w:r>
         <w:rPr>
           <w:rFonts w:ascii="Times New Roman" w:hAnsi="Times New Roman"/>
           <w:b/>
-          <w:sz w:val="24"/>
-        </w:rPr>
-        <w:t>полум'ї,*</w:t>
-      </w:r>
-      <w:r>
-        <w:rPr>
-          <w:rFonts w:ascii="Times New Roman" w:hAnsi="Times New Roman"/>
-          <w:b/>
-          <w:sz w:val="24"/>
-        </w:rPr>
-        <w:t xml:space="preserve"> так світлим вогнем Божества просвіти й нас, що співаємо: Благословенний ти, Боже, батьків наших!</w:t>
+          <w:color w:val="FF0000"/>
+        </w:rPr>
+        <w:t>7</w:t>
       </w:r>
     </w:p>
     <w:p>
@@ -16307,316 +17914,8 @@
           <w:color w:val="FF0000"/>
           <w:sz w:val="24"/>
         </w:rPr>
-        <w:t>Приспів:</w:t>
-      </w:r>
-      <w:r>
-        <w:rPr>
-          <w:rFonts w:ascii="Times New Roman" w:hAnsi="Times New Roman"/>
-          <w:i/>
-          <w:sz w:val="24"/>
-        </w:rPr>
-        <w:t xml:space="preserve"> </w:t>
-      </w:r>
-      <w:r>
-        <w:rPr>
-          <w:rFonts w:ascii="Times New Roman" w:hAnsi="Times New Roman"/>
-          <w:sz w:val="24"/>
-          <w:u w:val="single"/>
-        </w:rPr>
-        <w:t>Слава, Господи, святому Воскресінню Твоєму.</w:t>
-      </w:r>
-    </w:p>
-    <w:p>
-      <w:pPr>
-        <w:spacing w:after="120"/>
-        <w:jc w:val="both"/>
-      </w:pPr>
-      <w:r>
-        <w:rPr>
-          <w:rFonts w:ascii="Times New Roman" w:hAnsi="Times New Roman"/>
-          <w:sz w:val="24"/>
-        </w:rPr>
-        <w:t>Під</w:t>
-      </w:r>
-      <w:r>
-        <w:rPr>
-          <w:rFonts w:ascii="Times New Roman" w:hAnsi="Times New Roman"/>
-          <w:sz w:val="24"/>
-        </w:rPr>
-        <w:t xml:space="preserve"> </w:t>
-      </w:r>
-      <w:r>
-        <w:rPr>
-          <w:rFonts w:ascii="Times New Roman" w:hAnsi="Times New Roman"/>
-          <w:sz w:val="24"/>
-        </w:rPr>
-        <w:t>час</w:t>
-      </w:r>
-      <w:r>
-        <w:rPr>
-          <w:rFonts w:ascii="Times New Roman" w:hAnsi="Times New Roman"/>
-          <w:sz w:val="24"/>
-        </w:rPr>
-        <w:t xml:space="preserve"> </w:t>
-      </w:r>
-      <w:r>
-        <w:rPr>
-          <w:rFonts w:ascii="Times New Roman" w:hAnsi="Times New Roman"/>
-          <w:sz w:val="24"/>
-        </w:rPr>
-        <w:t>розп’яття</w:t>
-      </w:r>
-      <w:r>
-        <w:rPr>
-          <w:rFonts w:ascii="Times New Roman" w:hAnsi="Times New Roman"/>
-          <w:sz w:val="24"/>
-        </w:rPr>
-        <w:t xml:space="preserve"> </w:t>
-      </w:r>
-      <w:r>
-        <w:rPr>
-          <w:rFonts w:ascii="Times New Roman" w:hAnsi="Times New Roman"/>
-          <w:sz w:val="24"/>
-        </w:rPr>
-        <w:t>Творця</w:t>
-      </w:r>
-      <w:r>
-        <w:rPr>
-          <w:rFonts w:ascii="Times New Roman" w:hAnsi="Times New Roman"/>
-          <w:sz w:val="24"/>
-        </w:rPr>
-        <w:t xml:space="preserve"> </w:t>
-      </w:r>
-      <w:r>
-        <w:rPr>
-          <w:rFonts w:ascii="Times New Roman" w:hAnsi="Times New Roman"/>
-          <w:sz w:val="24"/>
-        </w:rPr>
-        <w:t>розірвалася</w:t>
-      </w:r>
-      <w:r>
-        <w:rPr>
-          <w:rFonts w:ascii="Times New Roman" w:hAnsi="Times New Roman"/>
-          <w:sz w:val="24"/>
-        </w:rPr>
-        <w:t xml:space="preserve"> </w:t>
-      </w:r>
-      <w:r>
-        <w:rPr>
-          <w:rFonts w:ascii="Times New Roman" w:hAnsi="Times New Roman"/>
-          <w:sz w:val="24"/>
-        </w:rPr>
-        <w:t>церковна</w:t>
-      </w:r>
-      <w:r>
-        <w:rPr>
-          <w:rFonts w:ascii="Times New Roman" w:hAnsi="Times New Roman"/>
-          <w:sz w:val="24"/>
-        </w:rPr>
-        <w:t xml:space="preserve"> </w:t>
-      </w:r>
-      <w:r>
-        <w:rPr>
-          <w:rFonts w:ascii="Times New Roman" w:hAnsi="Times New Roman"/>
-          <w:sz w:val="24"/>
-        </w:rPr>
-        <w:t>світла</w:t>
-      </w:r>
-      <w:r>
-        <w:rPr>
-          <w:rFonts w:ascii="Times New Roman" w:hAnsi="Times New Roman"/>
-          <w:sz w:val="24"/>
-        </w:rPr>
-        <w:t xml:space="preserve"> </w:t>
-      </w:r>
-      <w:r>
-        <w:rPr>
-          <w:rFonts w:ascii="Times New Roman" w:hAnsi="Times New Roman"/>
-          <w:sz w:val="24"/>
-        </w:rPr>
-        <w:t>завіса</w:t>
-      </w:r>
-      <w:r>
-        <w:rPr>
-          <w:rFonts w:ascii="Times New Roman" w:hAnsi="Times New Roman"/>
-          <w:sz w:val="24"/>
-        </w:rPr>
-        <w:t xml:space="preserve">, </w:t>
-      </w:r>
-      <w:r>
-        <w:rPr>
-          <w:rFonts w:ascii="Times New Roman" w:hAnsi="Times New Roman"/>
-          <w:sz w:val="24"/>
-        </w:rPr>
-        <w:t>показуючи</w:t>
-      </w:r>
-      <w:r>
-        <w:rPr>
-          <w:rFonts w:ascii="Times New Roman" w:hAnsi="Times New Roman"/>
-          <w:sz w:val="24"/>
-        </w:rPr>
-        <w:t xml:space="preserve"> </w:t>
-      </w:r>
-      <w:r>
-        <w:rPr>
-          <w:rFonts w:ascii="Times New Roman" w:hAnsi="Times New Roman"/>
-          <w:sz w:val="24"/>
-        </w:rPr>
-        <w:t>заховану</w:t>
-      </w:r>
-      <w:r>
-        <w:rPr>
-          <w:rFonts w:ascii="Times New Roman" w:hAnsi="Times New Roman"/>
-          <w:sz w:val="24"/>
-        </w:rPr>
-        <w:t xml:space="preserve"> в </w:t>
-      </w:r>
-      <w:r>
-        <w:rPr>
-          <w:rFonts w:ascii="Times New Roman" w:hAnsi="Times New Roman"/>
-          <w:sz w:val="24"/>
-        </w:rPr>
-        <w:t>Письмі</w:t>
-      </w:r>
-      <w:r>
-        <w:rPr>
-          <w:rFonts w:ascii="Times New Roman" w:hAnsi="Times New Roman"/>
-          <w:sz w:val="24"/>
-        </w:rPr>
-        <w:t xml:space="preserve"> </w:t>
-      </w:r>
-      <w:r>
-        <w:rPr>
-          <w:rFonts w:ascii="Times New Roman" w:hAnsi="Times New Roman"/>
-          <w:sz w:val="24"/>
-        </w:rPr>
-        <w:t>істину</w:t>
-      </w:r>
-      <w:r>
-        <w:rPr>
-          <w:rFonts w:ascii="Times New Roman" w:hAnsi="Times New Roman"/>
-          <w:sz w:val="24"/>
-        </w:rPr>
-        <w:t xml:space="preserve"> </w:t>
-      </w:r>
-      <w:r>
-        <w:rPr>
-          <w:rFonts w:ascii="Times New Roman" w:hAnsi="Times New Roman"/>
-          <w:sz w:val="24"/>
-        </w:rPr>
-        <w:t>вірним</w:t>
-      </w:r>
-      <w:r>
-        <w:rPr>
-          <w:rFonts w:ascii="Times New Roman" w:hAnsi="Times New Roman"/>
-          <w:sz w:val="24"/>
-        </w:rPr>
-        <w:t xml:space="preserve">, </w:t>
-      </w:r>
-      <w:r>
-        <w:rPr>
-          <w:rFonts w:ascii="Times New Roman" w:hAnsi="Times New Roman"/>
-          <w:sz w:val="24"/>
-        </w:rPr>
-        <w:t>що</w:t>
-      </w:r>
-      <w:r>
-        <w:rPr>
-          <w:rFonts w:ascii="Times New Roman" w:hAnsi="Times New Roman"/>
-          <w:sz w:val="24"/>
-        </w:rPr>
-        <w:t xml:space="preserve"> </w:t>
-      </w:r>
-      <w:r>
-        <w:rPr>
-          <w:rFonts w:ascii="Times New Roman" w:hAnsi="Times New Roman"/>
-          <w:sz w:val="24"/>
-        </w:rPr>
-        <w:t>взивають</w:t>
-      </w:r>
-      <w:r>
-        <w:rPr>
-          <w:rFonts w:ascii="Times New Roman" w:hAnsi="Times New Roman"/>
-          <w:sz w:val="24"/>
-        </w:rPr>
-        <w:t>: «</w:t>
-      </w:r>
-      <w:r>
-        <w:rPr>
-          <w:rFonts w:ascii="Times New Roman" w:hAnsi="Times New Roman"/>
-          <w:sz w:val="24"/>
-        </w:rPr>
-        <w:t>Благословен</w:t>
-      </w:r>
-      <w:r>
-        <w:rPr>
-          <w:rFonts w:ascii="Times New Roman" w:hAnsi="Times New Roman"/>
-          <w:sz w:val="24"/>
-        </w:rPr>
-        <w:t xml:space="preserve"> </w:t>
-      </w:r>
-      <w:r>
-        <w:rPr>
-          <w:rFonts w:ascii="Times New Roman" w:hAnsi="Times New Roman"/>
-          <w:sz w:val="24"/>
-        </w:rPr>
-        <w:t>єси</w:t>
-      </w:r>
-      <w:r>
-        <w:rPr>
-          <w:rFonts w:ascii="Times New Roman" w:hAnsi="Times New Roman"/>
-          <w:sz w:val="24"/>
-        </w:rPr>
-        <w:t xml:space="preserve">, </w:t>
-      </w:r>
-      <w:r>
-        <w:rPr>
-          <w:rFonts w:ascii="Times New Roman" w:hAnsi="Times New Roman"/>
-          <w:sz w:val="24"/>
-        </w:rPr>
-        <w:t>Боже</w:t>
-      </w:r>
-      <w:r>
-        <w:rPr>
-          <w:rFonts w:ascii="Times New Roman" w:hAnsi="Times New Roman"/>
-          <w:sz w:val="24"/>
-        </w:rPr>
-        <w:t xml:space="preserve"> </w:t>
-      </w:r>
-      <w:r>
-        <w:rPr>
-          <w:rFonts w:ascii="Times New Roman" w:hAnsi="Times New Roman"/>
-          <w:sz w:val="24"/>
-        </w:rPr>
-        <w:t>отців</w:t>
-      </w:r>
-      <w:r>
-        <w:rPr>
-          <w:rFonts w:ascii="Times New Roman" w:hAnsi="Times New Roman"/>
-          <w:sz w:val="24"/>
-        </w:rPr>
-        <w:t xml:space="preserve"> </w:t>
-      </w:r>
-      <w:r>
-        <w:rPr>
-          <w:rFonts w:ascii="Times New Roman" w:hAnsi="Times New Roman"/>
-          <w:sz w:val="24"/>
-        </w:rPr>
-        <w:t>наших</w:t>
-      </w:r>
-      <w:r>
-        <w:rPr>
-          <w:rFonts w:ascii="Times New Roman" w:hAnsi="Times New Roman"/>
-          <w:sz w:val="24"/>
-        </w:rPr>
-        <w:t>».</w:t>
-      </w:r>
-    </w:p>
-    <w:p>
-      <w:pPr>
-        <w:spacing w:after="120"/>
-        <w:jc w:val="both"/>
-      </w:pPr>
+        <w:t>Ірмос</w:t>
+      </w:r>
       <w:r>
         <w:rPr>
           <w:rFonts w:ascii="Times New Roman" w:hAnsi="Times New Roman"/>
@@ -16624,12 +17923,12 @@
           <w:color w:val="FF0000"/>
           <w:sz w:val="24"/>
         </w:rPr>
-        <w:t>Приспів:</w:t>
-      </w:r>
-      <w:r>
-        <w:rPr>
-          <w:rFonts w:ascii="Times New Roman" w:hAnsi="Times New Roman"/>
-          <w:i/>
+        <w:t xml:space="preserve"> (г. 3):</w:t>
+      </w:r>
+      <w:r>
+        <w:rPr>
+          <w:rFonts w:ascii="Times New Roman" w:hAnsi="Times New Roman"/>
+          <w:color w:val="FF0000"/>
           <w:sz w:val="24"/>
         </w:rPr>
         <w:t xml:space="preserve"> </w:t>
@@ -16637,45 +17936,49 @@
       <w:r>
         <w:rPr>
           <w:rFonts w:ascii="Times New Roman" w:hAnsi="Times New Roman"/>
-          <w:sz w:val="24"/>
-          <w:u w:val="single"/>
-        </w:rPr>
-        <w:t>Слава, Господи, святому Воскресінню Твоєму.</w:t>
-      </w:r>
-    </w:p>
-    <w:p>
-      <w:pPr>
-        <w:spacing w:after="120"/>
-        <w:jc w:val="both"/>
-      </w:pPr>
-      <w:r>
-        <w:rPr>
-          <w:rFonts w:ascii="Times New Roman" w:hAnsi="Times New Roman"/>
-          <w:sz w:val="24"/>
-        </w:rPr>
-        <w:t>Краплі Боготочиві животворчої крови, що для діла спасіння людей на землю капали з Твого, Христе, проколотого ребра, оновили створених із землі, які кличуть: «Благословен єси, Боже отців наших».</w:t>
-      </w:r>
-    </w:p>
-    <w:p>
-      <w:pPr>
-        <w:spacing w:after="120"/>
-        <w:jc w:val="both"/>
-      </w:pPr>
-      <w:r>
-        <w:rPr>
-          <w:rFonts w:ascii="Times New Roman" w:hAnsi="Times New Roman"/>
           <w:b/>
           <w:sz w:val="24"/>
         </w:rPr>
-        <w:t>Слава і нині</w:t>
-      </w:r>
-      <w:r>
-        <w:rPr>
-          <w:rFonts w:ascii="Times New Roman" w:hAnsi="Times New Roman"/>
-          <w:sz w:val="24"/>
-        </w:rPr>
-        <w:t xml:space="preserve">: </w:t>
-      </w:r>
+        <w:t xml:space="preserve">Як колись </w:t>
+      </w:r>
+      <w:r>
+        <w:rPr>
+          <w:rFonts w:ascii="Times New Roman" w:hAnsi="Times New Roman"/>
+          <w:b/>
+          <w:sz w:val="24"/>
+        </w:rPr>
+        <w:t>побожних</w:t>
+      </w:r>
+      <w:r>
+        <w:rPr>
+          <w:rFonts w:ascii="Times New Roman" w:hAnsi="Times New Roman"/>
+          <w:b/>
+          <w:sz w:val="24"/>
+        </w:rPr>
+        <w:t xml:space="preserve"> юнаків зросив ти в халдейськім </w:t>
+      </w:r>
+      <w:r>
+        <w:rPr>
+          <w:rFonts w:ascii="Times New Roman" w:hAnsi="Times New Roman"/>
+          <w:b/>
+          <w:sz w:val="24"/>
+        </w:rPr>
+        <w:t>полум'ї,*</w:t>
+      </w:r>
+      <w:r>
+        <w:rPr>
+          <w:rFonts w:ascii="Times New Roman" w:hAnsi="Times New Roman"/>
+          <w:b/>
+          <w:sz w:val="24"/>
+        </w:rPr>
+        <w:t xml:space="preserve"> так світлим вогнем Божества просвіти й нас, що співаємо: Благословенний ти, Боже, батьків наших!</w:t>
+      </w:r>
+    </w:p>
+    <w:p>
+      <w:pPr>
+        <w:spacing w:after="120"/>
+        <w:jc w:val="both"/>
+      </w:pPr>
       <w:r>
         <w:rPr>
           <w:rFonts w:ascii="Times New Roman" w:hAnsi="Times New Roman"/>
@@ -16683,14 +17986,309 @@
           <w:color w:val="FF0000"/>
           <w:sz w:val="24"/>
         </w:rPr>
-        <w:t xml:space="preserve">Богородичний: </w:t>
-      </w:r>
-      <w:r>
-        <w:rPr>
-          <w:rFonts w:ascii="Times New Roman" w:hAnsi="Times New Roman"/>
-          <w:sz w:val="24"/>
-        </w:rPr>
-        <w:t>Прославмо, вірні, Милосердного Духа вкупі з Отцем і Єдинородним Сином, в трьох почитаючи один початок і одне Божество, взиваючи: «Благословен єси, Боже отців наших».</w:t>
+        <w:t>Приспів:</w:t>
+      </w:r>
+      <w:r>
+        <w:rPr>
+          <w:rFonts w:ascii="Times New Roman" w:hAnsi="Times New Roman"/>
+          <w:i/>
+          <w:sz w:val="24"/>
+        </w:rPr>
+        <w:t xml:space="preserve"> </w:t>
+      </w:r>
+      <w:r>
+        <w:rPr>
+          <w:rFonts w:ascii="Times New Roman" w:hAnsi="Times New Roman"/>
+          <w:sz w:val="24"/>
+          <w:u w:val="single"/>
+        </w:rPr>
+        <w:t>Слава, Господи, святому Воскресінню Твоєму.</w:t>
+      </w:r>
+    </w:p>
+    <w:p>
+      <w:pPr>
+        <w:spacing w:after="120"/>
+        <w:jc w:val="both"/>
+      </w:pPr>
+      <w:r>
+        <w:rPr>
+          <w:rFonts w:ascii="Times New Roman" w:hAnsi="Times New Roman"/>
+          <w:sz w:val="24"/>
+        </w:rPr>
+        <w:t>Під</w:t>
+      </w:r>
+      <w:r>
+        <w:rPr>
+          <w:rFonts w:ascii="Times New Roman" w:hAnsi="Times New Roman"/>
+          <w:sz w:val="24"/>
+        </w:rPr>
+        <w:t xml:space="preserve"> </w:t>
+      </w:r>
+      <w:r>
+        <w:rPr>
+          <w:rFonts w:ascii="Times New Roman" w:hAnsi="Times New Roman"/>
+          <w:sz w:val="24"/>
+        </w:rPr>
+        <w:t>час</w:t>
+      </w:r>
+      <w:r>
+        <w:rPr>
+          <w:rFonts w:ascii="Times New Roman" w:hAnsi="Times New Roman"/>
+          <w:sz w:val="24"/>
+        </w:rPr>
+        <w:t xml:space="preserve"> </w:t>
+      </w:r>
+      <w:r>
+        <w:rPr>
+          <w:rFonts w:ascii="Times New Roman" w:hAnsi="Times New Roman"/>
+          <w:sz w:val="24"/>
+        </w:rPr>
+        <w:t>розп’яття</w:t>
+      </w:r>
+      <w:r>
+        <w:rPr>
+          <w:rFonts w:ascii="Times New Roman" w:hAnsi="Times New Roman"/>
+          <w:sz w:val="24"/>
+        </w:rPr>
+        <w:t xml:space="preserve"> </w:t>
+      </w:r>
+      <w:r>
+        <w:rPr>
+          <w:rFonts w:ascii="Times New Roman" w:hAnsi="Times New Roman"/>
+          <w:sz w:val="24"/>
+        </w:rPr>
+        <w:t>Творця</w:t>
+      </w:r>
+      <w:r>
+        <w:rPr>
+          <w:rFonts w:ascii="Times New Roman" w:hAnsi="Times New Roman"/>
+          <w:sz w:val="24"/>
+        </w:rPr>
+        <w:t xml:space="preserve"> </w:t>
+      </w:r>
+      <w:r>
+        <w:rPr>
+          <w:rFonts w:ascii="Times New Roman" w:hAnsi="Times New Roman"/>
+          <w:sz w:val="24"/>
+        </w:rPr>
+        <w:t>розірвалася</w:t>
+      </w:r>
+      <w:r>
+        <w:rPr>
+          <w:rFonts w:ascii="Times New Roman" w:hAnsi="Times New Roman"/>
+          <w:sz w:val="24"/>
+        </w:rPr>
+        <w:t xml:space="preserve"> </w:t>
+      </w:r>
+      <w:r>
+        <w:rPr>
+          <w:rFonts w:ascii="Times New Roman" w:hAnsi="Times New Roman"/>
+          <w:sz w:val="24"/>
+        </w:rPr>
+        <w:t>церковна</w:t>
+      </w:r>
+      <w:r>
+        <w:rPr>
+          <w:rFonts w:ascii="Times New Roman" w:hAnsi="Times New Roman"/>
+          <w:sz w:val="24"/>
+        </w:rPr>
+        <w:t xml:space="preserve"> </w:t>
+      </w:r>
+      <w:r>
+        <w:rPr>
+          <w:rFonts w:ascii="Times New Roman" w:hAnsi="Times New Roman"/>
+          <w:sz w:val="24"/>
+        </w:rPr>
+        <w:t>світла</w:t>
+      </w:r>
+      <w:r>
+        <w:rPr>
+          <w:rFonts w:ascii="Times New Roman" w:hAnsi="Times New Roman"/>
+          <w:sz w:val="24"/>
+        </w:rPr>
+        <w:t xml:space="preserve"> </w:t>
+      </w:r>
+      <w:r>
+        <w:rPr>
+          <w:rFonts w:ascii="Times New Roman" w:hAnsi="Times New Roman"/>
+          <w:sz w:val="24"/>
+        </w:rPr>
+        <w:t>завіса</w:t>
+      </w:r>
+      <w:r>
+        <w:rPr>
+          <w:rFonts w:ascii="Times New Roman" w:hAnsi="Times New Roman"/>
+          <w:sz w:val="24"/>
+        </w:rPr>
+        <w:t xml:space="preserve">, </w:t>
+      </w:r>
+      <w:r>
+        <w:rPr>
+          <w:rFonts w:ascii="Times New Roman" w:hAnsi="Times New Roman"/>
+          <w:sz w:val="24"/>
+        </w:rPr>
+        <w:t>показуючи</w:t>
+      </w:r>
+      <w:r>
+        <w:rPr>
+          <w:rFonts w:ascii="Times New Roman" w:hAnsi="Times New Roman"/>
+          <w:sz w:val="24"/>
+        </w:rPr>
+        <w:t xml:space="preserve"> </w:t>
+      </w:r>
+      <w:r>
+        <w:rPr>
+          <w:rFonts w:ascii="Times New Roman" w:hAnsi="Times New Roman"/>
+          <w:sz w:val="24"/>
+        </w:rPr>
+        <w:t>заховану</w:t>
+      </w:r>
+      <w:r>
+        <w:rPr>
+          <w:rFonts w:ascii="Times New Roman" w:hAnsi="Times New Roman"/>
+          <w:sz w:val="24"/>
+        </w:rPr>
+        <w:t xml:space="preserve"> в </w:t>
+      </w:r>
+      <w:r>
+        <w:rPr>
+          <w:rFonts w:ascii="Times New Roman" w:hAnsi="Times New Roman"/>
+          <w:sz w:val="24"/>
+        </w:rPr>
+        <w:t>Письмі</w:t>
+      </w:r>
+      <w:r>
+        <w:rPr>
+          <w:rFonts w:ascii="Times New Roman" w:hAnsi="Times New Roman"/>
+          <w:sz w:val="24"/>
+        </w:rPr>
+        <w:t xml:space="preserve"> </w:t>
+      </w:r>
+      <w:r>
+        <w:rPr>
+          <w:rFonts w:ascii="Times New Roman" w:hAnsi="Times New Roman"/>
+          <w:sz w:val="24"/>
+        </w:rPr>
+        <w:t>істину</w:t>
+      </w:r>
+      <w:r>
+        <w:rPr>
+          <w:rFonts w:ascii="Times New Roman" w:hAnsi="Times New Roman"/>
+          <w:sz w:val="24"/>
+        </w:rPr>
+        <w:t xml:space="preserve"> </w:t>
+      </w:r>
+      <w:r>
+        <w:rPr>
+          <w:rFonts w:ascii="Times New Roman" w:hAnsi="Times New Roman"/>
+          <w:sz w:val="24"/>
+        </w:rPr>
+        <w:t>вірним</w:t>
+      </w:r>
+      <w:r>
+        <w:rPr>
+          <w:rFonts w:ascii="Times New Roman" w:hAnsi="Times New Roman"/>
+          <w:sz w:val="24"/>
+        </w:rPr>
+        <w:t xml:space="preserve">, </w:t>
+      </w:r>
+      <w:r>
+        <w:rPr>
+          <w:rFonts w:ascii="Times New Roman" w:hAnsi="Times New Roman"/>
+          <w:sz w:val="24"/>
+        </w:rPr>
+        <w:t>що</w:t>
+      </w:r>
+      <w:r>
+        <w:rPr>
+          <w:rFonts w:ascii="Times New Roman" w:hAnsi="Times New Roman"/>
+          <w:sz w:val="24"/>
+        </w:rPr>
+        <w:t xml:space="preserve"> </w:t>
+      </w:r>
+      <w:r>
+        <w:rPr>
+          <w:rFonts w:ascii="Times New Roman" w:hAnsi="Times New Roman"/>
+          <w:sz w:val="24"/>
+        </w:rPr>
+        <w:t>взивають</w:t>
+      </w:r>
+      <w:r>
+        <w:rPr>
+          <w:rFonts w:ascii="Times New Roman" w:hAnsi="Times New Roman"/>
+          <w:sz w:val="24"/>
+        </w:rPr>
+        <w:t>: «</w:t>
+      </w:r>
+      <w:r>
+        <w:rPr>
+          <w:rFonts w:ascii="Times New Roman" w:hAnsi="Times New Roman"/>
+          <w:sz w:val="24"/>
+        </w:rPr>
+        <w:t>Благословен</w:t>
+      </w:r>
+      <w:r>
+        <w:rPr>
+          <w:rFonts w:ascii="Times New Roman" w:hAnsi="Times New Roman"/>
+          <w:sz w:val="24"/>
+        </w:rPr>
+        <w:t xml:space="preserve"> </w:t>
+      </w:r>
+      <w:r>
+        <w:rPr>
+          <w:rFonts w:ascii="Times New Roman" w:hAnsi="Times New Roman"/>
+          <w:sz w:val="24"/>
+        </w:rPr>
+        <w:t>єси</w:t>
+      </w:r>
+      <w:r>
+        <w:rPr>
+          <w:rFonts w:ascii="Times New Roman" w:hAnsi="Times New Roman"/>
+          <w:sz w:val="24"/>
+        </w:rPr>
+        <w:t xml:space="preserve">, </w:t>
+      </w:r>
+      <w:r>
+        <w:rPr>
+          <w:rFonts w:ascii="Times New Roman" w:hAnsi="Times New Roman"/>
+          <w:sz w:val="24"/>
+        </w:rPr>
+        <w:t>Боже</w:t>
+      </w:r>
+      <w:r>
+        <w:rPr>
+          <w:rFonts w:ascii="Times New Roman" w:hAnsi="Times New Roman"/>
+          <w:sz w:val="24"/>
+        </w:rPr>
+        <w:t xml:space="preserve"> </w:t>
+      </w:r>
+      <w:r>
+        <w:rPr>
+          <w:rFonts w:ascii="Times New Roman" w:hAnsi="Times New Roman"/>
+          <w:sz w:val="24"/>
+        </w:rPr>
+        <w:t>отців</w:t>
+      </w:r>
+      <w:r>
+        <w:rPr>
+          <w:rFonts w:ascii="Times New Roman" w:hAnsi="Times New Roman"/>
+          <w:sz w:val="24"/>
+        </w:rPr>
+        <w:t xml:space="preserve"> </w:t>
+      </w:r>
+      <w:r>
+        <w:rPr>
+          <w:rFonts w:ascii="Times New Roman" w:hAnsi="Times New Roman"/>
+          <w:sz w:val="24"/>
+        </w:rPr>
+        <w:t>наших</w:t>
+      </w:r>
+      <w:r>
+        <w:rPr>
+          <w:rFonts w:ascii="Times New Roman" w:hAnsi="Times New Roman"/>
+          <w:sz w:val="24"/>
+        </w:rPr>
+        <w:t>».</w:t>
       </w:r>
     </w:p>
     <w:p>
@@ -16705,23 +18303,202 @@
           <w:color w:val="FF0000"/>
           <w:sz w:val="24"/>
         </w:rPr>
-        <w:t>Ірмос 8</w:t>
-      </w:r>
-      <w:r>
-        <w:rPr>
-          <w:rFonts w:ascii="Times New Roman" w:hAnsi="Times New Roman"/>
+        <w:t>Приспів:</w:t>
+      </w:r>
+      <w:r>
+        <w:rPr>
+          <w:rFonts w:ascii="Times New Roman" w:hAnsi="Times New Roman"/>
+          <w:i/>
+          <w:sz w:val="24"/>
+        </w:rPr>
+        <w:t xml:space="preserve"> </w:t>
+      </w:r>
+      <w:r>
+        <w:rPr>
+          <w:rFonts w:ascii="Times New Roman" w:hAnsi="Times New Roman"/>
+          <w:sz w:val="24"/>
+          <w:u w:val="single"/>
+        </w:rPr>
+        <w:t>Слава, Господи, святому Воскресінню Твоєму.</w:t>
+      </w:r>
+    </w:p>
+    <w:p>
+      <w:pPr>
+        <w:spacing w:after="120"/>
+        <w:jc w:val="both"/>
+      </w:pPr>
+      <w:r>
+        <w:rPr>
+          <w:rFonts w:ascii="Times New Roman" w:hAnsi="Times New Roman"/>
+          <w:sz w:val="24"/>
+        </w:rPr>
+        <w:t>Краплі Боготочиві животворчої крови, що для діла спасіння людей на землю капали з Твого, Христе, проколотого ребра, оновили створених із землі, які кличуть: «Благословен єси, Боже отців наших».</w:t>
+      </w:r>
+    </w:p>
+    <w:p>
+      <w:pPr>
+        <w:spacing w:after="120"/>
+        <w:jc w:val="both"/>
+      </w:pPr>
+      <w:r>
+        <w:rPr>
+          <w:rFonts w:ascii="Times New Roman" w:hAnsi="Times New Roman"/>
+          <w:b/>
+          <w:sz w:val="24"/>
+        </w:rPr>
+        <w:t>Слава і нині</w:t>
+      </w:r>
+      <w:r>
+        <w:rPr>
+          <w:rFonts w:ascii="Times New Roman" w:hAnsi="Times New Roman"/>
+          <w:sz w:val="24"/>
+        </w:rPr>
+        <w:t xml:space="preserve">: </w:t>
+      </w:r>
+      <w:r>
+        <w:rPr>
+          <w:rFonts w:ascii="Times New Roman" w:hAnsi="Times New Roman"/>
+          <w:i/>
           <w:color w:val="FF0000"/>
           <w:sz w:val="24"/>
         </w:rPr>
-        <w:t xml:space="preserve">: </w:t>
-      </w:r>
+        <w:t xml:space="preserve">Богородичний: </w:t>
+      </w:r>
+      <w:r>
+        <w:rPr>
+          <w:rFonts w:ascii="Times New Roman" w:hAnsi="Times New Roman"/>
+          <w:sz w:val="24"/>
+        </w:rPr>
+        <w:t xml:space="preserve">Прославмо, вірні, Милосердного Духа вкупі з Отцем і Єдинородним Сином, в трьох почитаючи один початок і одне Божество, взиваючи: «Благословен </w:t>
+      </w:r>
+      <w:r>
+        <w:rPr>
+          <w:rFonts w:ascii="Times New Roman" w:hAnsi="Times New Roman"/>
+          <w:sz w:val="24"/>
+        </w:rPr>
+        <w:t>єси</w:t>
+      </w:r>
+      <w:r>
+        <w:rPr>
+          <w:rFonts w:ascii="Times New Roman" w:hAnsi="Times New Roman"/>
+          <w:sz w:val="24"/>
+        </w:rPr>
+        <w:t xml:space="preserve">, Боже </w:t>
+      </w:r>
+      <w:r>
+        <w:rPr>
+          <w:rFonts w:ascii="Times New Roman" w:hAnsi="Times New Roman"/>
+          <w:sz w:val="24"/>
+        </w:rPr>
+        <w:t>отців</w:t>
+      </w:r>
+      <w:r>
+        <w:rPr>
+          <w:rFonts w:ascii="Times New Roman" w:hAnsi="Times New Roman"/>
+          <w:sz w:val="24"/>
+        </w:rPr>
+        <w:t xml:space="preserve"> наших».</w:t>
+      </w:r>
+    </w:p>
+    <w:p>
+      <w:pPr>
+        <w:spacing w:after="120"/>
+        <w:jc w:val="both"/>
+      </w:pPr>
+    </w:p>
+    <w:p>
+      <w:pPr>
+        <w:pStyle w:val="Heading3"/>
+        <w:spacing w:after="120"/>
+        <w:jc w:val="center"/>
+      </w:pPr>
       <w:r>
         <w:rPr>
           <w:rFonts w:ascii="Times New Roman" w:hAnsi="Times New Roman"/>
           <w:b/>
-          <w:sz w:val="24"/>
-        </w:rPr>
-        <w:t xml:space="preserve">Зібрались у нестерпнім вогні, та шкоди від полум'я не зазнавши, юнаки – провідники побожности, божественну пісню </w:t>
+          <w:color w:val="FF0000"/>
+        </w:rPr>
+        <w:t>Пісня</w:t>
+      </w:r>
+      <w:r>
+        <w:rPr>
+          <w:rFonts w:ascii="Times New Roman" w:hAnsi="Times New Roman"/>
+          <w:b/>
+          <w:color w:val="FF0000"/>
+        </w:rPr>
+        <w:t xml:space="preserve"> </w:t>
+      </w:r>
+      <w:r>
+        <w:rPr>
+          <w:rFonts w:ascii="Times New Roman" w:hAnsi="Times New Roman"/>
+          <w:b/>
+          <w:color w:val="FF0000"/>
+        </w:rPr>
+        <w:t>8</w:t>
+      </w:r>
+    </w:p>
+    <w:p>
+      <w:pPr>
+        <w:spacing w:after="120"/>
+        <w:jc w:val="both"/>
+      </w:pPr>
+      <w:r>
+        <w:rPr>
+          <w:rFonts w:ascii="Times New Roman" w:hAnsi="Times New Roman"/>
+          <w:i/>
+          <w:color w:val="FF0000"/>
+          <w:sz w:val="24"/>
+        </w:rPr>
+        <w:t>Ірмос</w:t>
+      </w:r>
+      <w:r>
+        <w:rPr>
+          <w:rFonts w:ascii="Times New Roman" w:hAnsi="Times New Roman"/>
+          <w:i/>
+          <w:color w:val="FF0000"/>
+          <w:sz w:val="24"/>
+        </w:rPr>
+        <w:t xml:space="preserve"> (г. 3):</w:t>
+      </w:r>
+      <w:r>
+        <w:rPr>
+          <w:rFonts w:ascii="Times New Roman" w:hAnsi="Times New Roman"/>
+          <w:color w:val="FF0000"/>
+          <w:sz w:val="24"/>
+        </w:rPr>
+        <w:t xml:space="preserve"> </w:t>
+      </w:r>
+      <w:r>
+        <w:rPr>
+          <w:rFonts w:ascii="Times New Roman" w:hAnsi="Times New Roman"/>
+          <w:b/>
+          <w:sz w:val="24"/>
+        </w:rPr>
+        <w:t>Зібрались</w:t>
+      </w:r>
+      <w:r>
+        <w:rPr>
+          <w:rFonts w:ascii="Times New Roman" w:hAnsi="Times New Roman"/>
+          <w:b/>
+          <w:sz w:val="24"/>
+        </w:rPr>
+        <w:t xml:space="preserve"> у </w:t>
+      </w:r>
+      <w:r>
+        <w:rPr>
+          <w:rFonts w:ascii="Times New Roman" w:hAnsi="Times New Roman"/>
+          <w:b/>
+          <w:sz w:val="24"/>
+        </w:rPr>
+        <w:t>нестерпнім</w:t>
+      </w:r>
+      <w:r>
+        <w:rPr>
+          <w:rFonts w:ascii="Times New Roman" w:hAnsi="Times New Roman"/>
+          <w:b/>
+          <w:sz w:val="24"/>
+        </w:rPr>
+        <w:t xml:space="preserve"> вогні, та шкоди від полум'я не зазнавши, юнаки – провідники побожности, божественну пісню </w:t>
       </w:r>
       <w:r>
         <w:rPr>
@@ -17587,9 +19364,36 @@
       <w:r>
         <w:rPr>
           <w:rFonts w:ascii="Times New Roman" w:hAnsi="Times New Roman"/>
+          <w:i/>
           <w:color w:val="FF0000"/>
           <w:sz w:val="24"/>
         </w:rPr>
+        <w:t xml:space="preserve"> (</w:t>
+      </w:r>
+      <w:r>
+        <w:rPr>
+          <w:rFonts w:ascii="Times New Roman" w:hAnsi="Times New Roman"/>
+          <w:i/>
+          <w:color w:val="FF0000"/>
+          <w:sz w:val="24"/>
+        </w:rPr>
+        <w:t>г. 3</w:t>
+      </w:r>
+      <w:r>
+        <w:rPr>
+          <w:rFonts w:ascii="Times New Roman" w:hAnsi="Times New Roman"/>
+          <w:i/>
+          <w:color w:val="FF0000"/>
+          <w:sz w:val="24"/>
+        </w:rPr>
+        <w:t>)</w:t>
+      </w:r>
+      <w:r>
+        <w:rPr>
+          <w:rFonts w:ascii="Times New Roman" w:hAnsi="Times New Roman"/>
+          <w:color w:val="FF0000"/>
+          <w:sz w:val="24"/>
+        </w:rPr>
         <w:t xml:space="preserve">: </w:t>
       </w:r>
       <w:r>
@@ -17598,7 +19402,31 @@
           <w:b/>
           <w:sz w:val="24"/>
         </w:rPr>
-        <w:t xml:space="preserve">Нове і божественне </w:t>
+        <w:t>Нове</w:t>
+      </w:r>
+      <w:r>
+        <w:rPr>
+          <w:rFonts w:ascii="Times New Roman" w:hAnsi="Times New Roman"/>
+          <w:b/>
+          <w:sz w:val="24"/>
+        </w:rPr>
+        <w:t xml:space="preserve"> і </w:t>
+      </w:r>
+      <w:r>
+        <w:rPr>
+          <w:rFonts w:ascii="Times New Roman" w:hAnsi="Times New Roman"/>
+          <w:b/>
+          <w:sz w:val="24"/>
+        </w:rPr>
+        <w:t>божественне</w:t>
+      </w:r>
+      <w:r>
+        <w:rPr>
+          <w:rFonts w:ascii="Times New Roman" w:hAnsi="Times New Roman"/>
+          <w:b/>
+          <w:sz w:val="24"/>
+        </w:rPr>
+        <w:t xml:space="preserve"> </w:t>
       </w:r>
       <w:r>
         <w:rPr>
@@ -18771,7 +20599,14 @@
           <w:rFonts w:ascii="Times New Roman" w:hAnsi="Times New Roman"/>
           <w:sz w:val="24"/>
         </w:rPr>
-        <w:t xml:space="preserve"> бо Марія Магдалина, прийшовши до гробу,* знайшла там ангела, який сидів на камені в блискучих ризах і мовив:* Чому ж то шукаєте Живого між мерцями?* Нема його тут, бо він воскрес, як і сказав,* і очікує вас у Галилеї.</w:t>
+        <w:t xml:space="preserve"> бо Марія Магдалина, прийшовши до гробу,* знайшла там ангела, який сидів на камені в блискучих ризах і </w:t>
+      </w:r>
+      <w:r>
+        <w:rPr>
+          <w:rFonts w:ascii="Times New Roman" w:hAnsi="Times New Roman"/>
+          <w:sz w:val="24"/>
+        </w:rPr>
+        <w:t>мовив:* Чому ж то шукаєте Живого між мерцями?* Нема його тут, бо він воскрес, як і сказав,* і очікує вас у Галилеї.</w:t>
       </w:r>
     </w:p>
     <w:p>

--- a/flow/20230914_vu_template/01-Октоїх-new/Глас_3/3-НД-.docx
+++ b/flow/20230914_vu_template/01-Октоїх-new/Глас_3/3-НД-.docx
@@ -7375,11 +7375,6 @@
     </w:p>
     <w:p>
       <w:pPr>
-        <w:spacing w:after="120"/>
-      </w:pPr>
-    </w:p>
-    <w:p>
-      <w:pPr>
         <w:pStyle w:val="Heading3"/>
         <w:spacing w:after="120"/>
         <w:jc w:val="center"/>
@@ -7397,7 +7392,6 @@
     <w:p>
       <w:pPr>
         <w:spacing w:after="120"/>
-        <w:jc w:val="both"/>
       </w:pPr>
       <w:r>
         <w:rPr>
@@ -7406,40 +7400,43 @@
           <w:color w:val="FF0000"/>
           <w:sz w:val="24"/>
         </w:rPr>
-        <w:t xml:space="preserve">(г. 6): </w:t>
-      </w:r>
-      <w:r>
-        <w:rPr>
-          <w:rFonts w:ascii="Times New Roman" w:hAnsi="Times New Roman"/>
-          <w:sz w:val="24"/>
-        </w:rPr>
-        <w:t xml:space="preserve">Воскресіння твоє, Христе </w:t>
-      </w:r>
-      <w:r>
-        <w:rPr>
-          <w:rFonts w:ascii="Times New Roman" w:hAnsi="Times New Roman"/>
-          <w:sz w:val="24"/>
-        </w:rPr>
-        <w:t>Спасе,*</w:t>
-      </w:r>
-      <w:r>
-        <w:rPr>
-          <w:rFonts w:ascii="Times New Roman" w:hAnsi="Times New Roman"/>
-          <w:sz w:val="24"/>
-        </w:rPr>
-        <w:t xml:space="preserve"> ангели оспівують на небесах,* і нас на землі сподоби чистим серцем* тебе співом прославляти.</w:t>
-      </w:r>
-    </w:p>
-    <w:p>
-      <w:pPr>
-        <w:spacing w:after="120"/>
-        <w:jc w:val="both"/>
-      </w:pPr>
-    </w:p>
-    <w:p>
-      <w:pPr>
-        <w:spacing w:after="120"/>
-        <w:jc w:val="both"/>
+        <w:t>(г. 6):</w:t>
+      </w:r>
+      <w:r>
+        <w:rPr>
+          <w:rFonts w:ascii="Times New Roman" w:hAnsi="Times New Roman"/>
+          <w:sz w:val="24"/>
+        </w:rPr>
+        <w:t xml:space="preserve"> </w:t>
+      </w:r>
+      <w:r>
+        <w:rPr>
+          <w:rFonts w:ascii="Times New Roman" w:hAnsi="Times New Roman"/>
+          <w:sz w:val="24"/>
+        </w:rPr>
+        <w:t>Воскресі́ння Твоє́, Хри́сте Спа́се,* а́нгели оспі́вують на небеса́х,* і нас на землі́ сподо́би чи́стим се́рцем* Тебе́ спі́вом прославля́ти.</w:t>
+      </w:r>
+    </w:p>
+    <w:p>
+      <w:pPr>
+        <w:spacing w:after="120"/>
+        <w:jc w:val="both"/>
+      </w:pPr>
+    </w:p>
+    <w:p>
+      <w:pPr>
+        <w:spacing w:after="120"/>
+        <w:jc w:val="both"/>
+      </w:pPr>
+      <w:r>
+        <w:rPr>
+          <w:rFonts w:ascii="Times New Roman" w:hAnsi="Times New Roman"/>
+        </w:rPr>
+      </w:r>
+    </w:p>
+    <w:p>
+      <w:pPr>
+        <w:spacing w:after="120"/>
       </w:pPr>
       <w:r>
         <w:rPr>
@@ -22699,11 +22696,6 @@
     </w:p>
     <w:p>
       <w:pPr>
-        <w:spacing w:after="120"/>
-      </w:pPr>
-    </w:p>
-    <w:p>
-      <w:pPr>
         <w:pStyle w:val="Heading3"/>
         <w:jc w:val="center"/>
       </w:pPr>
@@ -22736,196 +22728,7 @@
           <w:rFonts w:ascii="Times New Roman" w:hAnsi="Times New Roman"/>
           <w:sz w:val="24"/>
         </w:rPr>
-        <w:t xml:space="preserve"> </w:t>
-      </w:r>
-      <w:r>
-        <w:rPr>
-          <w:rFonts w:ascii="Times New Roman" w:hAnsi="Times New Roman"/>
-          <w:sz w:val="24"/>
-        </w:rPr>
-        <w:t>Воскресі́ння</w:t>
-      </w:r>
-      <w:r>
-        <w:rPr>
-          <w:rFonts w:ascii="Times New Roman" w:hAnsi="Times New Roman"/>
-          <w:sz w:val="24"/>
-        </w:rPr>
-        <w:t xml:space="preserve"> </w:t>
-      </w:r>
-      <w:r>
-        <w:rPr>
-          <w:rFonts w:ascii="Times New Roman" w:hAnsi="Times New Roman"/>
-          <w:sz w:val="24"/>
-        </w:rPr>
-        <w:t>Твоє</w:t>
-      </w:r>
-      <w:r>
-        <w:rPr>
-          <w:rFonts w:ascii="Times New Roman" w:hAnsi="Times New Roman"/>
-          <w:sz w:val="24"/>
-        </w:rPr>
-        <w:t xml:space="preserve">́, </w:t>
-      </w:r>
-      <w:r>
-        <w:rPr>
-          <w:rFonts w:ascii="Times New Roman" w:hAnsi="Times New Roman"/>
-          <w:sz w:val="24"/>
-        </w:rPr>
-        <w:t>Хри́сте</w:t>
-      </w:r>
-      <w:r>
-        <w:rPr>
-          <w:rFonts w:ascii="Times New Roman" w:hAnsi="Times New Roman"/>
-          <w:sz w:val="24"/>
-        </w:rPr>
-        <w:t xml:space="preserve"> </w:t>
-      </w:r>
-      <w:r>
-        <w:rPr>
-          <w:rFonts w:ascii="Times New Roman" w:hAnsi="Times New Roman"/>
-          <w:sz w:val="24"/>
-        </w:rPr>
-        <w:t>Спа́се</w:t>
-      </w:r>
-      <w:r>
-        <w:rPr>
-          <w:rFonts w:ascii="Times New Roman" w:hAnsi="Times New Roman"/>
-          <w:sz w:val="24"/>
-        </w:rPr>
-        <w:t>,*</w:t>
-      </w:r>
-      <w:r>
-        <w:rPr>
-          <w:rFonts w:ascii="Times New Roman" w:hAnsi="Times New Roman"/>
-          <w:sz w:val="24"/>
-        </w:rPr>
-        <w:t xml:space="preserve"> </w:t>
-      </w:r>
-      <w:r>
-        <w:rPr>
-          <w:rFonts w:ascii="Times New Roman" w:hAnsi="Times New Roman"/>
-          <w:sz w:val="24"/>
-        </w:rPr>
-        <w:t>а́нгели</w:t>
-      </w:r>
-      <w:r>
-        <w:rPr>
-          <w:rFonts w:ascii="Times New Roman" w:hAnsi="Times New Roman"/>
-          <w:sz w:val="24"/>
-        </w:rPr>
-        <w:t xml:space="preserve"> </w:t>
-      </w:r>
-      <w:r>
-        <w:rPr>
-          <w:rFonts w:ascii="Times New Roman" w:hAnsi="Times New Roman"/>
-          <w:sz w:val="24"/>
-        </w:rPr>
-        <w:t>оспі́вують</w:t>
-      </w:r>
-      <w:r>
-        <w:rPr>
-          <w:rFonts w:ascii="Times New Roman" w:hAnsi="Times New Roman"/>
-          <w:sz w:val="24"/>
-        </w:rPr>
-        <w:t xml:space="preserve"> на </w:t>
-      </w:r>
-      <w:r>
-        <w:rPr>
-          <w:rFonts w:ascii="Times New Roman" w:hAnsi="Times New Roman"/>
-          <w:sz w:val="24"/>
-        </w:rPr>
-        <w:t>небеса́х</w:t>
-      </w:r>
-      <w:r>
-        <w:rPr>
-          <w:rFonts w:ascii="Times New Roman" w:hAnsi="Times New Roman"/>
-          <w:sz w:val="24"/>
-        </w:rPr>
-        <w:t xml:space="preserve">,* і нас на </w:t>
-      </w:r>
-      <w:r>
-        <w:rPr>
-          <w:rFonts w:ascii="Times New Roman" w:hAnsi="Times New Roman"/>
-          <w:sz w:val="24"/>
-        </w:rPr>
-        <w:t>землі</w:t>
-      </w:r>
-      <w:r>
-        <w:rPr>
-          <w:rFonts w:ascii="Times New Roman" w:hAnsi="Times New Roman"/>
-          <w:sz w:val="24"/>
-        </w:rPr>
-        <w:t xml:space="preserve">́ </w:t>
-      </w:r>
-      <w:r>
-        <w:rPr>
-          <w:rFonts w:ascii="Times New Roman" w:hAnsi="Times New Roman"/>
-          <w:sz w:val="24"/>
-        </w:rPr>
-        <w:t>сподо́би</w:t>
-      </w:r>
-      <w:r>
-        <w:rPr>
-          <w:rFonts w:ascii="Times New Roman" w:hAnsi="Times New Roman"/>
-          <w:sz w:val="24"/>
-        </w:rPr>
-        <w:t xml:space="preserve"> </w:t>
-      </w:r>
-      <w:r>
-        <w:rPr>
-          <w:rFonts w:ascii="Times New Roman" w:hAnsi="Times New Roman"/>
-          <w:sz w:val="24"/>
-        </w:rPr>
-        <w:t>чи́стим</w:t>
-      </w:r>
-      <w:r>
-        <w:rPr>
-          <w:rFonts w:ascii="Times New Roman" w:hAnsi="Times New Roman"/>
-          <w:sz w:val="24"/>
-        </w:rPr>
-        <w:t xml:space="preserve"> </w:t>
-      </w:r>
-      <w:r>
-        <w:rPr>
-          <w:rFonts w:ascii="Times New Roman" w:hAnsi="Times New Roman"/>
-          <w:sz w:val="24"/>
-        </w:rPr>
-        <w:t>се́рцем</w:t>
-      </w:r>
-      <w:r>
-        <w:rPr>
-          <w:rFonts w:ascii="Times New Roman" w:hAnsi="Times New Roman"/>
-          <w:sz w:val="24"/>
-        </w:rPr>
-        <w:t xml:space="preserve">* Тебе́ </w:t>
-      </w:r>
-      <w:r>
-        <w:rPr>
-          <w:rFonts w:ascii="Times New Roman" w:hAnsi="Times New Roman"/>
-          <w:sz w:val="24"/>
-        </w:rPr>
-        <w:t>спі́вом</w:t>
-      </w:r>
-      <w:r>
-        <w:rPr>
-          <w:rFonts w:ascii="Times New Roman" w:hAnsi="Times New Roman"/>
-          <w:sz w:val="24"/>
-        </w:rPr>
-        <w:t xml:space="preserve"> </w:t>
-      </w:r>
-      <w:r>
-        <w:rPr>
-          <w:rFonts w:ascii="Times New Roman" w:hAnsi="Times New Roman"/>
-          <w:sz w:val="24"/>
-        </w:rPr>
-        <w:t>прославля́ти</w:t>
-      </w:r>
-      <w:r>
-        <w:rPr>
-          <w:rFonts w:ascii="Times New Roman" w:hAnsi="Times New Roman"/>
-          <w:sz w:val="24"/>
-        </w:rPr>
-        <w:t>.</w:t>
+        <w:t xml:space="preserve"> Воскресі́ння Твоє́, Хри́сте Спа́се,* а́нгели оспі́вують на небеса́х,* і нас на землі́ сподо́би чи́стим се́рцем* Тебе́ спі́вом прославля́ти.</w:t>
       </w:r>
     </w:p>
     <w:sectPr>

--- a/flow/20230914_vu_template/01-Октоїх-new/Глас_3/3-НД-.docx
+++ b/flow/20230914_vu_template/01-Октоїх-new/Глас_3/3-НД-.docx
@@ -4824,6 +4824,12 @@
     </w:p>
     <w:p>
       <w:pPr>
+        <w:spacing w:after="120"/>
+        <w:jc w:val="both"/>
+      </w:pPr>
+    </w:p>
+    <w:p>
+      <w:pPr>
         <w:pStyle w:val="Heading3"/>
         <w:spacing w:after="120"/>
         <w:jc w:val="center"/>
@@ -8078,7 +8084,21 @@
           <w:color w:val="000000"/>
           <w:sz w:val="24"/>
         </w:rPr>
-        <w:t xml:space="preserve">, Господи, Боже наш, що підняв нас із постелі нашої і вклав в уста наші слово хвали, щоб поклонятися і призивати ім'я Твоє святе. Ми умоляємо Твоє милосердя, яке Ти завжди виявляв у нашому житті. Пошли поміч свою людям, що стоять перед лицем святої </w:t>
+        <w:t>, Господи, Боже наш, що підняв нас із постелі нашої і вклав в уста наші слово хвали, щоб поклонятися і призивати ім'я Твоє святе. Ми умоляємо Твоє милосердя, яке Ти завжди виявляв у нашому житті. Пошли поміч свою людям, що стоять перед лицем святої слави Твоєї і дожидають від Тебе багатої милости; і дай нам, що зо страхом і любов'ю завжди Тобі служимо, хвалити несказанну Твою доброту. Бо Тобі належить усяка слава, честь і поклоніння: Отцю, і Сину, і Святому Духові, нині і повсякчас, і на віки віків. Амінь.</w:t>
+      </w:r>
+    </w:p>
+    <w:p>
+      <w:pPr>
+        <w:spacing w:after="120"/>
+        <w:jc w:val="both"/>
+      </w:pPr>
+      <w:r>
+        <w:rPr>
+          <w:rFonts w:ascii="Times New Roman" w:hAnsi="Times New Roman"/>
+          <w:color w:val="FF0000"/>
+          <w:sz w:val="24"/>
+        </w:rPr>
+        <w:t xml:space="preserve">2. </w:t>
       </w:r>
       <w:r>
         <w:rPr>
@@ -8086,7 +8106,7 @@
           <w:color w:val="000000"/>
           <w:sz w:val="24"/>
         </w:rPr>
-        <w:t>слави Твоєї і дожидають від Тебе багатої милости; і дай нам, що зо страхом і любов'ю завжди Тобі служимо, хвалити несказанну Твою доброту. Бо Тобі належить усяка слава, честь і поклоніння: Отцю, і Сину, і Святому Духові, нині і повсякчас, і на віки віків. Амінь.</w:t>
+        <w:t>Від ночі лине дух наш до Тебе, Боже, бо світлом є повеління Твої на землі. Навчи нас у страсі Твоєму виконувати правду й добро, бо Тебе славимо як правдивого Бога нашого. Прихили вухо своє і вислухай нас, і пом'яни, Господи, тих, що є та що моляться з нами, всіх по імені, і спаси їх силою Твоєю. Благослови людей Твоїх і освяти спадкоємство Твоє: мир світові Твоєму даруй, церквам Твоїм, Священникам, владі, і всім людям. Хай благословиться і прославляється всечесне і величне ім'я Твоє, Отця, і Сина, і Святого Духа, нині і повсякчас, і на віки віків. Амінь.</w:t>
       </w:r>
     </w:p>
     <w:p>
@@ -8100,7 +8120,7 @@
           <w:color w:val="FF0000"/>
           <w:sz w:val="24"/>
         </w:rPr>
-        <w:t xml:space="preserve">2. </w:t>
+        <w:t>3.</w:t>
       </w:r>
       <w:r>
         <w:rPr>
@@ -8108,7 +8128,7 @@
           <w:color w:val="000000"/>
           <w:sz w:val="24"/>
         </w:rPr>
-        <w:t>Від ночі лине дух наш до Тебе, Боже, бо світлом є повеління Твої на землі. Навчи нас у страсі Твоєму виконувати правду й добро, бо Тебе славимо як правдивого Бога нашого. Прихили вухо своє і вислухай нас, і пом'яни, Господи, тих, що є та що моляться з нами, всіх по імені, і спаси їх силою Твоєю. Благослови людей Твоїх і освяти спадкоємство Твоє: мир світові Твоєму даруй, церквам Твоїм, Священникам, владі, і всім людям. Хай благословиться і прославляється всечесне і величне ім'я Твоє, Отця, і Сина, і Святого Духа, нині і повсякчас, і на віки віків. Амінь.</w:t>
+        <w:t xml:space="preserve"> Від ночі лине дух наш до Тебе, Боже, бо світлом є повеління Твої. Навчи нас, Боже, правди Твоєї, заповідей Твоїх і виправдань Твоїх. Просвіти наші духовні очі, щоб ми не заснули в гріхах на смерть. Віджени всяку мряку від сердець наших, даруй нам сонце правди і охорони життя наше знаменням і печаттю Святого Твого Духа. Направ стопи наші на шлях мирний, дай нам бачити ранішній день у радості, щоб ми Тобі засилали ранішні молитви, бо Твоє є володіння і Твоє є царство і сила, і слава Отця, і Сина, і Святого Духа, нині і повсякчас, і на віки віків. Амінь.</w:t>
       </w:r>
     </w:p>
     <w:p>
@@ -8122,7 +8142,7 @@
           <w:color w:val="FF0000"/>
           <w:sz w:val="24"/>
         </w:rPr>
-        <w:t>3.</w:t>
+        <w:t>4.</w:t>
       </w:r>
       <w:r>
         <w:rPr>
@@ -8130,7 +8150,52 @@
           <w:color w:val="000000"/>
           <w:sz w:val="24"/>
         </w:rPr>
-        <w:t xml:space="preserve"> Від ночі лине дух наш до Тебе, Боже, бо світлом є повеління Твої. Навчи нас, Боже, правди Твоєї, заповідей Твоїх і виправдань Твоїх. Просвіти наші духовні очі, щоб ми не заснули в гріхах на смерть. Віджени всяку мряку від сердець наших, даруй нам сонце правди і охорони життя наше знаменням і печаттю Святого Твого Духа. Направ стопи наші на шлях мирний, дай нам бачити ранішній день у радості, щоб ми Тобі засилали ранішні молитви, бо Твоє є володіння і Твоє є царство і сила, і слава Отця, і Сина, і Святого Духа, нині і повсякчас, і на віки віків. Амінь.</w:t>
+        <w:t xml:space="preserve"> Владико, Боже святий і неосяжний, що казав із темряви світлові засіяти, що заспокоїв нас у нічному сні й підвів до величання і моління Твоєї доброти! Ти, що даєш себе умолити задля свого милосердя, прийми і нині нас, що поклоняємося Тобі й по силі </w:t>
+      </w:r>
+      <w:r>
+        <w:rPr>
+          <w:rFonts w:ascii="Times New Roman" w:hAnsi="Times New Roman"/>
+          <w:sz w:val="24"/>
+        </w:rPr>
+        <w:t xml:space="preserve">благодаримо </w:t>
+      </w:r>
+      <w:r>
+        <w:rPr>
+          <w:rFonts w:ascii="Times New Roman" w:hAnsi="Times New Roman"/>
+          <w:color w:val="000000"/>
+          <w:sz w:val="24"/>
+        </w:rPr>
+        <w:t>Т</w:t>
+      </w:r>
+      <w:r>
+        <w:rPr>
+          <w:rFonts w:ascii="Times New Roman" w:hAnsi="Times New Roman"/>
+          <w:sz w:val="24"/>
+        </w:rPr>
+        <w:t>ебе</w:t>
+      </w:r>
+      <w:r>
+        <w:rPr>
+          <w:rFonts w:ascii="Times New Roman" w:hAnsi="Times New Roman"/>
+          <w:color w:val="000000"/>
+          <w:sz w:val="24"/>
+        </w:rPr>
+        <w:t xml:space="preserve">; і даруй нам те, чого просимо задля спасіння. Вчини нас синами світла і дня та спадкоємцями вічних Твоїх </w:t>
+      </w:r>
+      <w:r>
+        <w:rPr>
+          <w:rFonts w:ascii="Times New Roman" w:hAnsi="Times New Roman"/>
+          <w:sz w:val="24"/>
+        </w:rPr>
+        <w:t>благ</w:t>
+      </w:r>
+      <w:r>
+        <w:rPr>
+          <w:rFonts w:ascii="Times New Roman" w:hAnsi="Times New Roman"/>
+          <w:color w:val="000000"/>
+          <w:sz w:val="24"/>
+        </w:rPr>
+        <w:t>. Пом'яни, Господи, за багатством ласк Твоїх усіх людей, що є і моляться з нами, і всю братію нашу на землі й на морі, і на всякому місці володіння Твого, що потребують Твоєї любови й помочі. Усім вияви велику Твою милість, щоб спасенні, як душею так і тілом, завжди перебували й відважно славили чудне й благословенне ім'я Твоє, бо Ти Бог милости і ласк, і любови, і Тобі славу возсилаємо: Отцю, і Сину, і Святому Духові, нині і повсякчас, і на віки віків. Амінь.</w:t>
       </w:r>
     </w:p>
     <w:p>
@@ -8144,7 +8209,7 @@
           <w:color w:val="FF0000"/>
           <w:sz w:val="24"/>
         </w:rPr>
-        <w:t>4.</w:t>
+        <w:t>5.</w:t>
       </w:r>
       <w:r>
         <w:rPr>
@@ -8152,14 +8217,14 @@
           <w:color w:val="000000"/>
           <w:sz w:val="24"/>
         </w:rPr>
-        <w:t xml:space="preserve"> Владико, Боже святий і неосяжний, що казав із темряви світлові засіяти, що заспокоїв нас у нічному сні й підвів до величання і моління Твоєї доброти! Ти, що даєш себе умолити задля свого милосердя, прийми і нині нас, що поклоняємося Тобі й по силі </w:t>
-      </w:r>
-      <w:r>
-        <w:rPr>
-          <w:rFonts w:ascii="Times New Roman" w:hAnsi="Times New Roman"/>
-          <w:sz w:val="24"/>
-        </w:rPr>
-        <w:t xml:space="preserve">благодаримо </w:t>
+        <w:t xml:space="preserve"> Скарб</w:t>
+      </w:r>
+      <w:r>
+        <w:rPr>
+          <w:rFonts w:ascii="Times New Roman" w:hAnsi="Times New Roman"/>
+          <w:sz w:val="24"/>
+        </w:rPr>
+        <w:t>нице</w:t>
       </w:r>
       <w:r>
         <w:rPr>
@@ -8167,14 +8232,14 @@
           <w:color w:val="000000"/>
           <w:sz w:val="24"/>
         </w:rPr>
-        <w:t>Т</w:t>
-      </w:r>
-      <w:r>
-        <w:rPr>
-          <w:rFonts w:ascii="Times New Roman" w:hAnsi="Times New Roman"/>
-          <w:sz w:val="24"/>
-        </w:rPr>
-        <w:t>ебе</w:t>
+        <w:t xml:space="preserve"> </w:t>
+      </w:r>
+      <w:r>
+        <w:rPr>
+          <w:rFonts w:ascii="Times New Roman" w:hAnsi="Times New Roman"/>
+          <w:sz w:val="24"/>
+        </w:rPr>
+        <w:t>благ</w:t>
       </w:r>
       <w:r>
         <w:rPr>
@@ -8182,14 +8247,28 @@
           <w:color w:val="000000"/>
           <w:sz w:val="24"/>
         </w:rPr>
-        <w:t xml:space="preserve">; і даруй нам те, чого просимо задля спасіння. Вчини нас синами світла і дня та спадкоємцями вічних Твоїх </w:t>
-      </w:r>
-      <w:r>
-        <w:rPr>
-          <w:rFonts w:ascii="Times New Roman" w:hAnsi="Times New Roman"/>
-          <w:sz w:val="24"/>
-        </w:rPr>
-        <w:t>благ</w:t>
+        <w:t>, джерело невисихаюче, Отче святий, чудотворче всесильний і вседержителю! Усі Тобі поклоняємося і Тобі молимося та Твої милості і Твої ласки призиваємо на поміч і на заступництво нашій смиренності. Пом'яни, Господи, слуг Твоїх, прийми від усіх нас ранішні моління, як кадило перед Тобою; ні одного з нас не вчини нездатним, але всіх нас зберігай ласками Твоїми. Пом'яни, Господи, тих, що чувають і співають на славу Твою і єдинородного Твого Сина і Бога нашого, і Святого Твого Духа. Будь їм помічником і заступником; прийми їх молитви на наднебесний і духовний Твій жертовник, бо Ти Бог наш, і Тобі славу возсилаємо: Отцю, і Сину, і Святому Духові, нині і повсякчас, і на віки віків. Амінь.</w:t>
+      </w:r>
+    </w:p>
+    <w:p>
+      <w:pPr>
+        <w:spacing w:after="120"/>
+        <w:jc w:val="both"/>
+      </w:pPr>
+      <w:r>
+        <w:rPr>
+          <w:rFonts w:ascii="Times New Roman" w:hAnsi="Times New Roman"/>
+          <w:color w:val="FF0000"/>
+          <w:sz w:val="24"/>
+        </w:rPr>
+        <w:t xml:space="preserve">6. </w:t>
+      </w:r>
+      <w:r>
+        <w:rPr>
+          <w:rFonts w:ascii="Times New Roman" w:hAnsi="Times New Roman"/>
+          <w:sz w:val="24"/>
+        </w:rPr>
+        <w:t>Благодаримо</w:t>
       </w:r>
       <w:r>
         <w:rPr>
@@ -8197,7 +8276,37 @@
           <w:color w:val="000000"/>
           <w:sz w:val="24"/>
         </w:rPr>
-        <w:t>. Пом'яни, Господи, за багатством ласк Твоїх усіх людей, що є і моляться з нами, і всю братію нашу на землі й на морі, і на всякому місці володіння Твого, що потребують Твоєї любови й помочі. Усім вияви велику Твою милість, щоб спасенні, як душею так і тілом, завжди перебували й відважно славили чудне й благословенне ім'я Твоє, бо Ти Бог милости і ласк, і любови, і Тобі славу возсилаємо: Отцю, і Сину, і Святому Духові, нині і повсякчас, і на віки віків. Амінь.</w:t>
+        <w:t xml:space="preserve"> Т</w:t>
+      </w:r>
+      <w:r>
+        <w:rPr>
+          <w:rFonts w:ascii="Times New Roman" w:hAnsi="Times New Roman"/>
+          <w:sz w:val="24"/>
+        </w:rPr>
+        <w:t>е</w:t>
+      </w:r>
+      <w:r>
+        <w:rPr>
+          <w:rFonts w:ascii="Times New Roman" w:hAnsi="Times New Roman"/>
+          <w:color w:val="000000"/>
+          <w:sz w:val="24"/>
+        </w:rPr>
+        <w:t>б</w:t>
+      </w:r>
+      <w:r>
+        <w:rPr>
+          <w:rFonts w:ascii="Times New Roman" w:hAnsi="Times New Roman"/>
+          <w:sz w:val="24"/>
+        </w:rPr>
+        <w:t>е</w:t>
+      </w:r>
+      <w:r>
+        <w:rPr>
+          <w:rFonts w:ascii="Times New Roman" w:hAnsi="Times New Roman"/>
+          <w:color w:val="000000"/>
+          <w:sz w:val="24"/>
+        </w:rPr>
+        <w:t>, Господи, Боже спасіння нашого, бо Ти все робиш для добра життя нашого, щоб ми завжди на Тебе споглядали, Спасителю й Доброчинцю душ наших. Бо Ти дав спокій нам у час минулої ночі й підвів нас, щоб ми поклонялися величному імені Твоєму. Тому молимо Тебе, Господи: Дай нам ласку й силу, щоб ми стали гідними співати Тобі розумно й молитися безупинно та в страсі і тремтінні над нашим спасінням працювали, при заступництві Христа Твого. Пом'яни, Господи, і тих, що вночі до Тебе кличуть. Вислухай їх і помилуй, і круши під ноги їх невидимих і войовничих ворогів. Бо Ти Цар миру і Спас душ наших, і Тобі славу возсилаємо: Отцю і Сину, і Святому Духові, нині і повсякчас, і на віки віків. Амінь.</w:t>
       </w:r>
     </w:p>
     <w:p>
@@ -8211,7 +8320,7 @@
           <w:color w:val="FF0000"/>
           <w:sz w:val="24"/>
         </w:rPr>
-        <w:t>5.</w:t>
+        <w:t>7.</w:t>
       </w:r>
       <w:r>
         <w:rPr>
@@ -8219,14 +8328,21 @@
           <w:color w:val="000000"/>
           <w:sz w:val="24"/>
         </w:rPr>
-        <w:t xml:space="preserve"> Скарб</w:t>
-      </w:r>
-      <w:r>
-        <w:rPr>
-          <w:rFonts w:ascii="Times New Roman" w:hAnsi="Times New Roman"/>
-          <w:sz w:val="24"/>
-        </w:rPr>
-        <w:t>нице</w:t>
+        <w:t xml:space="preserve"> Боже й Отче Господа нашого Ісуса Христа! Ти підніс нас з постелі нашої і зібрав на годину молитви. Дай нам ласку відкрити уста наші і прийми наші подяки, що в наших силах, і навчи нас установ Твоїх. Бо молитися як слід не вміємо, якщо Ти, Господи, святим Твоїм Духом не навчиш нас. Тому молимося Тобі: Даруй і прости, якщо ми згрішили аж до теперішньої години словом або ділом, або думкою, добровільно або недобровільно. Бо коли на провини будеш дивитися, Господи, Господи, то хто встоїться, бо в Тебе є прощення. Ти один святий, допоміжник сильний, захисник життя нашого, і Тебе ми завжди оспівуватимемо. Нехай буде сила Царства Твого завжди благословенна і вельми прославлювана: Отця, і Сина, і Святого Духа, нині і повсякчас, і на віки віків. Амінь.</w:t>
+      </w:r>
+    </w:p>
+    <w:p>
+      <w:pPr>
+        <w:spacing w:after="120"/>
+        <w:jc w:val="both"/>
+      </w:pPr>
+      <w:r>
+        <w:rPr>
+          <w:rFonts w:ascii="Times New Roman" w:hAnsi="Times New Roman"/>
+          <w:color w:val="FF0000"/>
+          <w:sz w:val="24"/>
+        </w:rPr>
+        <w:t xml:space="preserve">8. </w:t>
       </w:r>
       <w:r>
         <w:rPr>
@@ -8234,14 +8350,21 @@
           <w:color w:val="000000"/>
           <w:sz w:val="24"/>
         </w:rPr>
-        <w:t xml:space="preserve"> </w:t>
-      </w:r>
-      <w:r>
-        <w:rPr>
-          <w:rFonts w:ascii="Times New Roman" w:hAnsi="Times New Roman"/>
-          <w:sz w:val="24"/>
-        </w:rPr>
-        <w:t>благ</w:t>
+        <w:t>Господи, Боже наш, що сонну неміч забрав від нас і покликав нас візванням святим, щоб і вночі підносити руки наші і прославляти Тебе за справедливі Твої присуди. Прийми благання наші, моління, визнавання, нічні служби і даруй нам, Боже, віру бездоганну, надію впевнену, любов нелицемірну. Благослови наші входи й виходи, вчинки, слова, діла й думки; і дай нам дочекатися початку дня, нам, що хвалять й оспівують, і благословлять добрість Твоєї несказанної сили, щоб було благословенне Твоє пресвяте ім'я і прославлене Твоє царство: Отця, і Сина, і Святого Духа, нині і повсякчас, і на віки віків. Амінь.</w:t>
+      </w:r>
+    </w:p>
+    <w:p>
+      <w:pPr>
+        <w:spacing w:after="120"/>
+        <w:jc w:val="both"/>
+      </w:pPr>
+      <w:r>
+        <w:rPr>
+          <w:rFonts w:ascii="Times New Roman" w:hAnsi="Times New Roman"/>
+          <w:color w:val="FF0000"/>
+          <w:sz w:val="24"/>
+        </w:rPr>
+        <w:t>9.</w:t>
       </w:r>
       <w:r>
         <w:rPr>
@@ -8249,28 +8372,7 @@
           <w:color w:val="000000"/>
           <w:sz w:val="24"/>
         </w:rPr>
-        <w:t>, джерело невисихаюче, Отче святий, чудотворче всесильний і вседержителю! Усі Тобі поклоняємося і Тобі молимося та Твої милості і Твої ласки призиваємо на поміч і на заступництво нашій смиренності. Пом'яни, Господи, слуг Твоїх, прийми від усіх нас ранішні моління, як кадило перед Тобою; ні одного з нас не вчини нездатним, але всіх нас зберігай ласками Твоїми. Пом'яни, Господи, тих, що чувають і співають на славу Твою і єдинородного Твого Сина і Бога нашого, і Святого Твого Духа. Будь їм помічником і заступником; прийми їх молитви на наднебесний і духовний Твій жертовник, бо Ти Бог наш, і Тобі славу возсилаємо: Отцю, і Сину, і Святому Духові, нині і повсякчас, і на віки віків. Амінь.</w:t>
-      </w:r>
-    </w:p>
-    <w:p>
-      <w:pPr>
-        <w:spacing w:after="120"/>
-        <w:jc w:val="both"/>
-      </w:pPr>
-      <w:r>
-        <w:rPr>
-          <w:rFonts w:ascii="Times New Roman" w:hAnsi="Times New Roman"/>
-          <w:color w:val="FF0000"/>
-          <w:sz w:val="24"/>
-        </w:rPr>
-        <w:t xml:space="preserve">6. </w:t>
-      </w:r>
-      <w:r>
-        <w:rPr>
-          <w:rFonts w:ascii="Times New Roman" w:hAnsi="Times New Roman"/>
-          <w:sz w:val="24"/>
-        </w:rPr>
-        <w:t>Благодаримо</w:t>
+        <w:t xml:space="preserve"> Господи, Боже наш! Ти за покаяння дарував людям відпущення, нам же, як образ пізнання і визнання гріхів, показав покаяння і прощення пророка Давида. Тож, Владико, помилуй з великої милости Твоєї нас, що в чимало великих гріхів впали, і по багатстві ласк Твоїх очисти беззаконня наші, бо перед Тобою згрішили ми, Господи, що невідомі й таємні речі серця людського знаєш, і єдиний Ти маєш владу прощати гріхи. Серце ж чисте вчини в нас і Духом </w:t>
       </w:r>
       <w:r>
         <w:rPr>
@@ -8278,111 +8380,7 @@
           <w:color w:val="000000"/>
           <w:sz w:val="24"/>
         </w:rPr>
-        <w:t xml:space="preserve"> Т</w:t>
-      </w:r>
-      <w:r>
-        <w:rPr>
-          <w:rFonts w:ascii="Times New Roman" w:hAnsi="Times New Roman"/>
-          <w:sz w:val="24"/>
-        </w:rPr>
-        <w:t>е</w:t>
-      </w:r>
-      <w:r>
-        <w:rPr>
-          <w:rFonts w:ascii="Times New Roman" w:hAnsi="Times New Roman"/>
-          <w:color w:val="000000"/>
-          <w:sz w:val="24"/>
-        </w:rPr>
-        <w:t>б</w:t>
-      </w:r>
-      <w:r>
-        <w:rPr>
-          <w:rFonts w:ascii="Times New Roman" w:hAnsi="Times New Roman"/>
-          <w:sz w:val="24"/>
-        </w:rPr>
-        <w:t>е</w:t>
-      </w:r>
-      <w:r>
-        <w:rPr>
-          <w:rFonts w:ascii="Times New Roman" w:hAnsi="Times New Roman"/>
-          <w:color w:val="000000"/>
-          <w:sz w:val="24"/>
-        </w:rPr>
-        <w:t>, Господи, Боже спасіння нашого, бо Ти все робиш для добра життя нашого, щоб ми завжди на Тебе споглядали, Спасителю й Доброчинцю душ наших. Бо Ти дав спокій нам у час минулої ночі й підвів нас, щоб ми поклонялися величному імені Твоєму. Тому молимо Тебе, Господи: Дай нам ласку й силу, щоб ми стали гідними співати Тобі розумно й молитися безупинно та в страсі і тремтінні над нашим спасінням працювали, при заступництві Христа Твого. Пом'яни, Господи, і тих, що вночі до Тебе кличуть. Вислухай їх і помилуй, і круши під ноги їх невидимих і войовничих ворогів. Бо Ти Цар миру і Спас душ наших, і Тобі славу возсилаємо: Отцю і Сину, і Святому Духові, нині і повсякчас, і на віки віків. Амінь.</w:t>
-      </w:r>
-    </w:p>
-    <w:p>
-      <w:pPr>
-        <w:spacing w:after="120"/>
-        <w:jc w:val="both"/>
-      </w:pPr>
-      <w:r>
-        <w:rPr>
-          <w:rFonts w:ascii="Times New Roman" w:hAnsi="Times New Roman"/>
-          <w:color w:val="FF0000"/>
-          <w:sz w:val="24"/>
-        </w:rPr>
-        <w:t>7.</w:t>
-      </w:r>
-      <w:r>
-        <w:rPr>
-          <w:rFonts w:ascii="Times New Roman" w:hAnsi="Times New Roman"/>
-          <w:color w:val="000000"/>
-          <w:sz w:val="24"/>
-        </w:rPr>
-        <w:t xml:space="preserve"> Боже й Отче Господа нашого Ісуса Христа! Ти підніс нас з постелі нашої і зібрав на годину молитви. Дай нам ласку відкрити уста наші і прийми наші подяки, що в наших силах, і навчи нас установ Твоїх. Бо молитися як слід не вміємо, якщо Ти, Господи, святим Твоїм Духом не навчиш нас. Тому молимося Тобі: Даруй і прости, якщо ми згрішили аж до теперішньої години </w:t>
-      </w:r>
-      <w:r>
-        <w:rPr>
-          <w:rFonts w:ascii="Times New Roman" w:hAnsi="Times New Roman"/>
-          <w:color w:val="000000"/>
-          <w:sz w:val="24"/>
-        </w:rPr>
-        <w:t>словом або ділом, або думкою, добровільно або недобровільно. Бо коли на провини будеш дивитися, Господи, Господи, то хто встоїться, бо в Тебе є прощення. Ти один святий, допоміжник сильний, захисник життя нашого, і Тебе ми завжди оспівуватимемо. Нехай буде сила Царства Твого завжди благословенна і вельми прославлювана: Отця, і Сина, і Святого Духа, нині і повсякчас, і на віки віків. Амінь.</w:t>
-      </w:r>
-    </w:p>
-    <w:p>
-      <w:pPr>
-        <w:spacing w:after="120"/>
-        <w:jc w:val="both"/>
-      </w:pPr>
-      <w:r>
-        <w:rPr>
-          <w:rFonts w:ascii="Times New Roman" w:hAnsi="Times New Roman"/>
-          <w:color w:val="FF0000"/>
-          <w:sz w:val="24"/>
-        </w:rPr>
-        <w:t xml:space="preserve">8. </w:t>
-      </w:r>
-      <w:r>
-        <w:rPr>
-          <w:rFonts w:ascii="Times New Roman" w:hAnsi="Times New Roman"/>
-          <w:color w:val="000000"/>
-          <w:sz w:val="24"/>
-        </w:rPr>
-        <w:t>Господи, Боже наш, що сонну неміч забрав від нас і покликав нас візванням святим, щоб і вночі підносити руки наші і прославляти Тебе за справедливі Твої присуди. Прийми благання наші, моління, визнавання, нічні служби і даруй нам, Боже, віру бездоганну, надію впевнену, любов нелицемірну. Благослови наші входи й виходи, вчинки, слова, діла й думки; і дай нам дочекатися початку дня, нам, що хвалять й оспівують, і благословлять добрість Твоєї несказанної сили, щоб було благословенне Твоє пресвяте ім'я і прославлене Твоє царство: Отця, і Сина, і Святого Духа, нині і повсякчас, і на віки віків. Амінь.</w:t>
-      </w:r>
-    </w:p>
-    <w:p>
-      <w:pPr>
-        <w:spacing w:after="120"/>
-        <w:jc w:val="both"/>
-      </w:pPr>
-      <w:r>
-        <w:rPr>
-          <w:rFonts w:ascii="Times New Roman" w:hAnsi="Times New Roman"/>
-          <w:color w:val="FF0000"/>
-          <w:sz w:val="24"/>
-        </w:rPr>
-        <w:t>9.</w:t>
-      </w:r>
-      <w:r>
-        <w:rPr>
-          <w:rFonts w:ascii="Times New Roman" w:hAnsi="Times New Roman"/>
-          <w:color w:val="000000"/>
-          <w:sz w:val="24"/>
-        </w:rPr>
-        <w:t xml:space="preserve"> Господи, Боже наш! Ти за покаяння дарував людям відпущення, нам же, як образ пізнання і визнання гріхів, показав покаяння і прощення пророка Давида. Тож, Владико, помилуй з великої милости Твоєї нас, що в чимало великих гріхів впали, і по багатстві ласк Твоїх очисти беззаконня наші, бо перед Тобою згрішили ми, Господи, що невідомі й таємні речі серця людського знаєш, і єдиний Ти маєш владу прощати гріхи. Серце ж чисте вчини в нас і Духом владичним утверди нас, і радість спасіння Твого яви нам. Не відкинь нас від лиця Твого, але дозволь, як благий і людинолюбний, аж до останнього нашого віддиху появляти Тобі жертву справедливости й приноси на святих Твоїх жертовниках, милістю і ласками і людинолюб'ям єдинородного Сина Твого, з яким Ти є благословенний з пресвятим, добрим і животворчим Твоїм Духом, нині й повсякчас, і на віки віків. Амінь.</w:t>
+        <w:t>владичним утверди нас, і радість спасіння Твого яви нам. Не відкинь нас від лиця Твого, але дозволь, як благий і людинолюбний, аж до останнього нашого віддиху появляти Тобі жертву справедливости й приноси на святих Твоїх жертовниках, милістю і ласками і людинолюб'ям єдинородного Сина Твого, з яким Ти є благословенний з пресвятим, добрим і животворчим Твоїм Духом, нині й повсякчас, і на віки віків. Амінь.</w:t>
       </w:r>
     </w:p>
     <w:p>
@@ -10589,7 +10587,15 @@
           <w:sz w:val="24"/>
           <w:u w:val="single"/>
         </w:rPr>
-        <w:t>[Від ночі лине дух наш до тебе, Боже, бо світлом є повеління твої на землі. Навчи нас у страсі твоєму виконувати правду й добро, бо тебе славимо як правдивого Бога нашого. Прихили вухо своє і вислухай нас, і пом'яни, Господи, тих, що є та що моляться з нами, всіх по імені, і спаси їх силою твоєю. Благослови людей твоїх і освяти спадкоємство твоє: мир світові твоєму даруй, церквам твоїм, Священникам, владі, і всім людям.]</w:t>
+        <w:t xml:space="preserve">[Від ночі лине дух наш до тебе, Боже, бо світлом є повеління твої на землі. Навчи нас у страсі твоєму виконувати правду й добро, бо тебе славимо як правдивого Бога нашого. Прихили вухо </w:t>
+      </w:r>
+      <w:r>
+        <w:rPr>
+          <w:rFonts w:ascii="Times New Roman" w:hAnsi="Times New Roman"/>
+          <w:sz w:val="24"/>
+          <w:u w:val="single"/>
+        </w:rPr>
+        <w:t>своє і вислухай нас, і пом'яни, Господи, тих, що є та що моляться з нами, всіх по імені, і спаси їх силою твоєю. Благослови людей твоїх і освяти спадкоємство твоє: мир світові твоєму даруй, церквам твоїм, Священникам, владі, і всім людям.]</w:t>
       </w:r>
     </w:p>
     <w:p>
@@ -11971,14 +11977,7 @@
           <w:rFonts w:ascii="Times New Roman" w:hAnsi="Times New Roman"/>
           <w:sz w:val="24"/>
         </w:rPr>
-        <w:t xml:space="preserve">Спаси́, Бо́же, наро́д Твій і благослови́ спадкоє́мство Твоє́, навідай світ Твій ми́лістю і щедро́тами, вознеси́ ріг христия́н правосла́вних і зішли́ на нас бага́ті Твої ми́лості: моли́твами всепречи́стої Влади́чиці на́шої Богоро́диці і Приснодіви Марії, си́лою чесно́го і животворя́щого Хреста́, засту́пництвом чесни́х Небе́сних Сил безплотних, чесно́го, сла́вного проро́ка, Предте́чі і Хрести́теля Йоа́на, святи́х сла́вних і всехва́льних Апо́столів; святи́х отців на́ших і вселе́нських вели́ких учителів і святи́телів Васи́лія Вели́кого, Григо́рія Богосло́ва та Йоа́на Золотоу́стого; Атана́сія і Кири́ла; свято́го отця́ на́шого Микола́я, архиєпи́скопа Мир </w:t>
-      </w:r>
-      <w:r>
-        <w:rPr>
-          <w:rFonts w:ascii="Times New Roman" w:hAnsi="Times New Roman"/>
-          <w:sz w:val="24"/>
-        </w:rPr>
-        <w:t xml:space="preserve">Лікійських, чудотво́рця; святи́х рівноапо́стольних Кири́ла і Мето́дія, учителів слов’я́нських; свято́го благовірного і рівноапо́стольного вели́кого кня́зя Володи́мира і блаже́нної вели́кої княги́ні Ольги; свято́го священному́ченика Йосафа́та; святи́х сла́вних і добропобідних му́чеників; блаже́нних новому́чеників та ісповідників українських; преподо́бних і богоно́сних отців на́ших Антонія і Теодо́сія Пече́рських та інших преподо́бних і богоно́сних отців на́ших; святи́х і пра́ведних богоотців Йоаки́ма і Анни; і свято́го </w:t>
+        <w:t xml:space="preserve">Спаси́, Бо́же, наро́д Твій і благослови́ спадкоє́мство Твоє́, навідай світ Твій ми́лістю і щедро́тами, вознеси́ ріг христия́н правосла́вних і зішли́ на нас бага́ті Твої ми́лості: моли́твами всепречи́стої Влади́чиці на́шої Богоро́диці і Приснодіви Марії, си́лою чесно́го і животворя́щого Хреста́, засту́пництвом чесни́х Небе́сних Сил безплотних, чесно́го, сла́вного проро́ка, Предте́чі і Хрести́теля Йоа́на, святи́х сла́вних і всехва́льних Апо́столів; святи́х отців на́ших і вселе́нських вели́ких учителів і святи́телів Васи́лія Вели́кого, Григо́рія Богосло́ва та Йоа́на Золотоу́стого; Атана́сія і Кири́ла; свято́го отця́ на́шого Микола́я, архиєпи́скопа Мир Лікійських, чудотво́рця; святи́х рівноапо́стольних Кири́ла і Мето́дія, учителів слов’я́нських; свято́го благовірного і рівноапо́стольного вели́кого кня́зя Володи́мира і блаже́нної вели́кої княги́ні Ольги; свято́го священному́ченика Йосафа́та; святи́х сла́вних і добропобідних му́чеників; блаже́нних новому́чеників та ісповідників українських; преподо́бних і богоно́сних отців на́ших Антонія і Теодо́сія Пече́рських та інших преподо́бних і богоно́сних отців на́ших; святи́х і пра́ведних богоотців Йоаки́ма і Анни; і свято́го </w:t>
       </w:r>
       <w:r>
         <w:rPr>
@@ -16281,7 +16280,15 @@
           <w:sz w:val="24"/>
           <w:u w:val="single"/>
         </w:rPr>
-        <w:t>[Владико, Боже святий і неосяжний, що казав із темряви світлові засіяти, що заспокоїв нас у нічному сні й підвів до величання і моління Твоєї доброти! Ти, що даєш себе умолити задля свого милосердя, прийми і нині нас, що поклоняємося Тобі й по силі благодаримо Тебе; і даруй нам те, чого просимо задля спасіння. Вчини нас синами світла і дня та спадкоємцями вічних Твоїх благ. Пом'яни, Господи, за багатством ласк Твоїх усіх людей, що є і моляться з нами, і всю братію нашу на землі й на морі, і на всякому місці володіння Твого, що потребують Твоєї любови й помочі. Усім вияви велику Твою милість, щоб спасенні, як душею так і тілом, завжди перебували й відважно славили чудне й благословенне ім'я Твоє.]</w:t>
+        <w:t xml:space="preserve">[Владико, Боже святий і неосяжний, що казав із темряви світлові засіяти, що заспокоїв нас у нічному сні й підвів до величання і моління Твоєї доброти! Ти, що даєш себе умолити задля </w:t>
+      </w:r>
+      <w:r>
+        <w:rPr>
+          <w:rFonts w:ascii="Times New Roman" w:hAnsi="Times New Roman"/>
+          <w:sz w:val="24"/>
+          <w:u w:val="single"/>
+        </w:rPr>
+        <w:t>свого милосердя, прийми і нині нас, що поклоняємося Тобі й по силі благодаримо Тебе; і даруй нам те, чого просимо задля спасіння. Вчини нас синами світла і дня та спадкоємцями вічних Твоїх благ. Пом'яни, Господи, за багатством ласк Твоїх усіх людей, що є і моляться з нами, і всю братію нашу на землі й на морі, і на всякому місці володіння Твого, що потребують Твоєї любови й помочі. Усім вияви велику Твою милість, щоб спасенні, як душею так і тілом, завжди перебували й відважно славили чудне й благословенне ім'я Твоє.]</w:t>
       </w:r>
     </w:p>
     <w:p>
